--- a/SECTION A.docx
+++ b/SECTION A.docx
@@ -1,6 +1,6 @@
 
 <file path=word/document.xml><?xml version="1.0" encoding="utf-8"?>
-<w:document xmlns:wpc="http://schemas.microsoft.com/office/word/2010/wordprocessingCanvas" xmlns:mc="http://schemas.openxmlformats.org/markup-compatibility/2006" xmlns:o="urn:schemas-microsoft-com:office:office" xmlns:r="http://schemas.openxmlformats.org/officeDocument/2006/relationships" xmlns:m="http://schemas.openxmlformats.org/officeDocument/2006/math" xmlns:v="urn:schemas-microsoft-com:vml" xmlns:wp14="http://schemas.microsoft.com/office/word/2010/wordprocessingDrawing" xmlns:wp="http://schemas.openxmlformats.org/drawingml/2006/wordprocessingDrawing" xmlns:w10="urn:schemas-microsoft-com:office:word" xmlns:w="http://schemas.openxmlformats.org/wordprocessingml/2006/main" xmlns:w14="http://schemas.microsoft.com/office/word/2010/wordml" xmlns:w15="http://schemas.microsoft.com/office/word/2012/wordml" xmlns:wpg="http://schemas.microsoft.com/office/word/2010/wordprocessingGroup" xmlns:wpi="http://schemas.microsoft.com/office/word/2010/wordprocessingInk" xmlns:wne="http://schemas.microsoft.com/office/word/2006/wordml" xmlns:wps="http://schemas.microsoft.com/office/word/2010/wordprocessingShape" xmlns:w16se="http://schemas.microsoft.com/office/word/2015/wordml/symex" xmlns:w16cid="http://schemas.microsoft.com/office/word/2016/wordml/cid" xmlns:w16="http://schemas.microsoft.com/office/word/2018/wordml" xmlns:w16cex="http://schemas.microsoft.com/office/word/2018/wordml/cex" xmlns:w16sdtdh="http://schemas.microsoft.com/office/word/2020/wordml/sdtdatahash" xmlns:w16sdtfl="http://schemas.microsoft.com/office/word/2024/wordml/sdtformatlock" mc:Ignorable="w14 w15 wp14 w16se w16cid w16 w16cex w16sdtdh w16sdtfl">
+<w:document xmlns:wpc="http://schemas.microsoft.com/office/word/2010/wordprocessingCanvas" xmlns:mc="http://schemas.openxmlformats.org/markup-compatibility/2006" xmlns:o="urn:schemas-microsoft-com:office:office" xmlns:r="http://schemas.openxmlformats.org/officeDocument/2006/relationships" xmlns:m="http://schemas.openxmlformats.org/officeDocument/2006/math" xmlns:v="urn:schemas-microsoft-com:vml" xmlns:wp14="http://schemas.microsoft.com/office/word/2010/wordprocessingDrawing" xmlns:wp="http://schemas.openxmlformats.org/drawingml/2006/wordprocessingDrawing" xmlns:w10="urn:schemas-microsoft-com:office:word" xmlns:w="http://schemas.openxmlformats.org/wordprocessingml/2006/main" xmlns:w14="http://schemas.microsoft.com/office/word/2010/wordml" xmlns:w15="http://schemas.microsoft.com/office/word/2012/wordml" xmlns:wpg="http://schemas.microsoft.com/office/word/2010/wordprocessingGroup" xmlns:wpi="http://schemas.microsoft.com/office/word/2010/wordprocessingInk" xmlns:wne="http://schemas.microsoft.com/office/word/2006/wordml" xmlns:wps="http://schemas.microsoft.com/office/word/2010/wordprocessingShape" xmlns:w16se="http://schemas.microsoft.com/office/word/2015/wordml/symex" xmlns:w16cid="http://schemas.microsoft.com/office/word/2016/wordml/cid" xmlns:w16="http://schemas.microsoft.com/office/word/2018/wordml" xmlns:w16cex="http://schemas.microsoft.com/office/word/2018/wordml/cex" xmlns:w16sdtdh="http://schemas.microsoft.com/office/word/2020/wordml/sdtdatahash" xmlns:w16sdtfl="http://schemas.microsoft.com/office/word/2024/wordml/sdtformatlock" xmlns:a="http://schemas.openxmlformats.org/drawingml/2006/main" xmlns:pic="http://schemas.openxmlformats.org/drawingml/2006/picture" xmlns:a14="http://schemas.microsoft.com/office/drawing/2010/main" mc:Ignorable="w14 w15 wp14 w16se w16cid w16 w16cex w16sdtdh w16sdtfl">
   <w:body>
     <w:p xmlns:wp14="http://schemas.microsoft.com/office/word/2010/wordml" wp14:paraId="2C078E63" wp14:textId="77777777"/>
     <w:p>
@@ -52,6 +52,330 @@
         </w:rPr>
         <w:t xml:space="preserve">  </w:t>
       </w:r>
+    </w:p>
+    <w:p>
+      <w:pPr>
+        <w:pStyle w:val="Normal"/>
+      </w:pPr>
+      <w:r>
+        <w:rPr/>
+        <w:t>I have created this ERD based on the background explanation given to us from the POE.</w:t>
+      </w:r>
+      <w:r>
+        <w:rPr/>
+        <w:t xml:space="preserve"> We were tasked to create a </w:t>
+      </w:r>
+      <w:r>
+        <w:rPr/>
+        <w:t>RaceDay</w:t>
+      </w:r>
+      <w:r>
+        <w:rPr/>
+        <w:t xml:space="preserve"> system, w</w:t>
+      </w:r>
+      <w:r>
+        <w:rPr/>
+        <w:t xml:space="preserve">hich needs to have an ERD, an API endpoint plan, and a SQL. </w:t>
+      </w:r>
+    </w:p>
+    <w:p>
+      <w:pPr>
+        <w:pStyle w:val="Normal"/>
+      </w:pPr>
+      <w:r>
+        <w:rPr/>
+        <w:t>This is the ERD SECTION.</w:t>
+      </w:r>
+    </w:p>
+    <w:p>
+      <w:pPr>
+        <w:pStyle w:val="Normal"/>
+      </w:pPr>
+      <w:r>
+        <w:drawing>
+          <wp:inline wp14:editId="0BEED4FA" wp14:anchorId="5199F41B">
+            <wp:extent cx="5943600" cy="3038475"/>
+            <wp:effectExtent l="0" t="0" r="0" b="0"/>
+            <wp:docPr id="726702513" name="drawing"/>
+            <wp:cNvGraphicFramePr>
+              <a:graphicFrameLocks noChangeAspect="1"/>
+            </wp:cNvGraphicFramePr>
+            <a:graphic>
+              <a:graphicData xmlns:a="http://schemas.openxmlformats.org/drawingml/2006/main" uri="http://schemas.openxmlformats.org/drawingml/2006/picture">
+                <pic:pic xmlns:pic="http://schemas.openxmlformats.org/drawingml/2006/picture">
+                  <pic:nvPicPr>
+                    <pic:cNvPr id="726702513" name="Picture 726702513"/>
+                    <pic:cNvPicPr/>
+                  </pic:nvPicPr>
+                  <pic:blipFill>
+                    <a:blip xmlns:r="http://schemas.openxmlformats.org/officeDocument/2006/relationships" r:embed="rId557270775">
+                      <a:extLst>
+                        <a:ext uri="{28A0092B-C50C-407E-A947-70E740481C1C}">
+                          <a14:useLocalDpi xmlns:a14="http://schemas.microsoft.com/office/drawing/2010/main"/>
+                        </a:ext>
+                      </a:extLst>
+                    </a:blip>
+                    <a:stretch>
+                      <a:fillRect/>
+                    </a:stretch>
+                  </pic:blipFill>
+                  <pic:spPr>
+                    <a:xfrm>
+                      <a:off x="0" y="0"/>
+                      <a:ext cx="5943600" cy="3038475"/>
+                    </a:xfrm>
+                    <a:prstGeom prst="rect">
+                      <a:avLst/>
+                    </a:prstGeom>
+                  </pic:spPr>
+                </pic:pic>
+              </a:graphicData>
+            </a:graphic>
+          </wp:inline>
+        </w:drawing>
+      </w:r>
+    </w:p>
+    <w:p>
+      <w:pPr>
+        <w:pStyle w:val="Normal"/>
+      </w:pPr>
+      <w:r>
+        <w:rPr/>
+        <w:t xml:space="preserve">The explanation of the ERD, and </w:t>
+      </w:r>
+      <w:r>
+        <w:rPr/>
+        <w:t>scenario</w:t>
+      </w:r>
+      <w:r>
+        <w:rPr/>
+        <w:t xml:space="preserve">. </w:t>
+      </w:r>
+    </w:p>
+    <w:p>
+      <w:pPr>
+        <w:pStyle w:val="Normal"/>
+      </w:pPr>
+      <w:r>
+        <w:rPr/>
+        <w:t>So,</w:t>
+      </w:r>
+      <w:r>
+        <w:rPr/>
+        <w:t xml:space="preserve"> in this scenario and the background, the </w:t>
+      </w:r>
+      <w:r>
+        <w:rPr/>
+        <w:t>participants</w:t>
+      </w:r>
+      <w:r>
+        <w:rPr/>
+        <w:t xml:space="preserve"> </w:t>
+      </w:r>
+      <w:r>
+        <w:rPr/>
+        <w:t>must</w:t>
+      </w:r>
+      <w:r>
+        <w:rPr/>
+        <w:t xml:space="preserve"> be able to register for an event, view events, register for a</w:t>
+      </w:r>
+      <w:r>
+        <w:rPr/>
+        <w:t xml:space="preserve"> </w:t>
+      </w:r>
+      <w:r>
+        <w:rPr/>
+        <w:t>competition</w:t>
+      </w:r>
+      <w:r>
+        <w:rPr/>
+        <w:t>,</w:t>
+      </w:r>
+      <w:r>
+        <w:rPr/>
+        <w:t xml:space="preserve"> see their results</w:t>
+      </w:r>
+      <w:r>
+        <w:rPr/>
+        <w:t>, and enter</w:t>
+      </w:r>
+      <w:r>
+        <w:rPr/>
+        <w:t xml:space="preserve"> their details. The </w:t>
+      </w:r>
+      <w:r>
+        <w:rPr/>
+        <w:t>organizer</w:t>
+      </w:r>
+      <w:r>
+        <w:rPr/>
+        <w:t>/s</w:t>
+      </w:r>
+      <w:r>
+        <w:rPr/>
+        <w:t xml:space="preserve"> need to </w:t>
+      </w:r>
+      <w:r>
+        <w:rPr/>
+        <w:t xml:space="preserve">be able to view the events, create the </w:t>
+      </w:r>
+      <w:r>
+        <w:rPr/>
+        <w:t>events,</w:t>
+      </w:r>
+      <w:r>
+        <w:rPr/>
+        <w:t xml:space="preserve"> and view the </w:t>
+      </w:r>
+      <w:r>
+        <w:rPr/>
+        <w:t>participants'</w:t>
+      </w:r>
+      <w:r>
+        <w:rPr/>
+        <w:t xml:space="preserve"> results. </w:t>
+      </w:r>
+    </w:p>
+    <w:p>
+      <w:pPr>
+        <w:pStyle w:val="Normal"/>
+      </w:pPr>
+      <w:r>
+        <w:rPr/>
+        <w:t xml:space="preserve">The </w:t>
+      </w:r>
+      <w:r>
+        <w:rPr/>
+        <w:t>participant's</w:t>
+      </w:r>
+      <w:r>
+        <w:rPr/>
+        <w:t xml:space="preserve"> table has included the </w:t>
+      </w:r>
+      <w:r>
+        <w:rPr/>
+        <w:t>participantID</w:t>
+      </w:r>
+      <w:r>
+        <w:rPr/>
+        <w:t xml:space="preserve"> which is a primary key, </w:t>
+      </w:r>
+      <w:r>
+        <w:rPr/>
+        <w:t xml:space="preserve">which is every </w:t>
+      </w:r>
+      <w:r>
+        <w:rPr/>
+        <w:t>participant's</w:t>
+      </w:r>
+      <w:r>
+        <w:rPr/>
+        <w:t xml:space="preserve"> unique identification. </w:t>
+      </w:r>
+      <w:r>
+        <w:rPr/>
+        <w:t>Their name, surname, are varchar, and the weight, height are int. They are needed for them to register for</w:t>
+      </w:r>
+      <w:r>
+        <w:rPr/>
+        <w:t xml:space="preserve"> the competition and </w:t>
+      </w:r>
+      <w:r>
+        <w:rPr/>
+        <w:t>there are</w:t>
+      </w:r>
+      <w:r>
+        <w:rPr/>
+        <w:t xml:space="preserve"> the attributes of this table. </w:t>
+      </w:r>
+    </w:p>
+    <w:p>
+      <w:pPr>
+        <w:pStyle w:val="Normal"/>
+      </w:pPr>
+      <w:r>
+        <w:rPr/>
+        <w:t xml:space="preserve">The page table is meant for the user to login into the </w:t>
+      </w:r>
+      <w:r>
+        <w:rPr/>
+        <w:t>platform,</w:t>
+      </w:r>
+      <w:r>
+        <w:rPr/>
+        <w:t xml:space="preserve"> and it has an attribute that is title for its </w:t>
+      </w:r>
+      <w:r>
+        <w:rPr/>
+        <w:t xml:space="preserve">own purpose as a header. </w:t>
+      </w:r>
+    </w:p>
+    <w:p>
+      <w:pPr>
+        <w:pStyle w:val="Normal"/>
+      </w:pPr>
+      <w:r>
+        <w:rPr/>
+        <w:t xml:space="preserve">The registration </w:t>
+      </w:r>
+      <w:r>
+        <w:rPr/>
+        <w:t>table</w:t>
+      </w:r>
+      <w:r>
+        <w:rPr/>
+        <w:t xml:space="preserve"> is meant for the participant to enter their </w:t>
+      </w:r>
+      <w:r>
+        <w:rPr/>
+        <w:t>details,</w:t>
+      </w:r>
+      <w:r>
+        <w:rPr/>
+        <w:t xml:space="preserve"> choose which category they would be part</w:t>
+      </w:r>
+      <w:r>
+        <w:rPr/>
+        <w:t xml:space="preserve">icipating in, the fee they have to </w:t>
+      </w:r>
+      <w:r>
+        <w:rPr/>
+        <w:t>pay,</w:t>
+      </w:r>
+      <w:r>
+        <w:rPr/>
+        <w:t xml:space="preserve"> and there are foreign </w:t>
+      </w:r>
+      <w:r>
+        <w:rPr/>
+        <w:t>keys</w:t>
+      </w:r>
+      <w:r>
+        <w:rPr/>
+        <w:t xml:space="preserve"> </w:t>
+      </w:r>
+      <w:r>
+        <w:rPr/>
+        <w:t>that</w:t>
+      </w:r>
+      <w:r>
+        <w:rPr/>
+        <w:t xml:space="preserve"> will link the participant table with</w:t>
+      </w:r>
+      <w:r>
+        <w:rPr/>
+        <w:t xml:space="preserve"> the registration table</w:t>
+      </w:r>
+      <w:r>
+        <w:rPr/>
+        <w:t>, and a primary key for their registration unique identification.</w:t>
+      </w:r>
+    </w:p>
+    <w:p>
+      <w:pPr>
+        <w:pStyle w:val="Normal"/>
+      </w:pPr>
     </w:p>
     <w:p>
       <w:pPr>

--- a/SECTION A.docx
+++ b/SECTION A.docx
@@ -93,10 +93,10 @@
       </w:pPr>
       <w:r>
         <w:drawing>
-          <wp:inline wp14:editId="0BEED4FA" wp14:anchorId="5199F41B">
-            <wp:extent cx="5943600" cy="3038475"/>
+          <wp:inline wp14:editId="3860EBEB" wp14:anchorId="5F14FBEF">
+            <wp:extent cx="5943600" cy="3028950"/>
             <wp:effectExtent l="0" t="0" r="0" b="0"/>
-            <wp:docPr id="726702513" name="drawing"/>
+            <wp:docPr id="529377702" name="drawing"/>
             <wp:cNvGraphicFramePr>
               <a:graphicFrameLocks noChangeAspect="1"/>
             </wp:cNvGraphicFramePr>
@@ -104,11 +104,11 @@
               <a:graphicData xmlns:a="http://schemas.openxmlformats.org/drawingml/2006/main" uri="http://schemas.openxmlformats.org/drawingml/2006/picture">
                 <pic:pic xmlns:pic="http://schemas.openxmlformats.org/drawingml/2006/picture">
                   <pic:nvPicPr>
-                    <pic:cNvPr id="726702513" name="Picture 726702513"/>
+                    <pic:cNvPr id="529377702" name="Picture 529377702"/>
                     <pic:cNvPicPr/>
                   </pic:nvPicPr>
                   <pic:blipFill>
-                    <a:blip xmlns:r="http://schemas.openxmlformats.org/officeDocument/2006/relationships" r:embed="rId557270775">
+                    <a:blip xmlns:r="http://schemas.openxmlformats.org/officeDocument/2006/relationships" r:embed="rId1705717886">
                       <a:extLst>
                         <a:ext uri="{28A0092B-C50C-407E-A947-70E740481C1C}">
                           <a14:useLocalDpi xmlns:a14="http://schemas.microsoft.com/office/drawing/2010/main"/>
@@ -122,7 +122,7 @@
                   <pic:spPr>
                     <a:xfrm>
                       <a:off x="0" y="0"/>
-                      <a:ext cx="5943600" cy="3038475"/>
+                      <a:ext cx="5943600" cy="3028950"/>
                     </a:xfrm>
                     <a:prstGeom prst="rect">
                       <a:avLst/>

--- a/SECTION A.docx
+++ b/SECTION A.docx
@@ -93,10 +93,10 @@
       </w:pPr>
       <w:r>
         <w:drawing>
-          <wp:inline wp14:editId="3860EBEB" wp14:anchorId="5F14FBEF">
-            <wp:extent cx="5943600" cy="3028950"/>
+          <wp:inline wp14:editId="14F4A65A" wp14:anchorId="6E5762ED">
+            <wp:extent cx="5943600" cy="2981325"/>
             <wp:effectExtent l="0" t="0" r="0" b="0"/>
-            <wp:docPr id="529377702" name="drawing"/>
+            <wp:docPr id="244773697" name="drawing"/>
             <wp:cNvGraphicFramePr>
               <a:graphicFrameLocks noChangeAspect="1"/>
             </wp:cNvGraphicFramePr>
@@ -104,11 +104,11 @@
               <a:graphicData xmlns:a="http://schemas.openxmlformats.org/drawingml/2006/main" uri="http://schemas.openxmlformats.org/drawingml/2006/picture">
                 <pic:pic xmlns:pic="http://schemas.openxmlformats.org/drawingml/2006/picture">
                   <pic:nvPicPr>
-                    <pic:cNvPr id="529377702" name="Picture 529377702"/>
+                    <pic:cNvPr id="244773697" name="Picture 244773697"/>
                     <pic:cNvPicPr/>
                   </pic:nvPicPr>
                   <pic:blipFill>
-                    <a:blip xmlns:r="http://schemas.openxmlformats.org/officeDocument/2006/relationships" r:embed="rId1705717886">
+                    <a:blip xmlns:r="http://schemas.openxmlformats.org/officeDocument/2006/relationships" r:embed="rId1948343652">
                       <a:extLst>
                         <a:ext uri="{28A0092B-C50C-407E-A947-70E740481C1C}">
                           <a14:useLocalDpi xmlns:a14="http://schemas.microsoft.com/office/drawing/2010/main"/>
@@ -122,7 +122,7 @@
                   <pic:spPr>
                     <a:xfrm>
                       <a:off x="0" y="0"/>
-                      <a:ext cx="5943600" cy="3028950"/>
+                      <a:ext cx="5943600" cy="2981325"/>
                     </a:xfrm>
                     <a:prstGeom prst="rect">
                       <a:avLst/>
@@ -158,6 +158,43 @@
       </w:pPr>
       <w:r>
         <w:rPr/>
+        <w:t xml:space="preserve">There are some attributes whereby I have used </w:t>
+      </w:r>
+      <w:r>
+        <w:rPr/>
+        <w:t>NVARCHAR;</w:t>
+      </w:r>
+      <w:r>
+        <w:rPr/>
+        <w:t xml:space="preserve"> it is </w:t>
+      </w:r>
+      <w:r>
+        <w:rPr/>
+        <w:t>basically the</w:t>
+      </w:r>
+      <w:r>
+        <w:rPr/>
+        <w:t xml:space="preserve"> safer </w:t>
+      </w:r>
+      <w:r>
+        <w:rPr/>
+        <w:t>option</w:t>
+      </w:r>
+      <w:r>
+        <w:rPr/>
+        <w:t xml:space="preserve"> </w:t>
+      </w:r>
+      <w:r>
+        <w:rPr/>
+        <w:t>to store Unicode character strings.</w:t>
+      </w:r>
+    </w:p>
+    <w:p>
+      <w:pPr>
+        <w:pStyle w:val="Normal"/>
+      </w:pPr>
+      <w:r>
+        <w:rPr/>
         <w:t>So,</w:t>
       </w:r>
       <w:r>
@@ -369,7 +406,98 @@
       </w:r>
       <w:r>
         <w:rPr/>
-        <w:t>, and a primary key for their registration unique identification.</w:t>
+        <w:t>, and a primary key for their registration unique identification</w:t>
+      </w:r>
+      <w:r>
+        <w:rPr/>
+        <w:t>, and register participants for the competition.</w:t>
+      </w:r>
+    </w:p>
+    <w:p>
+      <w:pPr>
+        <w:pStyle w:val="Normal"/>
+      </w:pPr>
+      <w:r>
+        <w:rPr/>
+        <w:t xml:space="preserve">The platform table is for the participants to access information, for the system </w:t>
+      </w:r>
+      <w:r>
+        <w:rPr/>
+        <w:t>to register</w:t>
+      </w:r>
+      <w:r>
+        <w:rPr/>
+        <w:t xml:space="preserve"> the </w:t>
+      </w:r>
+      <w:r>
+        <w:rPr/>
+        <w:t>participants'</w:t>
+      </w:r>
+      <w:r>
+        <w:rPr/>
+        <w:t xml:space="preserve"> information</w:t>
+      </w:r>
+      <w:r>
+        <w:rPr/>
+        <w:t>, and the</w:t>
+      </w:r>
+      <w:r>
+        <w:rPr/>
+        <w:t xml:space="preserve"> </w:t>
+      </w:r>
+      <w:r>
+        <w:rPr/>
+        <w:t>organizers</w:t>
+      </w:r>
+      <w:r>
+        <w:rPr/>
+        <w:t xml:space="preserve"> to create and </w:t>
+      </w:r>
+      <w:r>
+        <w:rPr/>
+        <w:t>review events</w:t>
+      </w:r>
+      <w:r>
+        <w:rPr/>
+        <w:t>.</w:t>
+      </w:r>
+    </w:p>
+    <w:p>
+      <w:pPr>
+        <w:pStyle w:val="Normal"/>
+      </w:pPr>
+      <w:r>
+        <w:rPr/>
+        <w:t>The</w:t>
+      </w:r>
+      <w:r>
+        <w:rPr/>
+        <w:t xml:space="preserve"> competition table is for the system to register the participants and the organizers to register them and for the participants to register themselves. </w:t>
+      </w:r>
+    </w:p>
+    <w:p>
+      <w:pPr>
+        <w:pStyle w:val="Normal"/>
+      </w:pPr>
+      <w:r>
+        <w:rPr/>
+        <w:t xml:space="preserve">The </w:t>
+      </w:r>
+      <w:r>
+        <w:rPr/>
+        <w:t>organizer</w:t>
+      </w:r>
+      <w:r>
+        <w:rPr/>
+        <w:t xml:space="preserve"> table is based on the </w:t>
+      </w:r>
+      <w:r>
+        <w:rPr/>
+        <w:t>organizer to enter their</w:t>
+      </w:r>
+      <w:r>
+        <w:rPr/>
+        <w:t xml:space="preserve"> details.</w:t>
       </w:r>
     </w:p>
     <w:p>

--- a/SECTION A.docx
+++ b/SECTION A.docx
@@ -93,7 +93,7 @@
       </w:pPr>
       <w:r>
         <w:drawing>
-          <wp:inline wp14:editId="14F4A65A" wp14:anchorId="6E5762ED">
+          <wp:inline wp14:editId="3164B6B2" wp14:anchorId="6E5762ED">
             <wp:extent cx="5943600" cy="2981325"/>
             <wp:effectExtent l="0" t="0" r="0" b="0"/>
             <wp:docPr id="244773697" name="drawing"/>
@@ -347,6 +347,10 @@
         <w:rPr/>
         <w:t xml:space="preserve">own purpose as a header. </w:t>
       </w:r>
+      <w:r>
+        <w:rPr/>
+        <w:t xml:space="preserve">A foreign key connects the page table with the participants table and the platform table. </w:t>
+      </w:r>
     </w:p>
     <w:p>
       <w:pPr>
@@ -461,6 +465,34 @@
         <w:rPr/>
         <w:t>.</w:t>
       </w:r>
+      <w:r>
+        <w:rPr/>
+        <w:t xml:space="preserve"> There is a table the connects the platform table with the registration and a </w:t>
+      </w:r>
+      <w:r>
+        <w:rPr/>
+        <w:t>foreign key</w:t>
+      </w:r>
+      <w:r>
+        <w:rPr/>
+        <w:t xml:space="preserve"> that connect the </w:t>
+      </w:r>
+      <w:r>
+        <w:rPr/>
+        <w:t>platform</w:t>
+      </w:r>
+      <w:r>
+        <w:rPr/>
+        <w:t xml:space="preserve"> table with the page table and the organ</w:t>
+      </w:r>
+      <w:r>
+        <w:rPr/>
+        <w:t>izers table</w:t>
+      </w:r>
+      <w:r>
+        <w:rPr/>
+        <w:t>.</w:t>
+      </w:r>
     </w:p>
     <w:p>
       <w:pPr>
@@ -474,22 +506,18 @@
         <w:rPr/>
         <w:t xml:space="preserve"> competition table is for the system to register the participants and the organizers to register them and for the participants to register themselves. </w:t>
       </w:r>
-    </w:p>
-    <w:p>
-      <w:pPr>
-        <w:pStyle w:val="Normal"/>
-      </w:pPr>
-      <w:r>
-        <w:rPr/>
-        <w:t xml:space="preserve">The </w:t>
-      </w:r>
-      <w:r>
-        <w:rPr/>
-        <w:t>organizer</w:t>
-      </w:r>
-      <w:r>
-        <w:rPr/>
-        <w:t xml:space="preserve"> table is based on the </w:t>
+      <w:r>
+        <w:rPr/>
+        <w:t>There is a table that connects both the registration and the competition table.</w:t>
+      </w:r>
+    </w:p>
+    <w:p>
+      <w:pPr>
+        <w:pStyle w:val="Normal"/>
+      </w:pPr>
+      <w:r>
+        <w:rPr/>
+        <w:t xml:space="preserve">The organizer table is based on the </w:t>
       </w:r>
       <w:r>
         <w:rPr/>
@@ -498,6 +526,10 @@
       <w:r>
         <w:rPr/>
         <w:t xml:space="preserve"> details.</w:t>
+      </w:r>
+      <w:r>
+        <w:rPr/>
+        <w:t xml:space="preserve"> There are foreign keys that connect the table with the platform table.</w:t>
       </w:r>
     </w:p>
     <w:p>

--- a/SECTION A.docx
+++ b/SECTION A.docx
@@ -93,10 +93,10 @@
       </w:pPr>
       <w:r>
         <w:drawing>
-          <wp:inline wp14:editId="3164B6B2" wp14:anchorId="6E5762ED">
-            <wp:extent cx="5943600" cy="2981325"/>
+          <wp:inline wp14:editId="63F3B596" wp14:anchorId="45E97E45">
+            <wp:extent cx="5943600" cy="3143250"/>
             <wp:effectExtent l="0" t="0" r="0" b="0"/>
-            <wp:docPr id="244773697" name="drawing"/>
+            <wp:docPr id="2147339642" name="drawing"/>
             <wp:cNvGraphicFramePr>
               <a:graphicFrameLocks noChangeAspect="1"/>
             </wp:cNvGraphicFramePr>
@@ -104,11 +104,11 @@
               <a:graphicData xmlns:a="http://schemas.openxmlformats.org/drawingml/2006/main" uri="http://schemas.openxmlformats.org/drawingml/2006/picture">
                 <pic:pic xmlns:pic="http://schemas.openxmlformats.org/drawingml/2006/picture">
                   <pic:nvPicPr>
-                    <pic:cNvPr id="244773697" name="Picture 244773697"/>
+                    <pic:cNvPr id="2147339642" name="Picture 2147339642"/>
                     <pic:cNvPicPr/>
                   </pic:nvPicPr>
                   <pic:blipFill>
-                    <a:blip xmlns:r="http://schemas.openxmlformats.org/officeDocument/2006/relationships" r:embed="rId1948343652">
+                    <a:blip xmlns:r="http://schemas.openxmlformats.org/officeDocument/2006/relationships" r:embed="rId889359757">
                       <a:extLst>
                         <a:ext uri="{28A0092B-C50C-407E-A947-70E740481C1C}">
                           <a14:useLocalDpi xmlns:a14="http://schemas.microsoft.com/office/drawing/2010/main"/>
@@ -122,7 +122,7 @@
                   <pic:spPr>
                     <a:xfrm>
                       <a:off x="0" y="0"/>
-                      <a:ext cx="5943600" cy="2981325"/>
+                      <a:ext cx="5943600" cy="3143250"/>
                     </a:xfrm>
                     <a:prstGeom prst="rect">
                       <a:avLst/>
@@ -475,7 +475,15 @@
       </w:r>
       <w:r>
         <w:rPr/>
-        <w:t xml:space="preserve"> that connect the </w:t>
+        <w:t xml:space="preserve"> that </w:t>
+      </w:r>
+      <w:r>
+        <w:rPr/>
+        <w:t>connects</w:t>
+      </w:r>
+      <w:r>
+        <w:rPr/>
+        <w:t xml:space="preserve"> the </w:t>
       </w:r>
       <w:r>
         <w:rPr/>
@@ -529,8 +537,254 @@
       </w:r>
       <w:r>
         <w:rPr/>
-        <w:t xml:space="preserve"> There are foreign keys that connect the table with the platform table.</w:t>
-      </w:r>
+        <w:t xml:space="preserve"> There are foreign keys that connect the table </w:t>
+      </w:r>
+      <w:r>
+        <w:rPr/>
+        <w:t>to</w:t>
+      </w:r>
+      <w:r>
+        <w:rPr/>
+        <w:t xml:space="preserve"> the platform table.</w:t>
+      </w:r>
+    </w:p>
+    <w:p>
+      <w:pPr>
+        <w:pStyle w:val="Normal"/>
+      </w:pPr>
+      <w:r>
+        <w:rPr/>
+        <w:t>The thought process behind the ERD:</w:t>
+      </w:r>
+    </w:p>
+    <w:p>
+      <w:pPr>
+        <w:pStyle w:val="Normal"/>
+      </w:pPr>
+      <w:r>
+        <w:rPr/>
+        <w:t xml:space="preserve">A participant can enter their details many </w:t>
+      </w:r>
+      <w:r>
+        <w:rPr/>
+        <w:t>times;</w:t>
+      </w:r>
+      <w:r>
+        <w:rPr/>
+        <w:t xml:space="preserve"> they can register themselves via the registration many ti</w:t>
+      </w:r>
+      <w:r>
+        <w:rPr/>
+        <w:t>mes for competitions.</w:t>
+      </w:r>
+    </w:p>
+    <w:p>
+      <w:pPr>
+        <w:pStyle w:val="Normal"/>
+      </w:pPr>
+      <w:r>
+        <w:rPr/>
+        <w:t xml:space="preserve">A participant can login via the page many </w:t>
+      </w:r>
+      <w:r>
+        <w:rPr/>
+        <w:t>times,</w:t>
+      </w:r>
+      <w:r>
+        <w:rPr/>
+        <w:t xml:space="preserve"> and the page will go to the p</w:t>
+      </w:r>
+      <w:r>
+        <w:rPr/>
+        <w:t xml:space="preserve">latform where the user can enter many </w:t>
+      </w:r>
+      <w:r>
+        <w:rPr/>
+        <w:t>times,</w:t>
+      </w:r>
+      <w:r>
+        <w:rPr/>
+        <w:t xml:space="preserve"> but the page </w:t>
+      </w:r>
+      <w:r>
+        <w:rPr/>
+        <w:t>may</w:t>
+      </w:r>
+      <w:r>
+        <w:rPr/>
+        <w:t xml:space="preserve"> </w:t>
+      </w:r>
+      <w:r>
+        <w:rPr/>
+        <w:t>enter once</w:t>
+      </w:r>
+      <w:r>
+        <w:rPr/>
+        <w:t xml:space="preserve"> </w:t>
+      </w:r>
+      <w:r>
+        <w:rPr/>
+        <w:t>the platform.</w:t>
+      </w:r>
+      <w:r>
+        <w:rPr/>
+        <w:t xml:space="preserve"> They may use the platform to check their results, the events, etc.</w:t>
+      </w:r>
+    </w:p>
+    <w:p>
+      <w:pPr>
+        <w:pStyle w:val="Normal"/>
+      </w:pPr>
+      <w:r>
+        <w:rPr/>
+        <w:t>the</w:t>
+      </w:r>
+      <w:r>
+        <w:rPr/>
+        <w:t xml:space="preserve"> registration of the participants can</w:t>
+      </w:r>
+      <w:r>
+        <w:rPr/>
+        <w:t xml:space="preserve"> enroll</w:t>
+      </w:r>
+      <w:r>
+        <w:rPr/>
+        <w:t xml:space="preserve"> </w:t>
+      </w:r>
+      <w:r>
+        <w:rPr/>
+        <w:t>many</w:t>
+      </w:r>
+      <w:r>
+        <w:rPr/>
+        <w:t xml:space="preserve"> times at the platform.</w:t>
+      </w:r>
+    </w:p>
+    <w:p>
+      <w:pPr>
+        <w:pStyle w:val="Normal"/>
+      </w:pPr>
+      <w:r>
+        <w:rPr/>
+        <w:t xml:space="preserve">The platform may allow the organizer to enter the </w:t>
+      </w:r>
+      <w:r>
+        <w:rPr/>
+        <w:t>platform</w:t>
+      </w:r>
+      <w:r>
+        <w:rPr/>
+        <w:t xml:space="preserve"> once. </w:t>
+      </w:r>
+    </w:p>
+    <w:p>
+      <w:pPr>
+        <w:pStyle w:val="Normal"/>
+      </w:pPr>
+      <w:r>
+        <w:rPr/>
+        <w:t>The relationships in this erd:</w:t>
+      </w:r>
+    </w:p>
+    <w:p>
+      <w:pPr>
+        <w:pStyle w:val="Normal"/>
+      </w:pPr>
+      <w:r>
+        <w:rPr/>
+        <w:t>Participant and registration = 1-to – many</w:t>
+      </w:r>
+    </w:p>
+    <w:p>
+      <w:pPr>
+        <w:pStyle w:val="Normal"/>
+      </w:pPr>
+      <w:r>
+        <w:rPr/>
+        <w:t>Participant and page = 1 – to – many</w:t>
+      </w:r>
+    </w:p>
+    <w:p>
+      <w:pPr>
+        <w:pStyle w:val="Normal"/>
+      </w:pPr>
+      <w:r>
+        <w:rPr/>
+        <w:t>Page and platform = 1 – to – many</w:t>
+      </w:r>
+    </w:p>
+    <w:p>
+      <w:pPr>
+        <w:pStyle w:val="Normal"/>
+      </w:pPr>
+      <w:r>
+        <w:rPr/>
+        <w:t>Registration and platform = many – to – many</w:t>
+      </w:r>
+    </w:p>
+    <w:p>
+      <w:pPr>
+        <w:pStyle w:val="Normal"/>
+      </w:pPr>
+      <w:r>
+        <w:rPr/>
+        <w:t>registration and competition = many – to – many</w:t>
+      </w:r>
+    </w:p>
+    <w:p>
+      <w:pPr>
+        <w:pStyle w:val="Normal"/>
+      </w:pPr>
+      <w:r>
+        <w:rPr/>
+        <w:t xml:space="preserve">Platform and organizer = 1- to – many </w:t>
+      </w:r>
+    </w:p>
+    <w:p>
+      <w:pPr>
+        <w:pStyle w:val="Normal"/>
+      </w:pPr>
+    </w:p>
+    <w:p>
+      <w:r>
+        <w:br w:type="page"/>
+      </w:r>
+    </w:p>
+    <w:p>
+      <w:pPr>
+        <w:pStyle w:val="Heading1"/>
+      </w:pPr>
+      <w:r>
+        <w:rPr>
+          <w:color w:val="000000" w:themeColor="text1" w:themeTint="FF" w:themeShade="FF"/>
+        </w:rPr>
+        <w:t xml:space="preserve">SECTION B – API ENDPOINT PLAN </w:t>
+      </w:r>
+    </w:p>
+    <w:p>
+      <w:pPr>
+        <w:pStyle w:val="Normal"/>
+      </w:pPr>
+    </w:p>
+    <w:p>
+      <w:pPr>
+        <w:pStyle w:val="Normal"/>
+      </w:pPr>
+    </w:p>
+    <w:p>
+      <w:pPr>
+        <w:pStyle w:val="Normal"/>
+      </w:pPr>
+    </w:p>
+    <w:p>
+      <w:pPr>
+        <w:pStyle w:val="Normal"/>
+      </w:pPr>
+    </w:p>
+    <w:p>
+      <w:pPr>
+        <w:pStyle w:val="Normal"/>
+      </w:pPr>
     </w:p>
     <w:p>
       <w:pPr>

--- a/SECTION A.docx
+++ b/SECTION A.docx
@@ -93,7 +93,7 @@
       </w:pPr>
       <w:r>
         <w:drawing>
-          <wp:inline wp14:editId="63F3B596" wp14:anchorId="45E97E45">
+          <wp:inline wp14:editId="0257A854" wp14:anchorId="45E97E45">
             <wp:extent cx="5943600" cy="3143250"/>
             <wp:effectExtent l="0" t="0" r="0" b="0"/>
             <wp:docPr id="2147339642" name="drawing"/>
@@ -763,9 +763,3128 @@
     </w:p>
     <w:p>
       <w:pPr>
-        <w:pStyle w:val="Normal"/>
+        <w:pStyle w:val="Heading3"/>
       </w:pPr>
+      <w:r>
+        <w:rPr>
+          <w:color w:val="000000" w:themeColor="text1" w:themeTint="FF" w:themeShade="FF"/>
+        </w:rPr>
+        <w:t>SYSTEM</w:t>
+      </w:r>
     </w:p>
+    <w:tbl>
+      <w:tblPr>
+        <w:tblStyle w:val="TableGrid"/>
+        <w:tblW w:w="0" w:type="auto"/>
+        <w:tblLook w:val="06A0" w:firstRow="1" w:lastRow="0" w:firstColumn="1" w:lastColumn="0" w:noHBand="1" w:noVBand="1"/>
+      </w:tblPr>
+      <w:tblGrid>
+        <w:gridCol w:w="1560"/>
+        <w:gridCol w:w="1560"/>
+        <w:gridCol w:w="1725"/>
+        <w:gridCol w:w="1530"/>
+        <w:gridCol w:w="1545"/>
+        <w:gridCol w:w="1542"/>
+      </w:tblGrid>
+      <w:tr>
+        <w:trPr>
+          <w:trHeight w:val="300"/>
+        </w:trPr>
+        <w:tc>
+          <w:tcPr>
+            <w:tcW w:w="1560" w:type="dxa"/>
+            <w:tcMar/>
+          </w:tcPr>
+          <w:p>
+            <w:pPr>
+              <w:pStyle w:val="Normal"/>
+            </w:pPr>
+            <w:r>
+              <w:rPr/>
+              <w:t>HTTP METHOD</w:t>
+            </w:r>
+          </w:p>
+        </w:tc>
+        <w:tc>
+          <w:tcPr>
+            <w:tcW w:w="1560" w:type="dxa"/>
+            <w:tcMar/>
+          </w:tcPr>
+          <w:p>
+            <w:pPr>
+              <w:pStyle w:val="Normal"/>
+            </w:pPr>
+            <w:r>
+              <w:rPr/>
+              <w:t>ROUTE</w:t>
+            </w:r>
+          </w:p>
+        </w:tc>
+        <w:tc>
+          <w:tcPr>
+            <w:tcW w:w="1725" w:type="dxa"/>
+            <w:tcMar/>
+          </w:tcPr>
+          <w:p>
+            <w:pPr>
+              <w:pStyle w:val="Normal"/>
+            </w:pPr>
+            <w:r>
+              <w:rPr/>
+              <w:t>DESCRIPTION</w:t>
+            </w:r>
+          </w:p>
+        </w:tc>
+        <w:tc>
+          <w:tcPr>
+            <w:tcW w:w="1530" w:type="dxa"/>
+            <w:tcMar/>
+          </w:tcPr>
+          <w:p>
+            <w:pPr>
+              <w:pStyle w:val="Normal"/>
+            </w:pPr>
+            <w:r>
+              <w:rPr/>
+              <w:t>ROLE REQUIRED</w:t>
+            </w:r>
+          </w:p>
+        </w:tc>
+        <w:tc>
+          <w:tcPr>
+            <w:tcW w:w="1545" w:type="dxa"/>
+            <w:tcMar/>
+          </w:tcPr>
+          <w:p>
+            <w:pPr>
+              <w:pStyle w:val="Normal"/>
+            </w:pPr>
+            <w:r>
+              <w:rPr/>
+              <w:t>REQUEST BODY</w:t>
+            </w:r>
+          </w:p>
+        </w:tc>
+        <w:tc>
+          <w:tcPr>
+            <w:tcW w:w="1542" w:type="dxa"/>
+            <w:tcMar/>
+          </w:tcPr>
+          <w:p>
+            <w:pPr>
+              <w:pStyle w:val="Normal"/>
+            </w:pPr>
+            <w:r>
+              <w:rPr/>
+              <w:t>EXPECTED RESPONSE</w:t>
+            </w:r>
+          </w:p>
+        </w:tc>
+      </w:tr>
+      <w:tr>
+        <w:trPr>
+          <w:trHeight w:val="300"/>
+        </w:trPr>
+        <w:tc>
+          <w:tcPr>
+            <w:tcW w:w="1560" w:type="dxa"/>
+            <w:tcMar/>
+          </w:tcPr>
+          <w:p>
+            <w:pPr>
+              <w:pStyle w:val="Normal"/>
+            </w:pPr>
+            <w:r>
+              <w:rPr/>
+              <w:t>POST</w:t>
+            </w:r>
+          </w:p>
+        </w:tc>
+        <w:tc>
+          <w:tcPr>
+            <w:tcW w:w="1560" w:type="dxa"/>
+            <w:tcMar/>
+          </w:tcPr>
+          <w:p>
+            <w:pPr>
+              <w:pStyle w:val="Normal"/>
+            </w:pPr>
+            <w:r>
+              <w:rPr/>
+              <w:t>post/a</w:t>
+            </w:r>
+            <w:r>
+              <w:rPr/>
+              <w:t>pi/users/{id}/create</w:t>
+            </w:r>
+          </w:p>
+        </w:tc>
+        <w:tc>
+          <w:tcPr>
+            <w:tcW w:w="1725" w:type="dxa"/>
+            <w:tcMar/>
+          </w:tcPr>
+          <w:p>
+            <w:pPr>
+              <w:pStyle w:val="Normal"/>
+            </w:pPr>
+            <w:r>
+              <w:rPr/>
+              <w:t>System creates a profile for the user based of the commands and the information given</w:t>
+            </w:r>
+          </w:p>
+        </w:tc>
+        <w:tc>
+          <w:tcPr>
+            <w:tcW w:w="1530" w:type="dxa"/>
+            <w:tcMar/>
+          </w:tcPr>
+          <w:p>
+            <w:pPr>
+              <w:pStyle w:val="Normal"/>
+            </w:pPr>
+            <w:r>
+              <w:rPr/>
+              <w:t>system</w:t>
+            </w:r>
+          </w:p>
+        </w:tc>
+        <w:tc>
+          <w:tcPr>
+            <w:tcW w:w="1545" w:type="dxa"/>
+            <w:tcMar/>
+          </w:tcPr>
+          <w:p>
+            <w:pPr>
+              <w:pStyle w:val="Normal"/>
+            </w:pPr>
+            <w:r>
+              <w:rPr/>
+              <w:t>{</w:t>
+            </w:r>
+            <w:r>
+              <w:rPr/>
+              <w:t xml:space="preserve">createDate, </w:t>
+            </w:r>
+            <w:r>
+              <w:rPr/>
+              <w:t>returnDate</w:t>
+            </w:r>
+            <w:r>
+              <w:rPr/>
+              <w:t>}</w:t>
+            </w:r>
+          </w:p>
+        </w:tc>
+        <w:tc>
+          <w:tcPr>
+            <w:tcW w:w="1542" w:type="dxa"/>
+            <w:tcMar/>
+          </w:tcPr>
+          <w:p>
+            <w:pPr>
+              <w:pStyle w:val="Normal"/>
+            </w:pPr>
+            <w:r>
+              <w:rPr/>
+              <w:t xml:space="preserve">200-ok, it </w:t>
+            </w:r>
+            <w:r>
+              <w:rPr/>
+              <w:t>has been successfully been</w:t>
+            </w:r>
+            <w:r>
+              <w:rPr/>
+              <w:t xml:space="preserve"> created</w:t>
+            </w:r>
+          </w:p>
+          <w:p>
+            <w:pPr>
+              <w:pStyle w:val="Normal"/>
+            </w:pPr>
+            <w:r>
+              <w:rPr/>
+              <w:t xml:space="preserve">204- means it </w:t>
+            </w:r>
+            <w:r>
+              <w:rPr/>
+              <w:t>doesn't</w:t>
+            </w:r>
+            <w:r>
+              <w:rPr/>
+              <w:t xml:space="preserve"> have anything</w:t>
+            </w:r>
+          </w:p>
+          <w:p>
+            <w:pPr>
+              <w:pStyle w:val="Normal"/>
+            </w:pPr>
+            <w:r>
+              <w:rPr/>
+              <w:t>404- not found</w:t>
+            </w:r>
+          </w:p>
+        </w:tc>
+      </w:tr>
+      <w:tr>
+        <w:trPr>
+          <w:trHeight w:val="300"/>
+        </w:trPr>
+        <w:tc>
+          <w:tcPr>
+            <w:tcW w:w="1560" w:type="dxa"/>
+            <w:tcMar/>
+          </w:tcPr>
+          <w:p>
+            <w:pPr>
+              <w:pStyle w:val="Normal"/>
+            </w:pPr>
+            <w:r>
+              <w:rPr/>
+              <w:t>POST</w:t>
+            </w:r>
+          </w:p>
+        </w:tc>
+        <w:tc>
+          <w:tcPr>
+            <w:tcW w:w="1560" w:type="dxa"/>
+            <w:tcMar/>
+          </w:tcPr>
+          <w:p>
+            <w:pPr>
+              <w:pStyle w:val="Normal"/>
+            </w:pPr>
+            <w:r>
+              <w:rPr/>
+              <w:t>Post/</w:t>
+            </w:r>
+            <w:r>
+              <w:rPr/>
+              <w:t>api</w:t>
+            </w:r>
+            <w:r>
+              <w:rPr/>
+              <w:t>/{id}/ create</w:t>
+            </w:r>
+          </w:p>
+        </w:tc>
+        <w:tc>
+          <w:tcPr>
+            <w:tcW w:w="1725" w:type="dxa"/>
+            <w:tcMar/>
+          </w:tcPr>
+          <w:p>
+            <w:pPr>
+              <w:pStyle w:val="Normal"/>
+            </w:pPr>
+            <w:r>
+              <w:rPr/>
+              <w:t xml:space="preserve">System creates a profile to the databse </w:t>
+            </w:r>
+          </w:p>
+        </w:tc>
+        <w:tc>
+          <w:tcPr>
+            <w:tcW w:w="1530" w:type="dxa"/>
+            <w:tcMar/>
+          </w:tcPr>
+          <w:p>
+            <w:pPr>
+              <w:pStyle w:val="Normal"/>
+            </w:pPr>
+            <w:r>
+              <w:rPr/>
+              <w:t xml:space="preserve">System </w:t>
+            </w:r>
+          </w:p>
+        </w:tc>
+        <w:tc>
+          <w:tcPr>
+            <w:tcW w:w="1545" w:type="dxa"/>
+            <w:tcMar/>
+          </w:tcPr>
+          <w:p>
+            <w:pPr>
+              <w:pStyle w:val="Normal"/>
+            </w:pPr>
+            <w:r>
+              <w:rPr/>
+              <w:t>{</w:t>
+            </w:r>
+            <w:r>
+              <w:rPr/>
+              <w:t>created</w:t>
+            </w:r>
+            <w:r>
+              <w:rPr/>
+              <w:t>Date</w:t>
+            </w:r>
+            <w:r>
+              <w:rPr/>
+              <w:t xml:space="preserve">, </w:t>
+            </w:r>
+            <w:r>
+              <w:rPr/>
+              <w:t>returnDate</w:t>
+            </w:r>
+          </w:p>
+        </w:tc>
+        <w:tc>
+          <w:tcPr>
+            <w:tcW w:w="1542" w:type="dxa"/>
+            <w:tcMar/>
+          </w:tcPr>
+          <w:p>
+            <w:pPr>
+              <w:pStyle w:val="Normal"/>
+            </w:pPr>
+            <w:r>
+              <w:rPr/>
+              <w:t>200-ok, it has been successfully been created</w:t>
+            </w:r>
+          </w:p>
+          <w:p>
+            <w:pPr>
+              <w:pStyle w:val="Normal"/>
+            </w:pPr>
+            <w:r>
+              <w:rPr/>
+              <w:t>204- means it doesn't have anything</w:t>
+            </w:r>
+          </w:p>
+          <w:p>
+            <w:pPr>
+              <w:pStyle w:val="Normal"/>
+            </w:pPr>
+            <w:r>
+              <w:rPr/>
+              <w:t>404- not found</w:t>
+            </w:r>
+          </w:p>
+        </w:tc>
+      </w:tr>
+      <w:tr>
+        <w:trPr>
+          <w:trHeight w:val="300"/>
+        </w:trPr>
+        <w:tc>
+          <w:tcPr>
+            <w:tcW w:w="1560" w:type="dxa"/>
+            <w:tcMar/>
+          </w:tcPr>
+          <w:p>
+            <w:pPr>
+              <w:pStyle w:val="Normal"/>
+            </w:pPr>
+            <w:r>
+              <w:rPr/>
+              <w:t>POST</w:t>
+            </w:r>
+          </w:p>
+        </w:tc>
+        <w:tc>
+          <w:tcPr>
+            <w:tcW w:w="1560" w:type="dxa"/>
+            <w:tcMar/>
+          </w:tcPr>
+          <w:p>
+            <w:pPr>
+              <w:pStyle w:val="Normal"/>
+            </w:pPr>
+            <w:r>
+              <w:rPr/>
+              <w:t>Post/</w:t>
+            </w:r>
+            <w:r>
+              <w:rPr/>
+              <w:t>api</w:t>
+            </w:r>
+            <w:r>
+              <w:rPr/>
+              <w:t>/{id}/create</w:t>
+            </w:r>
+          </w:p>
+        </w:tc>
+        <w:tc>
+          <w:tcPr>
+            <w:tcW w:w="1725" w:type="dxa"/>
+            <w:tcMar/>
+          </w:tcPr>
+          <w:p>
+            <w:pPr>
+              <w:pStyle w:val="Normal"/>
+            </w:pPr>
+            <w:r>
+              <w:rPr/>
+              <w:t xml:space="preserve">System creates </w:t>
+            </w:r>
+            <w:r>
+              <w:rPr/>
+              <w:t xml:space="preserve">a document for the </w:t>
+            </w:r>
+            <w:r>
+              <w:rPr/>
+              <w:t>users</w:t>
+            </w:r>
+            <w:r>
+              <w:rPr/>
+              <w:t xml:space="preserve"> results</w:t>
+            </w:r>
+          </w:p>
+        </w:tc>
+        <w:tc>
+          <w:tcPr>
+            <w:tcW w:w="1530" w:type="dxa"/>
+            <w:tcMar/>
+          </w:tcPr>
+          <w:p>
+            <w:pPr>
+              <w:pStyle w:val="Normal"/>
+            </w:pPr>
+            <w:r>
+              <w:rPr/>
+              <w:t>system</w:t>
+            </w:r>
+          </w:p>
+        </w:tc>
+        <w:tc>
+          <w:tcPr>
+            <w:tcW w:w="1545" w:type="dxa"/>
+            <w:tcMar/>
+          </w:tcPr>
+          <w:p>
+            <w:pPr>
+              <w:pStyle w:val="Normal"/>
+            </w:pPr>
+            <w:r>
+              <w:rPr/>
+              <w:t>{</w:t>
+            </w:r>
+            <w:r>
+              <w:rPr/>
+              <w:t>createdDate</w:t>
+            </w:r>
+            <w:r>
+              <w:rPr/>
+              <w:t>, returnDate</w:t>
+            </w:r>
+          </w:p>
+        </w:tc>
+        <w:tc>
+          <w:tcPr>
+            <w:tcW w:w="1542" w:type="dxa"/>
+            <w:tcMar/>
+          </w:tcPr>
+          <w:p>
+            <w:pPr>
+              <w:pStyle w:val="Normal"/>
+            </w:pPr>
+            <w:r>
+              <w:rPr/>
+              <w:t>200-ok, it has been successfully been created</w:t>
+            </w:r>
+          </w:p>
+          <w:p>
+            <w:pPr>
+              <w:pStyle w:val="Normal"/>
+            </w:pPr>
+            <w:r>
+              <w:rPr/>
+              <w:t>204- means it doesn't have anything</w:t>
+            </w:r>
+          </w:p>
+          <w:p>
+            <w:pPr>
+              <w:pStyle w:val="Normal"/>
+            </w:pPr>
+            <w:r>
+              <w:rPr/>
+              <w:t>404- not found</w:t>
+            </w:r>
+          </w:p>
+        </w:tc>
+      </w:tr>
+      <w:tr>
+        <w:trPr>
+          <w:trHeight w:val="300"/>
+        </w:trPr>
+        <w:tc>
+          <w:tcPr>
+            <w:tcW w:w="1560" w:type="dxa"/>
+            <w:tcMar/>
+          </w:tcPr>
+          <w:p>
+            <w:pPr>
+              <w:pStyle w:val="Normal"/>
+            </w:pPr>
+            <w:r>
+              <w:rPr/>
+              <w:t>POST</w:t>
+            </w:r>
+          </w:p>
+        </w:tc>
+        <w:tc>
+          <w:tcPr>
+            <w:tcW w:w="1560" w:type="dxa"/>
+            <w:tcMar/>
+          </w:tcPr>
+          <w:p>
+            <w:pPr>
+              <w:pStyle w:val="Normal"/>
+            </w:pPr>
+            <w:r>
+              <w:rPr/>
+              <w:t>Post/</w:t>
+            </w:r>
+            <w:r>
+              <w:rPr/>
+              <w:t>api</w:t>
+            </w:r>
+            <w:r>
+              <w:rPr/>
+              <w:t>/{id}/create</w:t>
+            </w:r>
+          </w:p>
+        </w:tc>
+        <w:tc>
+          <w:tcPr>
+            <w:tcW w:w="1725" w:type="dxa"/>
+            <w:tcMar/>
+          </w:tcPr>
+          <w:p>
+            <w:pPr>
+              <w:pStyle w:val="Normal"/>
+            </w:pPr>
+            <w:r>
+              <w:rPr/>
+              <w:t>System creates a path from the user to access their information</w:t>
+            </w:r>
+          </w:p>
+        </w:tc>
+        <w:tc>
+          <w:tcPr>
+            <w:tcW w:w="1530" w:type="dxa"/>
+            <w:tcMar/>
+          </w:tcPr>
+          <w:p>
+            <w:pPr>
+              <w:pStyle w:val="Normal"/>
+            </w:pPr>
+            <w:r>
+              <w:rPr/>
+              <w:t>System</w:t>
+            </w:r>
+          </w:p>
+        </w:tc>
+        <w:tc>
+          <w:tcPr>
+            <w:tcW w:w="1545" w:type="dxa"/>
+            <w:tcMar/>
+          </w:tcPr>
+          <w:p>
+            <w:pPr>
+              <w:pStyle w:val="Normal"/>
+            </w:pPr>
+            <w:r>
+              <w:rPr/>
+              <w:t>{createdDate,returnDate</w:t>
+            </w:r>
+          </w:p>
+        </w:tc>
+        <w:tc>
+          <w:tcPr>
+            <w:tcW w:w="1542" w:type="dxa"/>
+            <w:tcMar/>
+          </w:tcPr>
+          <w:p>
+            <w:pPr>
+              <w:pStyle w:val="Normal"/>
+            </w:pPr>
+            <w:r>
+              <w:rPr/>
+              <w:t>200-ok, it has been successfully been created</w:t>
+            </w:r>
+          </w:p>
+          <w:p>
+            <w:pPr>
+              <w:pStyle w:val="Normal"/>
+            </w:pPr>
+            <w:r>
+              <w:rPr/>
+              <w:t>204- means it doesn't have anything</w:t>
+            </w:r>
+          </w:p>
+          <w:p>
+            <w:pPr>
+              <w:pStyle w:val="Normal"/>
+            </w:pPr>
+            <w:r>
+              <w:rPr/>
+              <w:t>404- not found</w:t>
+            </w:r>
+          </w:p>
+        </w:tc>
+      </w:tr>
+      <w:tr>
+        <w:trPr>
+          <w:trHeight w:val="300"/>
+        </w:trPr>
+        <w:tc>
+          <w:tcPr>
+            <w:tcW w:w="1560" w:type="dxa"/>
+            <w:tcMar/>
+          </w:tcPr>
+          <w:p>
+            <w:pPr>
+              <w:pStyle w:val="Normal"/>
+            </w:pPr>
+            <w:r>
+              <w:rPr/>
+              <w:t>POST</w:t>
+            </w:r>
+          </w:p>
+        </w:tc>
+        <w:tc>
+          <w:tcPr>
+            <w:tcW w:w="1560" w:type="dxa"/>
+            <w:tcMar/>
+          </w:tcPr>
+          <w:p>
+            <w:pPr>
+              <w:pStyle w:val="Normal"/>
+            </w:pPr>
+            <w:r>
+              <w:rPr/>
+              <w:t>post/</w:t>
+            </w:r>
+            <w:r>
+              <w:rPr/>
+              <w:t>api</w:t>
+            </w:r>
+            <w:r>
+              <w:rPr/>
+              <w:t>/users/create</w:t>
+            </w:r>
+          </w:p>
+        </w:tc>
+        <w:tc>
+          <w:tcPr>
+            <w:tcW w:w="1725" w:type="dxa"/>
+            <w:tcMar/>
+          </w:tcPr>
+          <w:p>
+            <w:pPr>
+              <w:pStyle w:val="Normal"/>
+            </w:pPr>
+            <w:r>
+              <w:rPr/>
+              <w:t>System creates a profile for each organizer</w:t>
+            </w:r>
+          </w:p>
+        </w:tc>
+        <w:tc>
+          <w:tcPr>
+            <w:tcW w:w="1530" w:type="dxa"/>
+            <w:tcMar/>
+          </w:tcPr>
+          <w:p>
+            <w:pPr>
+              <w:pStyle w:val="Normal"/>
+            </w:pPr>
+            <w:r>
+              <w:rPr/>
+              <w:t xml:space="preserve">System </w:t>
+            </w:r>
+          </w:p>
+        </w:tc>
+        <w:tc>
+          <w:tcPr>
+            <w:tcW w:w="1545" w:type="dxa"/>
+            <w:tcMar/>
+          </w:tcPr>
+          <w:p>
+            <w:pPr>
+              <w:pStyle w:val="Normal"/>
+            </w:pPr>
+            <w:r>
+              <w:rPr/>
+              <w:t>{</w:t>
+            </w:r>
+            <w:r>
+              <w:rPr/>
+              <w:t>createdDated</w:t>
+            </w:r>
+            <w:r>
+              <w:rPr/>
+              <w:t>, returnDate</w:t>
+            </w:r>
+          </w:p>
+        </w:tc>
+        <w:tc>
+          <w:tcPr>
+            <w:tcW w:w="1542" w:type="dxa"/>
+            <w:tcMar/>
+          </w:tcPr>
+          <w:p>
+            <w:pPr>
+              <w:pStyle w:val="Normal"/>
+            </w:pPr>
+            <w:r>
+              <w:rPr/>
+              <w:t>200-ok, it has been successfully been created</w:t>
+            </w:r>
+          </w:p>
+          <w:p>
+            <w:pPr>
+              <w:pStyle w:val="Normal"/>
+            </w:pPr>
+            <w:r>
+              <w:rPr/>
+              <w:t>204- means it doesn't have anything</w:t>
+            </w:r>
+          </w:p>
+          <w:p>
+            <w:pPr>
+              <w:pStyle w:val="Normal"/>
+            </w:pPr>
+            <w:r>
+              <w:rPr/>
+              <w:t>404- not found</w:t>
+            </w:r>
+          </w:p>
+        </w:tc>
+      </w:tr>
+      <w:tr>
+        <w:trPr>
+          <w:trHeight w:val="300"/>
+        </w:trPr>
+        <w:tc>
+          <w:tcPr>
+            <w:tcW w:w="1560" w:type="dxa"/>
+            <w:tcMar/>
+          </w:tcPr>
+          <w:p>
+            <w:pPr>
+              <w:pStyle w:val="Normal"/>
+            </w:pPr>
+            <w:r>
+              <w:rPr/>
+              <w:t>POST</w:t>
+            </w:r>
+          </w:p>
+        </w:tc>
+        <w:tc>
+          <w:tcPr>
+            <w:tcW w:w="1560" w:type="dxa"/>
+            <w:tcMar/>
+          </w:tcPr>
+          <w:p>
+            <w:pPr>
+              <w:pStyle w:val="Normal"/>
+            </w:pPr>
+            <w:r>
+              <w:rPr/>
+              <w:t xml:space="preserve">Post/ </w:t>
+            </w:r>
+            <w:r>
+              <w:rPr/>
+              <w:t>api</w:t>
+            </w:r>
+            <w:r>
+              <w:rPr/>
+              <w:t>/users/create</w:t>
+            </w:r>
+          </w:p>
+        </w:tc>
+        <w:tc>
+          <w:tcPr>
+            <w:tcW w:w="1725" w:type="dxa"/>
+            <w:tcMar/>
+          </w:tcPr>
+          <w:p>
+            <w:pPr>
+              <w:pStyle w:val="Normal"/>
+            </w:pPr>
+            <w:r>
+              <w:rPr/>
+              <w:t>System creates an event based on an organizer's input</w:t>
+            </w:r>
+          </w:p>
+        </w:tc>
+        <w:tc>
+          <w:tcPr>
+            <w:tcW w:w="1530" w:type="dxa"/>
+            <w:tcMar/>
+          </w:tcPr>
+          <w:p>
+            <w:pPr>
+              <w:pStyle w:val="Normal"/>
+            </w:pPr>
+            <w:r>
+              <w:rPr/>
+              <w:t xml:space="preserve">System </w:t>
+            </w:r>
+          </w:p>
+        </w:tc>
+        <w:tc>
+          <w:tcPr>
+            <w:tcW w:w="1545" w:type="dxa"/>
+            <w:tcMar/>
+          </w:tcPr>
+          <w:p>
+            <w:pPr>
+              <w:pStyle w:val="Normal"/>
+            </w:pPr>
+            <w:r>
+              <w:rPr/>
+              <w:t>{</w:t>
+            </w:r>
+            <w:r>
+              <w:rPr/>
+              <w:t>createdDate</w:t>
+            </w:r>
+            <w:r>
+              <w:rPr/>
+              <w:t>, returnDate</w:t>
+            </w:r>
+          </w:p>
+        </w:tc>
+        <w:tc>
+          <w:tcPr>
+            <w:tcW w:w="1542" w:type="dxa"/>
+            <w:tcMar/>
+          </w:tcPr>
+          <w:p>
+            <w:pPr>
+              <w:pStyle w:val="Normal"/>
+            </w:pPr>
+            <w:r>
+              <w:rPr/>
+              <w:t>200-ok, it has been successfully been created</w:t>
+            </w:r>
+          </w:p>
+          <w:p>
+            <w:pPr>
+              <w:pStyle w:val="Normal"/>
+            </w:pPr>
+            <w:r>
+              <w:rPr/>
+              <w:t>204- means it doesn't have anything</w:t>
+            </w:r>
+          </w:p>
+          <w:p>
+            <w:pPr>
+              <w:pStyle w:val="Normal"/>
+            </w:pPr>
+            <w:r>
+              <w:rPr/>
+              <w:t>404- not found</w:t>
+            </w:r>
+          </w:p>
+        </w:tc>
+      </w:tr>
+      <w:tr>
+        <w:trPr>
+          <w:trHeight w:val="300"/>
+        </w:trPr>
+        <w:tc>
+          <w:tcPr>
+            <w:tcW w:w="1560" w:type="dxa"/>
+            <w:tcMar/>
+          </w:tcPr>
+          <w:p>
+            <w:pPr>
+              <w:pStyle w:val="Normal"/>
+            </w:pPr>
+            <w:r>
+              <w:rPr/>
+              <w:t>POST</w:t>
+            </w:r>
+          </w:p>
+        </w:tc>
+        <w:tc>
+          <w:tcPr>
+            <w:tcW w:w="1560" w:type="dxa"/>
+            <w:tcMar/>
+          </w:tcPr>
+          <w:p>
+            <w:pPr>
+              <w:pStyle w:val="Normal"/>
+            </w:pPr>
+            <w:r>
+              <w:rPr/>
+              <w:t>Post/</w:t>
+            </w:r>
+            <w:r>
+              <w:rPr/>
+              <w:t>api</w:t>
+            </w:r>
+            <w:r>
+              <w:rPr/>
+              <w:t>/users/create</w:t>
+            </w:r>
+          </w:p>
+        </w:tc>
+        <w:tc>
+          <w:tcPr>
+            <w:tcW w:w="1725" w:type="dxa"/>
+            <w:tcMar/>
+          </w:tcPr>
+          <w:p>
+            <w:pPr>
+              <w:pStyle w:val="Normal"/>
+            </w:pPr>
+            <w:r>
+              <w:rPr/>
+              <w:t>System creates a list of the results based on the organizers input</w:t>
+            </w:r>
+          </w:p>
+        </w:tc>
+        <w:tc>
+          <w:tcPr>
+            <w:tcW w:w="1530" w:type="dxa"/>
+            <w:tcMar/>
+          </w:tcPr>
+          <w:p>
+            <w:pPr>
+              <w:pStyle w:val="Normal"/>
+            </w:pPr>
+            <w:r>
+              <w:rPr/>
+              <w:t xml:space="preserve">System </w:t>
+            </w:r>
+          </w:p>
+        </w:tc>
+        <w:tc>
+          <w:tcPr>
+            <w:tcW w:w="1545" w:type="dxa"/>
+            <w:tcMar/>
+          </w:tcPr>
+          <w:p>
+            <w:pPr>
+              <w:pStyle w:val="Normal"/>
+            </w:pPr>
+            <w:r>
+              <w:rPr/>
+              <w:t>{</w:t>
+            </w:r>
+            <w:r>
+              <w:rPr/>
+              <w:t>createddate</w:t>
+            </w:r>
+            <w:r>
+              <w:rPr/>
+              <w:t>, returnDate</w:t>
+            </w:r>
+          </w:p>
+        </w:tc>
+        <w:tc>
+          <w:tcPr>
+            <w:tcW w:w="1542" w:type="dxa"/>
+            <w:tcMar/>
+          </w:tcPr>
+          <w:p>
+            <w:pPr>
+              <w:pStyle w:val="Normal"/>
+            </w:pPr>
+            <w:r>
+              <w:rPr/>
+              <w:t>200-ok, it has been successfully been created</w:t>
+            </w:r>
+          </w:p>
+          <w:p>
+            <w:pPr>
+              <w:pStyle w:val="Normal"/>
+            </w:pPr>
+            <w:r>
+              <w:rPr/>
+              <w:t>204- means it doesn't have anything</w:t>
+            </w:r>
+          </w:p>
+          <w:p>
+            <w:pPr>
+              <w:pStyle w:val="Normal"/>
+            </w:pPr>
+            <w:r>
+              <w:rPr/>
+              <w:t>404- not found</w:t>
+            </w:r>
+          </w:p>
+        </w:tc>
+      </w:tr>
+      <w:tr>
+        <w:trPr>
+          <w:trHeight w:val="300"/>
+        </w:trPr>
+        <w:tc>
+          <w:tcPr>
+            <w:tcW w:w="1560" w:type="dxa"/>
+            <w:tcMar/>
+          </w:tcPr>
+          <w:p>
+            <w:pPr>
+              <w:pStyle w:val="Normal"/>
+            </w:pPr>
+            <w:r>
+              <w:rPr/>
+              <w:t xml:space="preserve">POST </w:t>
+            </w:r>
+          </w:p>
+        </w:tc>
+        <w:tc>
+          <w:tcPr>
+            <w:tcW w:w="1560" w:type="dxa"/>
+            <w:tcMar/>
+          </w:tcPr>
+          <w:p>
+            <w:pPr>
+              <w:pStyle w:val="Normal"/>
+            </w:pPr>
+            <w:r>
+              <w:rPr/>
+              <w:t>Post/</w:t>
+            </w:r>
+            <w:r>
+              <w:rPr/>
+              <w:t>api</w:t>
+            </w:r>
+            <w:r>
+              <w:rPr/>
+              <w:t>/users</w:t>
+            </w:r>
+          </w:p>
+        </w:tc>
+        <w:tc>
+          <w:tcPr>
+            <w:tcW w:w="1725" w:type="dxa"/>
+            <w:tcMar/>
+          </w:tcPr>
+          <w:p>
+            <w:pPr>
+              <w:pStyle w:val="Normal"/>
+            </w:pPr>
+            <w:r>
+              <w:rPr/>
+              <w:t xml:space="preserve">System creates a placement of the participants password so that they can login successfully </w:t>
+            </w:r>
+          </w:p>
+        </w:tc>
+        <w:tc>
+          <w:tcPr>
+            <w:tcW w:w="1530" w:type="dxa"/>
+            <w:tcMar/>
+          </w:tcPr>
+          <w:p>
+            <w:pPr>
+              <w:pStyle w:val="Normal"/>
+            </w:pPr>
+            <w:r>
+              <w:rPr/>
+              <w:t>system</w:t>
+            </w:r>
+          </w:p>
+        </w:tc>
+        <w:tc>
+          <w:tcPr>
+            <w:tcW w:w="1545" w:type="dxa"/>
+            <w:tcMar/>
+          </w:tcPr>
+          <w:p>
+            <w:pPr>
+              <w:pStyle w:val="Normal"/>
+            </w:pPr>
+            <w:r>
+              <w:rPr/>
+              <w:t>{</w:t>
+            </w:r>
+            <w:r>
+              <w:rPr/>
+              <w:t>createddate</w:t>
+            </w:r>
+            <w:r>
+              <w:rPr/>
+              <w:t>, returndate</w:t>
+            </w:r>
+          </w:p>
+        </w:tc>
+        <w:tc>
+          <w:tcPr>
+            <w:tcW w:w="1542" w:type="dxa"/>
+            <w:tcMar/>
+          </w:tcPr>
+          <w:p>
+            <w:pPr>
+              <w:pStyle w:val="Normal"/>
+            </w:pPr>
+            <w:r>
+              <w:rPr/>
+              <w:t>200-ok, it has been successfully been created</w:t>
+            </w:r>
+          </w:p>
+          <w:p>
+            <w:pPr>
+              <w:pStyle w:val="Normal"/>
+            </w:pPr>
+            <w:r>
+              <w:rPr/>
+              <w:t>204- means it doesn't have anything</w:t>
+            </w:r>
+          </w:p>
+          <w:p>
+            <w:pPr>
+              <w:pStyle w:val="Normal"/>
+            </w:pPr>
+            <w:r>
+              <w:rPr/>
+              <w:t>404- not found</w:t>
+            </w:r>
+          </w:p>
+          <w:p>
+            <w:pPr>
+              <w:pStyle w:val="Normal"/>
+            </w:pPr>
+          </w:p>
+        </w:tc>
+      </w:tr>
+      <w:tr>
+        <w:trPr>
+          <w:trHeight w:val="300"/>
+        </w:trPr>
+        <w:tc>
+          <w:tcPr>
+            <w:tcW w:w="1560" w:type="dxa"/>
+            <w:tcMar/>
+          </w:tcPr>
+          <w:p>
+            <w:pPr>
+              <w:pStyle w:val="Normal"/>
+            </w:pPr>
+            <w:r>
+              <w:rPr/>
+              <w:t>G</w:t>
+            </w:r>
+            <w:r>
+              <w:rPr/>
+              <w:t>ET</w:t>
+            </w:r>
+          </w:p>
+        </w:tc>
+        <w:tc>
+          <w:tcPr>
+            <w:tcW w:w="1560" w:type="dxa"/>
+            <w:tcMar/>
+          </w:tcPr>
+          <w:p>
+            <w:pPr>
+              <w:pStyle w:val="Normal"/>
+            </w:pPr>
+            <w:r>
+              <w:rPr/>
+              <w:t>post/</w:t>
+            </w:r>
+            <w:r>
+              <w:rPr/>
+              <w:t>api</w:t>
+            </w:r>
+            <w:r>
+              <w:rPr/>
+              <w:t>/users/read</w:t>
+            </w:r>
+          </w:p>
+        </w:tc>
+        <w:tc>
+          <w:tcPr>
+            <w:tcW w:w="1725" w:type="dxa"/>
+            <w:tcMar/>
+          </w:tcPr>
+          <w:p>
+            <w:pPr>
+              <w:pStyle w:val="Normal"/>
+            </w:pPr>
+            <w:r>
+              <w:rPr/>
+              <w:t>System gives the user to read if their information is correct</w:t>
+            </w:r>
+          </w:p>
+        </w:tc>
+        <w:tc>
+          <w:tcPr>
+            <w:tcW w:w="1530" w:type="dxa"/>
+            <w:tcMar/>
+          </w:tcPr>
+          <w:p>
+            <w:pPr>
+              <w:pStyle w:val="Normal"/>
+            </w:pPr>
+            <w:r>
+              <w:rPr/>
+              <w:t xml:space="preserve">System </w:t>
+            </w:r>
+          </w:p>
+        </w:tc>
+        <w:tc>
+          <w:tcPr>
+            <w:tcW w:w="1545" w:type="dxa"/>
+            <w:tcMar/>
+          </w:tcPr>
+          <w:p>
+            <w:pPr>
+              <w:pStyle w:val="Normal"/>
+            </w:pPr>
+            <w:r>
+              <w:rPr/>
+              <w:t>{</w:t>
+            </w:r>
+            <w:r>
+              <w:rPr/>
+              <w:t>createddate</w:t>
+            </w:r>
+            <w:r>
+              <w:rPr/>
+              <w:t>, returnDate</w:t>
+            </w:r>
+          </w:p>
+        </w:tc>
+        <w:tc>
+          <w:tcPr>
+            <w:tcW w:w="1542" w:type="dxa"/>
+            <w:tcMar/>
+          </w:tcPr>
+          <w:p>
+            <w:pPr>
+              <w:pStyle w:val="Normal"/>
+            </w:pPr>
+            <w:r>
+              <w:rPr/>
+              <w:t>200-ok, request was created successfully</w:t>
+            </w:r>
+          </w:p>
+          <w:p>
+            <w:pPr>
+              <w:pStyle w:val="Normal"/>
+            </w:pPr>
+            <w:r>
+              <w:rPr/>
+              <w:t>204- means it doesn't have anything</w:t>
+            </w:r>
+          </w:p>
+          <w:p>
+            <w:pPr>
+              <w:pStyle w:val="Normal"/>
+            </w:pPr>
+            <w:r>
+              <w:rPr/>
+              <w:t>404- not found</w:t>
+            </w:r>
+          </w:p>
+        </w:tc>
+      </w:tr>
+      <w:tr>
+        <w:trPr>
+          <w:trHeight w:val="300"/>
+        </w:trPr>
+        <w:tc>
+          <w:tcPr>
+            <w:tcW w:w="1560" w:type="dxa"/>
+            <w:tcMar/>
+          </w:tcPr>
+          <w:p>
+            <w:pPr>
+              <w:pStyle w:val="Normal"/>
+            </w:pPr>
+            <w:r>
+              <w:rPr/>
+              <w:t>GET</w:t>
+            </w:r>
+          </w:p>
+        </w:tc>
+        <w:tc>
+          <w:tcPr>
+            <w:tcW w:w="1560" w:type="dxa"/>
+            <w:tcMar/>
+          </w:tcPr>
+          <w:p>
+            <w:pPr>
+              <w:pStyle w:val="Normal"/>
+            </w:pPr>
+            <w:r>
+              <w:rPr/>
+              <w:t xml:space="preserve">post/ </w:t>
+            </w:r>
+            <w:r>
+              <w:rPr/>
+              <w:t>api</w:t>
+            </w:r>
+            <w:r>
+              <w:rPr/>
+              <w:t>/ users/read</w:t>
+            </w:r>
+          </w:p>
+        </w:tc>
+        <w:tc>
+          <w:tcPr>
+            <w:tcW w:w="1725" w:type="dxa"/>
+            <w:tcMar/>
+          </w:tcPr>
+          <w:p>
+            <w:pPr>
+              <w:pStyle w:val="Normal"/>
+            </w:pPr>
+            <w:r>
+              <w:rPr/>
+              <w:t xml:space="preserve">System </w:t>
+            </w:r>
+            <w:r>
+              <w:rPr/>
+              <w:t>gives the user access to search events</w:t>
+            </w:r>
+          </w:p>
+        </w:tc>
+        <w:tc>
+          <w:tcPr>
+            <w:tcW w:w="1530" w:type="dxa"/>
+            <w:tcMar/>
+          </w:tcPr>
+          <w:p>
+            <w:pPr>
+              <w:pStyle w:val="Normal"/>
+            </w:pPr>
+            <w:r>
+              <w:rPr/>
+              <w:t>system</w:t>
+            </w:r>
+          </w:p>
+        </w:tc>
+        <w:tc>
+          <w:tcPr>
+            <w:tcW w:w="1545" w:type="dxa"/>
+            <w:tcMar/>
+          </w:tcPr>
+          <w:p>
+            <w:pPr>
+              <w:pStyle w:val="Normal"/>
+            </w:pPr>
+            <w:r>
+              <w:rPr/>
+              <w:t>{createddate, returndate</w:t>
+            </w:r>
+          </w:p>
+        </w:tc>
+        <w:tc>
+          <w:tcPr>
+            <w:tcW w:w="1542" w:type="dxa"/>
+            <w:tcMar/>
+          </w:tcPr>
+          <w:p>
+            <w:pPr>
+              <w:pStyle w:val="Normal"/>
+            </w:pPr>
+            <w:r>
+              <w:rPr/>
+              <w:t>200-ok, request was created successfully</w:t>
+            </w:r>
+          </w:p>
+          <w:p>
+            <w:pPr>
+              <w:pStyle w:val="Normal"/>
+            </w:pPr>
+            <w:r>
+              <w:rPr/>
+              <w:t>204- means it doesn't have anything</w:t>
+            </w:r>
+          </w:p>
+          <w:p>
+            <w:pPr>
+              <w:pStyle w:val="Normal"/>
+            </w:pPr>
+            <w:r>
+              <w:rPr/>
+              <w:t>404- not found</w:t>
+            </w:r>
+          </w:p>
+        </w:tc>
+      </w:tr>
+      <w:tr>
+        <w:trPr>
+          <w:trHeight w:val="300"/>
+        </w:trPr>
+        <w:tc>
+          <w:tcPr>
+            <w:tcW w:w="1560" w:type="dxa"/>
+            <w:tcMar/>
+          </w:tcPr>
+          <w:p>
+            <w:pPr>
+              <w:pStyle w:val="Normal"/>
+            </w:pPr>
+            <w:r>
+              <w:rPr/>
+              <w:t>GET</w:t>
+            </w:r>
+          </w:p>
+        </w:tc>
+        <w:tc>
+          <w:tcPr>
+            <w:tcW w:w="1560" w:type="dxa"/>
+            <w:tcMar/>
+          </w:tcPr>
+          <w:p>
+            <w:pPr>
+              <w:pStyle w:val="Normal"/>
+            </w:pPr>
+            <w:r>
+              <w:rPr/>
+              <w:t>Post/</w:t>
+            </w:r>
+            <w:r>
+              <w:rPr/>
+              <w:t>api</w:t>
+            </w:r>
+            <w:r>
+              <w:rPr/>
+              <w:t>/users/read</w:t>
+            </w:r>
+          </w:p>
+        </w:tc>
+        <w:tc>
+          <w:tcPr>
+            <w:tcW w:w="1725" w:type="dxa"/>
+            <w:tcMar/>
+          </w:tcPr>
+          <w:p>
+            <w:pPr>
+              <w:pStyle w:val="Normal"/>
+            </w:pPr>
+            <w:r>
+              <w:rPr/>
+              <w:t>System allows user to read their results</w:t>
+            </w:r>
+          </w:p>
+        </w:tc>
+        <w:tc>
+          <w:tcPr>
+            <w:tcW w:w="1530" w:type="dxa"/>
+            <w:tcMar/>
+          </w:tcPr>
+          <w:p>
+            <w:pPr>
+              <w:pStyle w:val="Normal"/>
+            </w:pPr>
+            <w:r>
+              <w:rPr/>
+              <w:t xml:space="preserve">System </w:t>
+            </w:r>
+          </w:p>
+        </w:tc>
+        <w:tc>
+          <w:tcPr>
+            <w:tcW w:w="1545" w:type="dxa"/>
+            <w:tcMar/>
+          </w:tcPr>
+          <w:p>
+            <w:pPr>
+              <w:pStyle w:val="Normal"/>
+            </w:pPr>
+            <w:r>
+              <w:rPr/>
+              <w:t>{</w:t>
+            </w:r>
+            <w:r>
+              <w:rPr/>
+              <w:t>createddate</w:t>
+            </w:r>
+            <w:r>
+              <w:rPr/>
+              <w:t>, returndate</w:t>
+            </w:r>
+          </w:p>
+        </w:tc>
+        <w:tc>
+          <w:tcPr>
+            <w:tcW w:w="1542" w:type="dxa"/>
+            <w:tcMar/>
+          </w:tcPr>
+          <w:p>
+            <w:pPr>
+              <w:pStyle w:val="Normal"/>
+            </w:pPr>
+            <w:r>
+              <w:rPr/>
+              <w:t>200-ok, request was created successfully</w:t>
+            </w:r>
+          </w:p>
+          <w:p>
+            <w:pPr>
+              <w:pStyle w:val="Normal"/>
+            </w:pPr>
+            <w:r>
+              <w:rPr/>
+              <w:t>204- means it doesn't have anything</w:t>
+            </w:r>
+          </w:p>
+          <w:p>
+            <w:pPr>
+              <w:pStyle w:val="Normal"/>
+            </w:pPr>
+            <w:r>
+              <w:rPr/>
+              <w:t>404- not found</w:t>
+            </w:r>
+          </w:p>
+        </w:tc>
+      </w:tr>
+      <w:tr>
+        <w:trPr>
+          <w:trHeight w:val="300"/>
+        </w:trPr>
+        <w:tc>
+          <w:tcPr>
+            <w:tcW w:w="1560" w:type="dxa"/>
+            <w:tcMar/>
+          </w:tcPr>
+          <w:p>
+            <w:pPr>
+              <w:pStyle w:val="Normal"/>
+            </w:pPr>
+            <w:r>
+              <w:rPr/>
+              <w:t>GET</w:t>
+            </w:r>
+          </w:p>
+        </w:tc>
+        <w:tc>
+          <w:tcPr>
+            <w:tcW w:w="1560" w:type="dxa"/>
+            <w:tcMar/>
+          </w:tcPr>
+          <w:p>
+            <w:pPr>
+              <w:pStyle w:val="Normal"/>
+            </w:pPr>
+            <w:r>
+              <w:rPr/>
+              <w:t xml:space="preserve">Post/ </w:t>
+            </w:r>
+            <w:r>
+              <w:rPr/>
+              <w:t>api</w:t>
+            </w:r>
+            <w:r>
+              <w:rPr/>
+              <w:t>/ users/ read</w:t>
+            </w:r>
+          </w:p>
+        </w:tc>
+        <w:tc>
+          <w:tcPr>
+            <w:tcW w:w="1725" w:type="dxa"/>
+            <w:tcMar/>
+          </w:tcPr>
+          <w:p>
+            <w:pPr>
+              <w:pStyle w:val="Normal"/>
+            </w:pPr>
+            <w:r>
+              <w:rPr/>
+              <w:t>System allows the organizer to view the participants, the number of participants</w:t>
+            </w:r>
+          </w:p>
+        </w:tc>
+        <w:tc>
+          <w:tcPr>
+            <w:tcW w:w="1530" w:type="dxa"/>
+            <w:tcMar/>
+          </w:tcPr>
+          <w:p>
+            <w:pPr>
+              <w:pStyle w:val="Normal"/>
+            </w:pPr>
+            <w:r>
+              <w:rPr/>
+              <w:t xml:space="preserve">System </w:t>
+            </w:r>
+          </w:p>
+        </w:tc>
+        <w:tc>
+          <w:tcPr>
+            <w:tcW w:w="1545" w:type="dxa"/>
+            <w:tcMar/>
+          </w:tcPr>
+          <w:p>
+            <w:pPr>
+              <w:pStyle w:val="Normal"/>
+            </w:pPr>
+            <w:r>
+              <w:rPr/>
+              <w:t>{</w:t>
+            </w:r>
+            <w:r>
+              <w:rPr/>
+              <w:t>createDate</w:t>
+            </w:r>
+            <w:r>
+              <w:rPr/>
+              <w:t>, returnDate}</w:t>
+            </w:r>
+          </w:p>
+        </w:tc>
+        <w:tc>
+          <w:tcPr>
+            <w:tcW w:w="1542" w:type="dxa"/>
+            <w:tcMar/>
+          </w:tcPr>
+          <w:p>
+            <w:pPr>
+              <w:pStyle w:val="Normal"/>
+            </w:pPr>
+            <w:r>
+              <w:rPr/>
+              <w:t>200-ok, request was created successfully</w:t>
+            </w:r>
+          </w:p>
+          <w:p>
+            <w:pPr>
+              <w:pStyle w:val="Normal"/>
+            </w:pPr>
+            <w:r>
+              <w:rPr/>
+              <w:t>204- means it doesn't have anything</w:t>
+            </w:r>
+          </w:p>
+          <w:p>
+            <w:pPr>
+              <w:pStyle w:val="Normal"/>
+            </w:pPr>
+            <w:r>
+              <w:rPr/>
+              <w:t>404- not found</w:t>
+            </w:r>
+          </w:p>
+        </w:tc>
+      </w:tr>
+      <w:tr>
+        <w:trPr>
+          <w:trHeight w:val="300"/>
+        </w:trPr>
+        <w:tc>
+          <w:tcPr>
+            <w:tcW w:w="1560" w:type="dxa"/>
+            <w:tcMar/>
+          </w:tcPr>
+          <w:p>
+            <w:pPr>
+              <w:pStyle w:val="Normal"/>
+            </w:pPr>
+            <w:r>
+              <w:rPr/>
+              <w:t xml:space="preserve">GET </w:t>
+            </w:r>
+          </w:p>
+        </w:tc>
+        <w:tc>
+          <w:tcPr>
+            <w:tcW w:w="1560" w:type="dxa"/>
+            <w:tcMar/>
+          </w:tcPr>
+          <w:p>
+            <w:pPr>
+              <w:pStyle w:val="Normal"/>
+            </w:pPr>
+            <w:r>
+              <w:rPr/>
+              <w:t xml:space="preserve">Post/ </w:t>
+            </w:r>
+            <w:r>
+              <w:rPr/>
+              <w:t>api</w:t>
+            </w:r>
+            <w:r>
+              <w:rPr/>
+              <w:t>/ user/{id}/ read</w:t>
+            </w:r>
+          </w:p>
+        </w:tc>
+        <w:tc>
+          <w:tcPr>
+            <w:tcW w:w="1725" w:type="dxa"/>
+            <w:tcMar/>
+          </w:tcPr>
+          <w:p>
+            <w:pPr>
+              <w:pStyle w:val="Normal"/>
+            </w:pPr>
+            <w:r>
+              <w:rPr/>
+              <w:t>System allows users to view the events date, weather, and the time</w:t>
+            </w:r>
+          </w:p>
+        </w:tc>
+        <w:tc>
+          <w:tcPr>
+            <w:tcW w:w="1530" w:type="dxa"/>
+            <w:tcMar/>
+          </w:tcPr>
+          <w:p>
+            <w:pPr>
+              <w:pStyle w:val="Normal"/>
+            </w:pPr>
+            <w:r>
+              <w:rPr/>
+              <w:t>System</w:t>
+            </w:r>
+          </w:p>
+        </w:tc>
+        <w:tc>
+          <w:tcPr>
+            <w:tcW w:w="1545" w:type="dxa"/>
+            <w:tcMar/>
+          </w:tcPr>
+          <w:p>
+            <w:pPr>
+              <w:pStyle w:val="Normal"/>
+            </w:pPr>
+            <w:r>
+              <w:rPr/>
+              <w:t>{</w:t>
+            </w:r>
+            <w:r>
+              <w:rPr/>
+              <w:t>createDate</w:t>
+            </w:r>
+            <w:r>
+              <w:rPr/>
+              <w:t>, returnDate}</w:t>
+            </w:r>
+          </w:p>
+        </w:tc>
+        <w:tc>
+          <w:tcPr>
+            <w:tcW w:w="1542" w:type="dxa"/>
+            <w:tcMar/>
+          </w:tcPr>
+          <w:p>
+            <w:pPr>
+              <w:pStyle w:val="Normal"/>
+            </w:pPr>
+            <w:r>
+              <w:rPr/>
+              <w:t>200-ok, request was created successfully</w:t>
+            </w:r>
+          </w:p>
+          <w:p>
+            <w:pPr>
+              <w:pStyle w:val="Normal"/>
+            </w:pPr>
+            <w:r>
+              <w:rPr/>
+              <w:t>204- means it doesn't have anything</w:t>
+            </w:r>
+          </w:p>
+          <w:p>
+            <w:pPr>
+              <w:pStyle w:val="Normal"/>
+            </w:pPr>
+            <w:r>
+              <w:rPr/>
+              <w:t>404- not found</w:t>
+            </w:r>
+          </w:p>
+          <w:p>
+            <w:pPr>
+              <w:pStyle w:val="Normal"/>
+            </w:pPr>
+          </w:p>
+        </w:tc>
+      </w:tr>
+      <w:tr>
+        <w:trPr>
+          <w:trHeight w:val="300"/>
+        </w:trPr>
+        <w:tc>
+          <w:tcPr>
+            <w:tcW w:w="1560" w:type="dxa"/>
+            <w:tcMar/>
+          </w:tcPr>
+          <w:p>
+            <w:pPr>
+              <w:pStyle w:val="Normal"/>
+            </w:pPr>
+            <w:r>
+              <w:rPr/>
+              <w:t>GET</w:t>
+            </w:r>
+          </w:p>
+        </w:tc>
+        <w:tc>
+          <w:tcPr>
+            <w:tcW w:w="1560" w:type="dxa"/>
+            <w:tcMar/>
+          </w:tcPr>
+          <w:p>
+            <w:pPr>
+              <w:pStyle w:val="Normal"/>
+            </w:pPr>
+            <w:r>
+              <w:rPr/>
+              <w:t>Post/</w:t>
+            </w:r>
+            <w:r>
+              <w:rPr/>
+              <w:t>api</w:t>
+            </w:r>
+            <w:r>
+              <w:rPr/>
+              <w:t>/users/{id}/read</w:t>
+            </w:r>
+          </w:p>
+        </w:tc>
+        <w:tc>
+          <w:tcPr>
+            <w:tcW w:w="1725" w:type="dxa"/>
+            <w:tcMar/>
+          </w:tcPr>
+          <w:p>
+            <w:pPr>
+              <w:pStyle w:val="Normal"/>
+            </w:pPr>
+            <w:r>
+              <w:rPr/>
+              <w:t>System allows organizers to view the events date, weather, and the time</w:t>
+            </w:r>
+          </w:p>
+          <w:p>
+            <w:pPr>
+              <w:pStyle w:val="Normal"/>
+            </w:pPr>
+          </w:p>
+        </w:tc>
+        <w:tc>
+          <w:tcPr>
+            <w:tcW w:w="1530" w:type="dxa"/>
+            <w:tcMar/>
+          </w:tcPr>
+          <w:p>
+            <w:pPr>
+              <w:pStyle w:val="Normal"/>
+            </w:pPr>
+            <w:r>
+              <w:rPr/>
+              <w:t>System</w:t>
+            </w:r>
+          </w:p>
+        </w:tc>
+        <w:tc>
+          <w:tcPr>
+            <w:tcW w:w="1545" w:type="dxa"/>
+            <w:tcMar/>
+          </w:tcPr>
+          <w:p>
+            <w:pPr>
+              <w:pStyle w:val="Normal"/>
+            </w:pPr>
+            <w:r>
+              <w:rPr/>
+              <w:t>{CreateRequest,returnReqeust}</w:t>
+            </w:r>
+          </w:p>
+        </w:tc>
+        <w:tc>
+          <w:tcPr>
+            <w:tcW w:w="1542" w:type="dxa"/>
+            <w:tcMar/>
+          </w:tcPr>
+          <w:p>
+            <w:pPr>
+              <w:pStyle w:val="Normal"/>
+            </w:pPr>
+            <w:r>
+              <w:rPr/>
+              <w:t>200-ok, request was created successfully</w:t>
+            </w:r>
+          </w:p>
+          <w:p>
+            <w:pPr>
+              <w:pStyle w:val="Normal"/>
+            </w:pPr>
+            <w:r>
+              <w:rPr/>
+              <w:t>204- means it doesn't have anything</w:t>
+            </w:r>
+          </w:p>
+          <w:p>
+            <w:pPr>
+              <w:pStyle w:val="Normal"/>
+            </w:pPr>
+            <w:r>
+              <w:rPr/>
+              <w:t>404- not found</w:t>
+            </w:r>
+          </w:p>
+        </w:tc>
+      </w:tr>
+      <w:tr>
+        <w:trPr>
+          <w:trHeight w:val="300"/>
+        </w:trPr>
+        <w:tc>
+          <w:tcPr>
+            <w:tcW w:w="1560" w:type="dxa"/>
+            <w:tcMar/>
+          </w:tcPr>
+          <w:p>
+            <w:pPr>
+              <w:pStyle w:val="Normal"/>
+            </w:pPr>
+            <w:r>
+              <w:rPr/>
+              <w:t>PUT</w:t>
+            </w:r>
+          </w:p>
+        </w:tc>
+        <w:tc>
+          <w:tcPr>
+            <w:tcW w:w="1560" w:type="dxa"/>
+            <w:tcMar/>
+          </w:tcPr>
+          <w:p>
+            <w:pPr>
+              <w:pStyle w:val="Normal"/>
+            </w:pPr>
+            <w:r>
+              <w:rPr/>
+              <w:t>Put/</w:t>
+            </w:r>
+            <w:r>
+              <w:rPr/>
+              <w:t>api</w:t>
+            </w:r>
+            <w:r>
+              <w:rPr/>
+              <w:t>/users/{id}/ update</w:t>
+            </w:r>
+          </w:p>
+        </w:tc>
+        <w:tc>
+          <w:tcPr>
+            <w:tcW w:w="1725" w:type="dxa"/>
+            <w:tcMar/>
+          </w:tcPr>
+          <w:p>
+            <w:pPr>
+              <w:pStyle w:val="Normal"/>
+            </w:pPr>
+            <w:r>
+              <w:rPr/>
+              <w:t xml:space="preserve">System allows the participants to </w:t>
+            </w:r>
+            <w:r>
+              <w:rPr/>
+              <w:t>update</w:t>
+            </w:r>
+            <w:r>
+              <w:rPr/>
+              <w:t xml:space="preserve"> their details</w:t>
+            </w:r>
+          </w:p>
+        </w:tc>
+        <w:tc>
+          <w:tcPr>
+            <w:tcW w:w="1530" w:type="dxa"/>
+            <w:tcMar/>
+          </w:tcPr>
+          <w:p>
+            <w:pPr>
+              <w:pStyle w:val="Normal"/>
+            </w:pPr>
+            <w:r>
+              <w:rPr/>
+              <w:t xml:space="preserve">System </w:t>
+            </w:r>
+          </w:p>
+        </w:tc>
+        <w:tc>
+          <w:tcPr>
+            <w:tcW w:w="1545" w:type="dxa"/>
+            <w:tcMar/>
+          </w:tcPr>
+          <w:p>
+            <w:pPr>
+              <w:pStyle w:val="Normal"/>
+            </w:pPr>
+            <w:r>
+              <w:rPr/>
+              <w:t>{</w:t>
+            </w:r>
+            <w:r>
+              <w:rPr/>
+              <w:t>createRequest</w:t>
+            </w:r>
+            <w:r>
+              <w:rPr/>
+              <w:t>, returnRequest</w:t>
+            </w:r>
+          </w:p>
+        </w:tc>
+        <w:tc>
+          <w:tcPr>
+            <w:tcW w:w="1542" w:type="dxa"/>
+            <w:tcMar/>
+          </w:tcPr>
+          <w:p>
+            <w:pPr>
+              <w:pStyle w:val="Normal"/>
+            </w:pPr>
+            <w:r>
+              <w:rPr/>
+              <w:t>200-ok, request was created successfully</w:t>
+            </w:r>
+          </w:p>
+          <w:p>
+            <w:pPr>
+              <w:pStyle w:val="Normal"/>
+            </w:pPr>
+            <w:r>
+              <w:rPr/>
+              <w:t>204- means it doesn't have anything</w:t>
+            </w:r>
+          </w:p>
+          <w:p>
+            <w:pPr>
+              <w:pStyle w:val="Normal"/>
+            </w:pPr>
+            <w:r>
+              <w:rPr/>
+              <w:t>404- not found</w:t>
+            </w:r>
+          </w:p>
+        </w:tc>
+      </w:tr>
+      <w:tr>
+        <w:trPr>
+          <w:trHeight w:val="300"/>
+        </w:trPr>
+        <w:tc>
+          <w:tcPr>
+            <w:tcW w:w="1560" w:type="dxa"/>
+            <w:tcMar/>
+          </w:tcPr>
+          <w:p>
+            <w:pPr>
+              <w:pStyle w:val="Normal"/>
+            </w:pPr>
+            <w:r>
+              <w:rPr/>
+              <w:t>PUT</w:t>
+            </w:r>
+          </w:p>
+        </w:tc>
+        <w:tc>
+          <w:tcPr>
+            <w:tcW w:w="1560" w:type="dxa"/>
+            <w:tcMar/>
+          </w:tcPr>
+          <w:p>
+            <w:pPr>
+              <w:pStyle w:val="Normal"/>
+            </w:pPr>
+            <w:r>
+              <w:rPr/>
+              <w:t>Put/</w:t>
+            </w:r>
+            <w:r>
+              <w:rPr/>
+              <w:t>api</w:t>
+            </w:r>
+            <w:r>
+              <w:rPr/>
+              <w:t>/user/{id}/update</w:t>
+            </w:r>
+          </w:p>
+        </w:tc>
+        <w:tc>
+          <w:tcPr>
+            <w:tcW w:w="1725" w:type="dxa"/>
+            <w:tcMar/>
+          </w:tcPr>
+          <w:p>
+            <w:pPr>
+              <w:pStyle w:val="Normal"/>
+            </w:pPr>
+            <w:r>
+              <w:rPr/>
+              <w:t xml:space="preserve">System allows user to </w:t>
+            </w:r>
+            <w:r>
+              <w:rPr/>
+              <w:t>update</w:t>
+            </w:r>
+            <w:r>
+              <w:rPr/>
+              <w:t xml:space="preserve"> their password</w:t>
+            </w:r>
+          </w:p>
+        </w:tc>
+        <w:tc>
+          <w:tcPr>
+            <w:tcW w:w="1530" w:type="dxa"/>
+            <w:tcMar/>
+          </w:tcPr>
+          <w:p>
+            <w:pPr>
+              <w:pStyle w:val="Normal"/>
+            </w:pPr>
+            <w:r>
+              <w:rPr/>
+              <w:t xml:space="preserve">System </w:t>
+            </w:r>
+          </w:p>
+        </w:tc>
+        <w:tc>
+          <w:tcPr>
+            <w:tcW w:w="1545" w:type="dxa"/>
+            <w:tcMar/>
+          </w:tcPr>
+          <w:p>
+            <w:pPr>
+              <w:pStyle w:val="Normal"/>
+            </w:pPr>
+            <w:r>
+              <w:rPr/>
+              <w:t xml:space="preserve">createRequest, </w:t>
+            </w:r>
+            <w:r>
+              <w:rPr/>
+              <w:t>returnrequest</w:t>
+            </w:r>
+          </w:p>
+        </w:tc>
+        <w:tc>
+          <w:tcPr>
+            <w:tcW w:w="1542" w:type="dxa"/>
+            <w:tcMar/>
+          </w:tcPr>
+          <w:p>
+            <w:pPr>
+              <w:pStyle w:val="Normal"/>
+            </w:pPr>
+            <w:r>
+              <w:rPr/>
+              <w:t>200-ok, request was created successfully</w:t>
+            </w:r>
+          </w:p>
+          <w:p>
+            <w:pPr>
+              <w:pStyle w:val="Normal"/>
+            </w:pPr>
+            <w:r>
+              <w:rPr/>
+              <w:t>204- means it doesn't have anything</w:t>
+            </w:r>
+          </w:p>
+          <w:p>
+            <w:pPr>
+              <w:pStyle w:val="Normal"/>
+            </w:pPr>
+            <w:r>
+              <w:rPr/>
+              <w:t>404- not found</w:t>
+            </w:r>
+          </w:p>
+        </w:tc>
+      </w:tr>
+      <w:tr>
+        <w:trPr>
+          <w:trHeight w:val="300"/>
+        </w:trPr>
+        <w:tc>
+          <w:tcPr>
+            <w:tcW w:w="1560" w:type="dxa"/>
+            <w:tcMar/>
+          </w:tcPr>
+          <w:p>
+            <w:pPr>
+              <w:pStyle w:val="Normal"/>
+            </w:pPr>
+            <w:r>
+              <w:rPr/>
+              <w:t>PUT</w:t>
+            </w:r>
+          </w:p>
+        </w:tc>
+        <w:tc>
+          <w:tcPr>
+            <w:tcW w:w="1560" w:type="dxa"/>
+            <w:tcMar/>
+          </w:tcPr>
+          <w:p>
+            <w:pPr>
+              <w:pStyle w:val="Normal"/>
+            </w:pPr>
+            <w:r>
+              <w:rPr/>
+              <w:t>Put/api/user/{id}/update</w:t>
+            </w:r>
+          </w:p>
+          <w:p>
+            <w:pPr>
+              <w:pStyle w:val="Normal"/>
+            </w:pPr>
+          </w:p>
+        </w:tc>
+        <w:tc>
+          <w:tcPr>
+            <w:tcW w:w="1725" w:type="dxa"/>
+            <w:tcMar/>
+          </w:tcPr>
+          <w:p>
+            <w:pPr>
+              <w:pStyle w:val="Normal"/>
+            </w:pPr>
+            <w:r>
+              <w:rPr/>
+              <w:t>System allows the organizer to update their details</w:t>
+            </w:r>
+          </w:p>
+        </w:tc>
+        <w:tc>
+          <w:tcPr>
+            <w:tcW w:w="1530" w:type="dxa"/>
+            <w:tcMar/>
+          </w:tcPr>
+          <w:p>
+            <w:pPr>
+              <w:pStyle w:val="Normal"/>
+            </w:pPr>
+            <w:r>
+              <w:rPr/>
+              <w:t xml:space="preserve">System </w:t>
+            </w:r>
+          </w:p>
+        </w:tc>
+        <w:tc>
+          <w:tcPr>
+            <w:tcW w:w="1545" w:type="dxa"/>
+            <w:tcMar/>
+          </w:tcPr>
+          <w:p>
+            <w:pPr>
+              <w:pStyle w:val="Normal"/>
+            </w:pPr>
+            <w:r>
+              <w:rPr/>
+              <w:t>CreateRequest</w:t>
+            </w:r>
+            <w:r>
+              <w:rPr/>
+              <w:t xml:space="preserve">, </w:t>
+            </w:r>
+            <w:r>
+              <w:rPr/>
+              <w:t>returnRequestf</w:t>
+            </w:r>
+          </w:p>
+        </w:tc>
+        <w:tc>
+          <w:tcPr>
+            <w:tcW w:w="1542" w:type="dxa"/>
+            <w:tcMar/>
+          </w:tcPr>
+          <w:p>
+            <w:pPr>
+              <w:pStyle w:val="Normal"/>
+            </w:pPr>
+            <w:r>
+              <w:rPr/>
+              <w:t>200-ok, request was created successfully</w:t>
+            </w:r>
+          </w:p>
+          <w:p>
+            <w:pPr>
+              <w:pStyle w:val="Normal"/>
+            </w:pPr>
+            <w:r>
+              <w:rPr/>
+              <w:t>204- means it doesn't have anything</w:t>
+            </w:r>
+          </w:p>
+          <w:p>
+            <w:pPr>
+              <w:pStyle w:val="Normal"/>
+            </w:pPr>
+            <w:r>
+              <w:rPr/>
+              <w:t>404- not found</w:t>
+            </w:r>
+          </w:p>
+        </w:tc>
+      </w:tr>
+      <w:tr>
+        <w:trPr>
+          <w:trHeight w:val="300"/>
+        </w:trPr>
+        <w:tc>
+          <w:tcPr>
+            <w:tcW w:w="1560" w:type="dxa"/>
+            <w:tcMar/>
+          </w:tcPr>
+          <w:p>
+            <w:pPr>
+              <w:pStyle w:val="Normal"/>
+            </w:pPr>
+            <w:r>
+              <w:rPr/>
+              <w:t>PUT</w:t>
+            </w:r>
+          </w:p>
+        </w:tc>
+        <w:tc>
+          <w:tcPr>
+            <w:tcW w:w="1560" w:type="dxa"/>
+            <w:tcMar/>
+          </w:tcPr>
+          <w:p>
+            <w:pPr>
+              <w:pStyle w:val="Normal"/>
+            </w:pPr>
+            <w:r>
+              <w:rPr/>
+              <w:t>Put/api/user/{id}/update</w:t>
+            </w:r>
+          </w:p>
+          <w:p>
+            <w:pPr>
+              <w:pStyle w:val="Normal"/>
+            </w:pPr>
+          </w:p>
+        </w:tc>
+        <w:tc>
+          <w:tcPr>
+            <w:tcW w:w="1725" w:type="dxa"/>
+            <w:tcMar/>
+          </w:tcPr>
+          <w:p>
+            <w:pPr>
+              <w:pStyle w:val="Normal"/>
+            </w:pPr>
+            <w:r>
+              <w:rPr/>
+              <w:t xml:space="preserve">System allows the organizer to change somethings from the events </w:t>
+            </w:r>
+          </w:p>
+        </w:tc>
+        <w:tc>
+          <w:tcPr>
+            <w:tcW w:w="1530" w:type="dxa"/>
+            <w:tcMar/>
+          </w:tcPr>
+          <w:p>
+            <w:pPr>
+              <w:pStyle w:val="Normal"/>
+            </w:pPr>
+            <w:r>
+              <w:rPr/>
+              <w:t xml:space="preserve">System </w:t>
+            </w:r>
+          </w:p>
+        </w:tc>
+        <w:tc>
+          <w:tcPr>
+            <w:tcW w:w="1545" w:type="dxa"/>
+            <w:tcMar/>
+          </w:tcPr>
+          <w:p>
+            <w:pPr>
+              <w:pStyle w:val="Normal"/>
+            </w:pPr>
+            <w:r>
+              <w:rPr/>
+              <w:t>CreateRequest,returnRequest-</w:t>
+            </w:r>
+          </w:p>
+        </w:tc>
+        <w:tc>
+          <w:tcPr>
+            <w:tcW w:w="1542" w:type="dxa"/>
+            <w:tcMar/>
+          </w:tcPr>
+          <w:p>
+            <w:pPr>
+              <w:pStyle w:val="Normal"/>
+            </w:pPr>
+            <w:r>
+              <w:rPr/>
+              <w:t>200-ok, request was created successfully</w:t>
+            </w:r>
+          </w:p>
+          <w:p>
+            <w:pPr>
+              <w:pStyle w:val="Normal"/>
+            </w:pPr>
+            <w:r>
+              <w:rPr/>
+              <w:t>204- means it doesn't have anything</w:t>
+            </w:r>
+          </w:p>
+          <w:p>
+            <w:pPr>
+              <w:pStyle w:val="Normal"/>
+            </w:pPr>
+            <w:r>
+              <w:rPr/>
+              <w:t>404- not found</w:t>
+            </w:r>
+          </w:p>
+        </w:tc>
+      </w:tr>
+      <w:tr>
+        <w:trPr>
+          <w:trHeight w:val="300"/>
+        </w:trPr>
+        <w:tc>
+          <w:tcPr>
+            <w:tcW w:w="1560" w:type="dxa"/>
+            <w:tcMar/>
+          </w:tcPr>
+          <w:p>
+            <w:pPr>
+              <w:pStyle w:val="Normal"/>
+            </w:pPr>
+            <w:r>
+              <w:rPr/>
+              <w:t>PUT</w:t>
+            </w:r>
+          </w:p>
+        </w:tc>
+        <w:tc>
+          <w:tcPr>
+            <w:tcW w:w="1560" w:type="dxa"/>
+            <w:tcMar/>
+          </w:tcPr>
+          <w:p>
+            <w:pPr>
+              <w:pStyle w:val="Normal"/>
+            </w:pPr>
+            <w:r>
+              <w:rPr/>
+              <w:t>Put/api/user/{id}/update</w:t>
+            </w:r>
+          </w:p>
+          <w:p>
+            <w:pPr>
+              <w:pStyle w:val="Normal"/>
+            </w:pPr>
+          </w:p>
+        </w:tc>
+        <w:tc>
+          <w:tcPr>
+            <w:tcW w:w="1725" w:type="dxa"/>
+            <w:tcMar/>
+          </w:tcPr>
+          <w:p>
+            <w:pPr>
+              <w:pStyle w:val="Normal"/>
+            </w:pPr>
+            <w:r>
+              <w:rPr/>
+              <w:t xml:space="preserve">System </w:t>
+            </w:r>
+            <w:r>
+              <w:rPr/>
+              <w:t>allows</w:t>
+            </w:r>
+            <w:r>
+              <w:rPr/>
+              <w:t xml:space="preserve"> participants to change which </w:t>
+            </w:r>
+            <w:r>
+              <w:rPr/>
+              <w:t>events</w:t>
+            </w:r>
+            <w:r>
+              <w:rPr/>
+              <w:t xml:space="preserve"> they want to join</w:t>
+            </w:r>
+          </w:p>
+        </w:tc>
+        <w:tc>
+          <w:tcPr>
+            <w:tcW w:w="1530" w:type="dxa"/>
+            <w:tcMar/>
+          </w:tcPr>
+          <w:p>
+            <w:pPr>
+              <w:pStyle w:val="Normal"/>
+            </w:pPr>
+            <w:r>
+              <w:rPr/>
+              <w:t>System</w:t>
+            </w:r>
+          </w:p>
+        </w:tc>
+        <w:tc>
+          <w:tcPr>
+            <w:tcW w:w="1545" w:type="dxa"/>
+            <w:tcMar/>
+          </w:tcPr>
+          <w:p>
+            <w:pPr>
+              <w:pStyle w:val="Normal"/>
+            </w:pPr>
+            <w:r>
+              <w:rPr/>
+              <w:t>CreateRequest</w:t>
+            </w:r>
+            <w:r>
+              <w:rPr/>
+              <w:t>, returnRequest</w:t>
+            </w:r>
+          </w:p>
+        </w:tc>
+        <w:tc>
+          <w:tcPr>
+            <w:tcW w:w="1542" w:type="dxa"/>
+            <w:tcMar/>
+          </w:tcPr>
+          <w:p>
+            <w:pPr>
+              <w:pStyle w:val="Normal"/>
+            </w:pPr>
+            <w:r>
+              <w:rPr/>
+              <w:t>200-ok, request was created successfully</w:t>
+            </w:r>
+          </w:p>
+          <w:p>
+            <w:pPr>
+              <w:pStyle w:val="Normal"/>
+            </w:pPr>
+            <w:r>
+              <w:rPr/>
+              <w:t>204- means it doesn't have anything</w:t>
+            </w:r>
+          </w:p>
+          <w:p>
+            <w:pPr>
+              <w:pStyle w:val="Normal"/>
+            </w:pPr>
+            <w:r>
+              <w:rPr/>
+              <w:t>404- not found</w:t>
+            </w:r>
+          </w:p>
+        </w:tc>
+      </w:tr>
+      <w:tr>
+        <w:trPr>
+          <w:trHeight w:val="300"/>
+        </w:trPr>
+        <w:tc>
+          <w:tcPr>
+            <w:tcW w:w="1560" w:type="dxa"/>
+            <w:tcMar/>
+          </w:tcPr>
+          <w:p>
+            <w:pPr>
+              <w:pStyle w:val="Normal"/>
+            </w:pPr>
+            <w:r>
+              <w:rPr/>
+              <w:t>DELETE</w:t>
+            </w:r>
+          </w:p>
+        </w:tc>
+        <w:tc>
+          <w:tcPr>
+            <w:tcW w:w="1560" w:type="dxa"/>
+            <w:tcMar/>
+          </w:tcPr>
+          <w:p>
+            <w:pPr>
+              <w:pStyle w:val="Normal"/>
+            </w:pPr>
+            <w:r>
+              <w:rPr/>
+              <w:t xml:space="preserve">Delete/ </w:t>
+            </w:r>
+            <w:r>
+              <w:rPr/>
+              <w:t>api</w:t>
+            </w:r>
+            <w:r>
+              <w:rPr/>
+              <w:t>/user/{id}/remove</w:t>
+            </w:r>
+          </w:p>
+        </w:tc>
+        <w:tc>
+          <w:tcPr>
+            <w:tcW w:w="1725" w:type="dxa"/>
+            <w:tcMar/>
+          </w:tcPr>
+          <w:p>
+            <w:pPr>
+              <w:pStyle w:val="Normal"/>
+            </w:pPr>
+            <w:r>
+              <w:rPr/>
+              <w:t>system allows the participants to delete removetheir details</w:t>
+            </w:r>
+          </w:p>
+        </w:tc>
+        <w:tc>
+          <w:tcPr>
+            <w:tcW w:w="1530" w:type="dxa"/>
+            <w:tcMar/>
+          </w:tcPr>
+          <w:p>
+            <w:pPr>
+              <w:pStyle w:val="Normal"/>
+            </w:pPr>
+            <w:r>
+              <w:rPr/>
+              <w:t>system</w:t>
+            </w:r>
+          </w:p>
+        </w:tc>
+        <w:tc>
+          <w:tcPr>
+            <w:tcW w:w="1545" w:type="dxa"/>
+            <w:tcMar/>
+          </w:tcPr>
+          <w:p>
+            <w:pPr>
+              <w:pStyle w:val="Normal"/>
+            </w:pPr>
+            <w:r>
+              <w:rPr/>
+              <w:t>Createrequest</w:t>
+            </w:r>
+            <w:r>
+              <w:rPr/>
+              <w:t>, returnrequest</w:t>
+            </w:r>
+          </w:p>
+        </w:tc>
+        <w:tc>
+          <w:tcPr>
+            <w:tcW w:w="1542" w:type="dxa"/>
+            <w:tcMar/>
+          </w:tcPr>
+          <w:p>
+            <w:pPr>
+              <w:pStyle w:val="Normal"/>
+            </w:pPr>
+            <w:r>
+              <w:rPr/>
+              <w:t>200-ok, request was created successfully</w:t>
+            </w:r>
+          </w:p>
+          <w:p>
+            <w:pPr>
+              <w:pStyle w:val="Normal"/>
+            </w:pPr>
+            <w:r>
+              <w:rPr/>
+              <w:t>204- means it doesn't have anything</w:t>
+            </w:r>
+          </w:p>
+          <w:p>
+            <w:pPr>
+              <w:pStyle w:val="Normal"/>
+            </w:pPr>
+            <w:r>
+              <w:rPr/>
+              <w:t>404- not found</w:t>
+            </w:r>
+          </w:p>
+        </w:tc>
+      </w:tr>
+      <w:tr>
+        <w:trPr>
+          <w:trHeight w:val="300"/>
+        </w:trPr>
+        <w:tc>
+          <w:tcPr>
+            <w:tcW w:w="1560" w:type="dxa"/>
+            <w:tcMar/>
+          </w:tcPr>
+          <w:p>
+            <w:pPr>
+              <w:pStyle w:val="Normal"/>
+            </w:pPr>
+            <w:r>
+              <w:rPr/>
+              <w:t>DELETE</w:t>
+            </w:r>
+          </w:p>
+        </w:tc>
+        <w:tc>
+          <w:tcPr>
+            <w:tcW w:w="1560" w:type="dxa"/>
+            <w:tcMar/>
+          </w:tcPr>
+          <w:p>
+            <w:pPr>
+              <w:pStyle w:val="Normal"/>
+            </w:pPr>
+            <w:r>
+              <w:rPr/>
+              <w:t>Delete/ api/user/{id}/remove</w:t>
+            </w:r>
+          </w:p>
+          <w:p>
+            <w:pPr>
+              <w:pStyle w:val="Normal"/>
+            </w:pPr>
+          </w:p>
+        </w:tc>
+        <w:tc>
+          <w:tcPr>
+            <w:tcW w:w="1725" w:type="dxa"/>
+            <w:tcMar/>
+          </w:tcPr>
+          <w:p>
+            <w:pPr>
+              <w:pStyle w:val="Normal"/>
+            </w:pPr>
+            <w:r>
+              <w:rPr/>
+              <w:t xml:space="preserve">System allows the request from the participants to delete </w:t>
+            </w:r>
+            <w:r>
+              <w:rPr/>
+              <w:t>their</w:t>
+            </w:r>
+            <w:r>
+              <w:rPr/>
+              <w:t xml:space="preserve"> profile</w:t>
+            </w:r>
+          </w:p>
+        </w:tc>
+        <w:tc>
+          <w:tcPr>
+            <w:tcW w:w="1530" w:type="dxa"/>
+            <w:tcMar/>
+          </w:tcPr>
+          <w:p>
+            <w:pPr>
+              <w:pStyle w:val="Normal"/>
+            </w:pPr>
+            <w:r>
+              <w:rPr/>
+              <w:t xml:space="preserve">System </w:t>
+            </w:r>
+          </w:p>
+        </w:tc>
+        <w:tc>
+          <w:tcPr>
+            <w:tcW w:w="1545" w:type="dxa"/>
+            <w:tcMar/>
+          </w:tcPr>
+          <w:p>
+            <w:pPr>
+              <w:pStyle w:val="Normal"/>
+            </w:pPr>
+            <w:r>
+              <w:rPr/>
+              <w:t>Createrequest, returnrequest</w:t>
+            </w:r>
+          </w:p>
+          <w:p>
+            <w:pPr>
+              <w:pStyle w:val="Normal"/>
+            </w:pPr>
+          </w:p>
+        </w:tc>
+        <w:tc>
+          <w:tcPr>
+            <w:tcW w:w="1542" w:type="dxa"/>
+            <w:tcMar/>
+          </w:tcPr>
+          <w:p>
+            <w:pPr>
+              <w:pStyle w:val="Normal"/>
+            </w:pPr>
+            <w:r>
+              <w:rPr/>
+              <w:t>200-ok, request was created successfully</w:t>
+            </w:r>
+          </w:p>
+          <w:p>
+            <w:pPr>
+              <w:pStyle w:val="Normal"/>
+            </w:pPr>
+            <w:r>
+              <w:rPr/>
+              <w:t>204- means it doesn't have anything</w:t>
+            </w:r>
+          </w:p>
+          <w:p>
+            <w:pPr>
+              <w:pStyle w:val="Normal"/>
+            </w:pPr>
+            <w:r>
+              <w:rPr/>
+              <w:t>404- not found</w:t>
+            </w:r>
+          </w:p>
+        </w:tc>
+      </w:tr>
+      <w:tr>
+        <w:trPr>
+          <w:trHeight w:val="300"/>
+        </w:trPr>
+        <w:tc>
+          <w:tcPr>
+            <w:tcW w:w="1560" w:type="dxa"/>
+            <w:tcMar/>
+          </w:tcPr>
+          <w:p>
+            <w:pPr>
+              <w:pStyle w:val="Normal"/>
+            </w:pPr>
+            <w:r>
+              <w:rPr/>
+              <w:t>DELETE</w:t>
+            </w:r>
+          </w:p>
+        </w:tc>
+        <w:tc>
+          <w:tcPr>
+            <w:tcW w:w="1560" w:type="dxa"/>
+            <w:tcMar/>
+          </w:tcPr>
+          <w:p>
+            <w:pPr>
+              <w:pStyle w:val="Normal"/>
+            </w:pPr>
+            <w:r>
+              <w:rPr/>
+              <w:t>Delete/ api/user/{id}/remove</w:t>
+            </w:r>
+          </w:p>
+          <w:p>
+            <w:pPr>
+              <w:pStyle w:val="Normal"/>
+            </w:pPr>
+          </w:p>
+        </w:tc>
+        <w:tc>
+          <w:tcPr>
+            <w:tcW w:w="1725" w:type="dxa"/>
+            <w:tcMar/>
+          </w:tcPr>
+          <w:p>
+            <w:pPr>
+              <w:pStyle w:val="Normal"/>
+            </w:pPr>
+            <w:r>
+              <w:rPr/>
+              <w:t>System allows the organizers to remove their details from the event</w:t>
+            </w:r>
+          </w:p>
+        </w:tc>
+        <w:tc>
+          <w:tcPr>
+            <w:tcW w:w="1530" w:type="dxa"/>
+            <w:tcMar/>
+          </w:tcPr>
+          <w:p>
+            <w:pPr>
+              <w:pStyle w:val="Normal"/>
+            </w:pPr>
+            <w:r>
+              <w:rPr/>
+              <w:t xml:space="preserve">System </w:t>
+            </w:r>
+          </w:p>
+        </w:tc>
+        <w:tc>
+          <w:tcPr>
+            <w:tcW w:w="1545" w:type="dxa"/>
+            <w:tcMar/>
+          </w:tcPr>
+          <w:p>
+            <w:pPr>
+              <w:pStyle w:val="Normal"/>
+            </w:pPr>
+            <w:r>
+              <w:rPr/>
+              <w:t>Createrequest, returnrequest</w:t>
+            </w:r>
+          </w:p>
+          <w:p>
+            <w:pPr>
+              <w:pStyle w:val="Normal"/>
+            </w:pPr>
+          </w:p>
+        </w:tc>
+        <w:tc>
+          <w:tcPr>
+            <w:tcW w:w="1542" w:type="dxa"/>
+            <w:tcMar/>
+          </w:tcPr>
+          <w:p>
+            <w:pPr>
+              <w:pStyle w:val="Normal"/>
+            </w:pPr>
+            <w:r>
+              <w:rPr/>
+              <w:t>200-ok, request was created successfully</w:t>
+            </w:r>
+          </w:p>
+          <w:p>
+            <w:pPr>
+              <w:pStyle w:val="Normal"/>
+            </w:pPr>
+            <w:r>
+              <w:rPr/>
+              <w:t>204- means it doesn't have anything</w:t>
+            </w:r>
+          </w:p>
+          <w:p>
+            <w:pPr>
+              <w:pStyle w:val="Normal"/>
+            </w:pPr>
+            <w:r>
+              <w:rPr/>
+              <w:t>404- not found</w:t>
+            </w:r>
+          </w:p>
+        </w:tc>
+      </w:tr>
+      <w:tr>
+        <w:trPr>
+          <w:trHeight w:val="300"/>
+        </w:trPr>
+        <w:tc>
+          <w:tcPr>
+            <w:tcW w:w="1560" w:type="dxa"/>
+            <w:tcMar/>
+          </w:tcPr>
+          <w:p>
+            <w:pPr>
+              <w:pStyle w:val="Normal"/>
+            </w:pPr>
+            <w:r>
+              <w:rPr/>
+              <w:t>DELETE</w:t>
+            </w:r>
+          </w:p>
+        </w:tc>
+        <w:tc>
+          <w:tcPr>
+            <w:tcW w:w="1560" w:type="dxa"/>
+            <w:tcMar/>
+          </w:tcPr>
+          <w:p>
+            <w:pPr>
+              <w:pStyle w:val="Normal"/>
+            </w:pPr>
+            <w:r>
+              <w:rPr/>
+              <w:t>Delete/ api/user/{id}/remove</w:t>
+            </w:r>
+          </w:p>
+          <w:p>
+            <w:pPr>
+              <w:pStyle w:val="Normal"/>
+            </w:pPr>
+          </w:p>
+        </w:tc>
+        <w:tc>
+          <w:tcPr>
+            <w:tcW w:w="1725" w:type="dxa"/>
+            <w:tcMar/>
+          </w:tcPr>
+          <w:p>
+            <w:pPr>
+              <w:pStyle w:val="Normal"/>
+            </w:pPr>
+            <w:r>
+              <w:rPr/>
+              <w:t xml:space="preserve">System allows organizers to delete </w:t>
+            </w:r>
+            <w:r>
+              <w:rPr/>
+              <w:t>their</w:t>
+            </w:r>
+            <w:r>
+              <w:rPr/>
+              <w:t xml:space="preserve"> event</w:t>
+            </w:r>
+          </w:p>
+        </w:tc>
+        <w:tc>
+          <w:tcPr>
+            <w:tcW w:w="1530" w:type="dxa"/>
+            <w:tcMar/>
+          </w:tcPr>
+          <w:p>
+            <w:pPr>
+              <w:pStyle w:val="Normal"/>
+            </w:pPr>
+            <w:r>
+              <w:rPr/>
+              <w:t xml:space="preserve">System </w:t>
+            </w:r>
+          </w:p>
+        </w:tc>
+        <w:tc>
+          <w:tcPr>
+            <w:tcW w:w="1545" w:type="dxa"/>
+            <w:tcMar/>
+          </w:tcPr>
+          <w:p>
+            <w:pPr>
+              <w:pStyle w:val="Normal"/>
+            </w:pPr>
+            <w:r>
+              <w:rPr/>
+              <w:t>Createrequest, returnrequest</w:t>
+            </w:r>
+          </w:p>
+          <w:p>
+            <w:pPr>
+              <w:pStyle w:val="Normal"/>
+            </w:pPr>
+          </w:p>
+        </w:tc>
+        <w:tc>
+          <w:tcPr>
+            <w:tcW w:w="1542" w:type="dxa"/>
+            <w:tcMar/>
+          </w:tcPr>
+          <w:p>
+            <w:pPr>
+              <w:pStyle w:val="Normal"/>
+            </w:pPr>
+            <w:r>
+              <w:rPr/>
+              <w:t>200-ok, request was created successfully</w:t>
+            </w:r>
+          </w:p>
+          <w:p>
+            <w:pPr>
+              <w:pStyle w:val="Normal"/>
+            </w:pPr>
+            <w:r>
+              <w:rPr/>
+              <w:t>204- means it doesn't have anything</w:t>
+            </w:r>
+          </w:p>
+          <w:p>
+            <w:pPr>
+              <w:pStyle w:val="Normal"/>
+            </w:pPr>
+            <w:r>
+              <w:rPr/>
+              <w:t>404- not found</w:t>
+            </w:r>
+          </w:p>
+        </w:tc>
+      </w:tr>
+    </w:tbl>
     <w:p>
       <w:pPr>
         <w:pStyle w:val="Normal"/>
@@ -778,14 +3897,1567 @@
     </w:p>
     <w:p>
       <w:pPr>
-        <w:pStyle w:val="Normal"/>
+        <w:pStyle w:val="Heading3"/>
       </w:pPr>
+      <w:r>
+        <w:rPr>
+          <w:color w:val="000000" w:themeColor="text1" w:themeTint="FF" w:themeShade="FF"/>
+          <w:u w:val="single"/>
+        </w:rPr>
+        <w:t>USERS</w:t>
+      </w:r>
     </w:p>
-    <w:p>
-      <w:pPr>
-        <w:pStyle w:val="Normal"/>
-      </w:pPr>
-    </w:p>
+    <w:tbl>
+      <w:tblPr>
+        <w:tblStyle w:val="TableGrid"/>
+        <w:tblW w:w="0" w:type="auto"/>
+        <w:tblLook w:val="06A0" w:firstRow="1" w:lastRow="0" w:firstColumn="1" w:lastColumn="0" w:noHBand="1" w:noVBand="1"/>
+      </w:tblPr>
+      <w:tblGrid>
+        <w:gridCol w:w="1560"/>
+        <w:gridCol w:w="1560"/>
+        <w:gridCol w:w="1770"/>
+        <w:gridCol w:w="1560"/>
+        <w:gridCol w:w="1485"/>
+        <w:gridCol w:w="1542"/>
+      </w:tblGrid>
+      <w:tr>
+        <w:trPr>
+          <w:trHeight w:val="300"/>
+        </w:trPr>
+        <w:tc>
+          <w:tcPr>
+            <w:tcW w:w="1560" w:type="dxa"/>
+            <w:tcMar/>
+          </w:tcPr>
+          <w:p>
+            <w:pPr>
+              <w:pStyle w:val="Normal"/>
+            </w:pPr>
+            <w:r>
+              <w:rPr/>
+              <w:t>HTTP METHOD</w:t>
+            </w:r>
+          </w:p>
+        </w:tc>
+        <w:tc>
+          <w:tcPr>
+            <w:tcW w:w="1560" w:type="dxa"/>
+            <w:tcMar/>
+          </w:tcPr>
+          <w:p>
+            <w:pPr>
+              <w:pStyle w:val="Normal"/>
+            </w:pPr>
+            <w:r>
+              <w:rPr/>
+              <w:t>ROUTE</w:t>
+            </w:r>
+          </w:p>
+        </w:tc>
+        <w:tc>
+          <w:tcPr>
+            <w:tcW w:w="1770" w:type="dxa"/>
+            <w:tcMar/>
+          </w:tcPr>
+          <w:p>
+            <w:pPr>
+              <w:pStyle w:val="Normal"/>
+            </w:pPr>
+            <w:r>
+              <w:rPr/>
+              <w:t>DESCRIPTION</w:t>
+            </w:r>
+          </w:p>
+        </w:tc>
+        <w:tc>
+          <w:tcPr>
+            <w:tcW w:w="1560" w:type="dxa"/>
+            <w:tcMar/>
+          </w:tcPr>
+          <w:p>
+            <w:pPr>
+              <w:pStyle w:val="Normal"/>
+            </w:pPr>
+            <w:r>
+              <w:rPr/>
+              <w:t>ROLE</w:t>
+            </w:r>
+          </w:p>
+          <w:p>
+            <w:pPr>
+              <w:pStyle w:val="Normal"/>
+            </w:pPr>
+            <w:r>
+              <w:rPr/>
+              <w:t>REQUIRED</w:t>
+            </w:r>
+          </w:p>
+        </w:tc>
+        <w:tc>
+          <w:tcPr>
+            <w:tcW w:w="1485" w:type="dxa"/>
+            <w:tcMar/>
+          </w:tcPr>
+          <w:p>
+            <w:pPr>
+              <w:pStyle w:val="Normal"/>
+            </w:pPr>
+            <w:r>
+              <w:rPr/>
+              <w:t>REQUEST BODY</w:t>
+            </w:r>
+          </w:p>
+        </w:tc>
+        <w:tc>
+          <w:tcPr>
+            <w:tcW w:w="1542" w:type="dxa"/>
+            <w:tcMar/>
+          </w:tcPr>
+          <w:p>
+            <w:pPr>
+              <w:pStyle w:val="Normal"/>
+            </w:pPr>
+            <w:r>
+              <w:rPr/>
+              <w:t>EXPECTED RESPONSE</w:t>
+            </w:r>
+          </w:p>
+        </w:tc>
+      </w:tr>
+      <w:tr>
+        <w:trPr>
+          <w:trHeight w:val="300"/>
+        </w:trPr>
+        <w:tc>
+          <w:tcPr>
+            <w:tcW w:w="1560" w:type="dxa"/>
+            <w:tcMar/>
+          </w:tcPr>
+          <w:p>
+            <w:pPr>
+              <w:pStyle w:val="Normal"/>
+            </w:pPr>
+            <w:r>
+              <w:rPr/>
+              <w:t>POST</w:t>
+            </w:r>
+          </w:p>
+        </w:tc>
+        <w:tc>
+          <w:tcPr>
+            <w:tcW w:w="1560" w:type="dxa"/>
+            <w:tcMar/>
+          </w:tcPr>
+          <w:p>
+            <w:pPr>
+              <w:pStyle w:val="Normal"/>
+            </w:pPr>
+            <w:r>
+              <w:rPr/>
+              <w:t>Post</w:t>
+            </w:r>
+            <w:r>
+              <w:rPr/>
+              <w:t>t/api/user/{id}/read</w:t>
+            </w:r>
+          </w:p>
+        </w:tc>
+        <w:tc>
+          <w:tcPr>
+            <w:tcW w:w="1770" w:type="dxa"/>
+            <w:tcMar/>
+          </w:tcPr>
+          <w:p>
+            <w:pPr>
+              <w:pStyle w:val="Normal"/>
+            </w:pPr>
+            <w:r>
+              <w:rPr/>
+              <w:t>Participant creates profile</w:t>
+            </w:r>
+          </w:p>
+        </w:tc>
+        <w:tc>
+          <w:tcPr>
+            <w:tcW w:w="1560" w:type="dxa"/>
+            <w:tcMar/>
+          </w:tcPr>
+          <w:p>
+            <w:pPr>
+              <w:pStyle w:val="Normal"/>
+            </w:pPr>
+            <w:r>
+              <w:rPr/>
+              <w:t>user</w:t>
+            </w:r>
+          </w:p>
+        </w:tc>
+        <w:tc>
+          <w:tcPr>
+            <w:tcW w:w="1485" w:type="dxa"/>
+            <w:tcMar/>
+          </w:tcPr>
+          <w:p>
+            <w:pPr>
+              <w:pStyle w:val="Normal"/>
+            </w:pPr>
+            <w:r>
+              <w:rPr/>
+              <w:t>Createrequest</w:t>
+            </w:r>
+            <w:r>
+              <w:rPr/>
+              <w:t>, returnRequest</w:t>
+            </w:r>
+          </w:p>
+        </w:tc>
+        <w:tc>
+          <w:tcPr>
+            <w:tcW w:w="1542" w:type="dxa"/>
+            <w:tcMar/>
+          </w:tcPr>
+          <w:p>
+            <w:pPr>
+              <w:pStyle w:val="Normal"/>
+            </w:pPr>
+            <w:r>
+              <w:rPr/>
+              <w:t>200-ok, request was created successfully</w:t>
+            </w:r>
+          </w:p>
+          <w:p>
+            <w:pPr>
+              <w:pStyle w:val="Normal"/>
+            </w:pPr>
+            <w:r>
+              <w:rPr/>
+              <w:t>204- means it doesn't have anything</w:t>
+            </w:r>
+          </w:p>
+          <w:p>
+            <w:pPr>
+              <w:pStyle w:val="Normal"/>
+            </w:pPr>
+            <w:r>
+              <w:rPr/>
+              <w:t>404- not found</w:t>
+            </w:r>
+          </w:p>
+          <w:p>
+            <w:pPr>
+              <w:pStyle w:val="Normal"/>
+            </w:pPr>
+          </w:p>
+        </w:tc>
+      </w:tr>
+      <w:tr>
+        <w:trPr>
+          <w:trHeight w:val="300"/>
+        </w:trPr>
+        <w:tc>
+          <w:tcPr>
+            <w:tcW w:w="1560" w:type="dxa"/>
+            <w:tcMar/>
+          </w:tcPr>
+          <w:p>
+            <w:pPr>
+              <w:pStyle w:val="Normal"/>
+            </w:pPr>
+            <w:r>
+              <w:rPr/>
+              <w:t>POST</w:t>
+            </w:r>
+          </w:p>
+        </w:tc>
+        <w:tc>
+          <w:tcPr>
+            <w:tcW w:w="1560" w:type="dxa"/>
+            <w:tcMar/>
+          </w:tcPr>
+          <w:p>
+            <w:pPr>
+              <w:pStyle w:val="Normal"/>
+            </w:pPr>
+            <w:r>
+              <w:rPr/>
+              <w:t>pos</w:t>
+            </w:r>
+            <w:r>
+              <w:rPr/>
+              <w:t>t/</w:t>
+            </w:r>
+            <w:r>
+              <w:rPr/>
+              <w:t>api</w:t>
+            </w:r>
+            <w:r>
+              <w:rPr/>
+              <w:t>/user/{id}/read</w:t>
+            </w:r>
+          </w:p>
+        </w:tc>
+        <w:tc>
+          <w:tcPr>
+            <w:tcW w:w="1770" w:type="dxa"/>
+            <w:tcMar/>
+          </w:tcPr>
+          <w:p>
+            <w:pPr>
+              <w:pStyle w:val="Normal"/>
+            </w:pPr>
+            <w:r>
+              <w:rPr/>
+              <w:t>Participant creates a password</w:t>
+            </w:r>
+          </w:p>
+        </w:tc>
+        <w:tc>
+          <w:tcPr>
+            <w:tcW w:w="1560" w:type="dxa"/>
+            <w:tcMar/>
+          </w:tcPr>
+          <w:p>
+            <w:pPr>
+              <w:pStyle w:val="Normal"/>
+            </w:pPr>
+            <w:r>
+              <w:rPr/>
+              <w:t>user</w:t>
+            </w:r>
+          </w:p>
+        </w:tc>
+        <w:tc>
+          <w:tcPr>
+            <w:tcW w:w="1485" w:type="dxa"/>
+            <w:tcMar/>
+          </w:tcPr>
+          <w:p>
+            <w:pPr>
+              <w:pStyle w:val="Normal"/>
+            </w:pPr>
+            <w:r>
+              <w:rPr/>
+              <w:t>CreateRequest</w:t>
+            </w:r>
+            <w:r>
+              <w:rPr/>
+              <w:t>, returnrequest</w:t>
+            </w:r>
+          </w:p>
+        </w:tc>
+        <w:tc>
+          <w:tcPr>
+            <w:tcW w:w="1542" w:type="dxa"/>
+            <w:tcMar/>
+          </w:tcPr>
+          <w:p>
+            <w:pPr>
+              <w:pStyle w:val="Normal"/>
+            </w:pPr>
+            <w:r>
+              <w:rPr/>
+              <w:t>200-ok, request was created successfully</w:t>
+            </w:r>
+          </w:p>
+          <w:p>
+            <w:pPr>
+              <w:pStyle w:val="Normal"/>
+            </w:pPr>
+            <w:r>
+              <w:rPr/>
+              <w:t>204- means it doesn't have anything</w:t>
+            </w:r>
+          </w:p>
+          <w:p>
+            <w:pPr>
+              <w:pStyle w:val="Normal"/>
+            </w:pPr>
+            <w:r>
+              <w:rPr/>
+              <w:t>404- not found</w:t>
+            </w:r>
+          </w:p>
+          <w:p>
+            <w:pPr>
+              <w:pStyle w:val="Normal"/>
+            </w:pPr>
+          </w:p>
+        </w:tc>
+      </w:tr>
+      <w:tr>
+        <w:trPr>
+          <w:trHeight w:val="300"/>
+        </w:trPr>
+        <w:tc>
+          <w:tcPr>
+            <w:tcW w:w="1560" w:type="dxa"/>
+            <w:tcMar/>
+          </w:tcPr>
+          <w:p>
+            <w:pPr>
+              <w:pStyle w:val="Normal"/>
+            </w:pPr>
+            <w:r>
+              <w:rPr/>
+              <w:t>POST</w:t>
+            </w:r>
+          </w:p>
+        </w:tc>
+        <w:tc>
+          <w:tcPr>
+            <w:tcW w:w="1560" w:type="dxa"/>
+            <w:tcMar/>
+          </w:tcPr>
+          <w:p>
+            <w:pPr>
+              <w:pStyle w:val="Normal"/>
+            </w:pPr>
+            <w:r>
+              <w:rPr/>
+              <w:t>pos</w:t>
+            </w:r>
+            <w:r>
+              <w:rPr/>
+              <w:t>t/</w:t>
+            </w:r>
+            <w:r>
+              <w:rPr/>
+              <w:t>api</w:t>
+            </w:r>
+            <w:r>
+              <w:rPr/>
+              <w:t>/user/{id}/read</w:t>
+            </w:r>
+          </w:p>
+        </w:tc>
+        <w:tc>
+          <w:tcPr>
+            <w:tcW w:w="1770" w:type="dxa"/>
+            <w:tcMar/>
+          </w:tcPr>
+          <w:p>
+            <w:pPr>
+              <w:pStyle w:val="Normal"/>
+            </w:pPr>
+            <w:r>
+              <w:rPr/>
+              <w:t xml:space="preserve">Participant </w:t>
+            </w:r>
+          </w:p>
+        </w:tc>
+        <w:tc>
+          <w:tcPr>
+            <w:tcW w:w="1560" w:type="dxa"/>
+            <w:tcMar/>
+          </w:tcPr>
+          <w:p>
+            <w:pPr>
+              <w:pStyle w:val="Normal"/>
+            </w:pPr>
+          </w:p>
+        </w:tc>
+        <w:tc>
+          <w:tcPr>
+            <w:tcW w:w="1485" w:type="dxa"/>
+            <w:tcMar/>
+          </w:tcPr>
+          <w:p>
+            <w:pPr>
+              <w:pStyle w:val="Normal"/>
+            </w:pPr>
+          </w:p>
+        </w:tc>
+        <w:tc>
+          <w:tcPr>
+            <w:tcW w:w="1542" w:type="dxa"/>
+            <w:tcMar/>
+          </w:tcPr>
+          <w:p>
+            <w:pPr>
+              <w:pStyle w:val="Normal"/>
+            </w:pPr>
+          </w:p>
+        </w:tc>
+      </w:tr>
+      <w:tr>
+        <w:trPr>
+          <w:trHeight w:val="300"/>
+        </w:trPr>
+        <w:tc>
+          <w:tcPr>
+            <w:tcW w:w="1560" w:type="dxa"/>
+            <w:tcMar/>
+          </w:tcPr>
+          <w:p>
+            <w:pPr>
+              <w:pStyle w:val="Normal"/>
+            </w:pPr>
+            <w:r>
+              <w:rPr/>
+              <w:t>POST</w:t>
+            </w:r>
+          </w:p>
+        </w:tc>
+        <w:tc>
+          <w:tcPr>
+            <w:tcW w:w="1560" w:type="dxa"/>
+            <w:tcMar/>
+          </w:tcPr>
+          <w:p>
+            <w:pPr>
+              <w:pStyle w:val="Normal"/>
+            </w:pPr>
+          </w:p>
+        </w:tc>
+        <w:tc>
+          <w:tcPr>
+            <w:tcW w:w="1770" w:type="dxa"/>
+            <w:tcMar/>
+          </w:tcPr>
+          <w:p>
+            <w:pPr>
+              <w:pStyle w:val="Normal"/>
+            </w:pPr>
+          </w:p>
+        </w:tc>
+        <w:tc>
+          <w:tcPr>
+            <w:tcW w:w="1560" w:type="dxa"/>
+            <w:tcMar/>
+          </w:tcPr>
+          <w:p>
+            <w:pPr>
+              <w:pStyle w:val="Normal"/>
+            </w:pPr>
+          </w:p>
+        </w:tc>
+        <w:tc>
+          <w:tcPr>
+            <w:tcW w:w="1485" w:type="dxa"/>
+            <w:tcMar/>
+          </w:tcPr>
+          <w:p>
+            <w:pPr>
+              <w:pStyle w:val="Normal"/>
+            </w:pPr>
+          </w:p>
+        </w:tc>
+        <w:tc>
+          <w:tcPr>
+            <w:tcW w:w="1542" w:type="dxa"/>
+            <w:tcMar/>
+          </w:tcPr>
+          <w:p>
+            <w:pPr>
+              <w:pStyle w:val="Normal"/>
+            </w:pPr>
+          </w:p>
+        </w:tc>
+      </w:tr>
+      <w:tr>
+        <w:trPr>
+          <w:trHeight w:val="300"/>
+        </w:trPr>
+        <w:tc>
+          <w:tcPr>
+            <w:tcW w:w="1560" w:type="dxa"/>
+            <w:tcMar/>
+          </w:tcPr>
+          <w:p>
+            <w:pPr>
+              <w:pStyle w:val="Normal"/>
+            </w:pPr>
+            <w:r>
+              <w:rPr/>
+              <w:t>POST</w:t>
+            </w:r>
+          </w:p>
+        </w:tc>
+        <w:tc>
+          <w:tcPr>
+            <w:tcW w:w="1560" w:type="dxa"/>
+            <w:tcMar/>
+          </w:tcPr>
+          <w:p>
+            <w:pPr>
+              <w:pStyle w:val="Normal"/>
+            </w:pPr>
+          </w:p>
+        </w:tc>
+        <w:tc>
+          <w:tcPr>
+            <w:tcW w:w="1770" w:type="dxa"/>
+            <w:tcMar/>
+          </w:tcPr>
+          <w:p>
+            <w:pPr>
+              <w:pStyle w:val="Normal"/>
+            </w:pPr>
+          </w:p>
+        </w:tc>
+        <w:tc>
+          <w:tcPr>
+            <w:tcW w:w="1560" w:type="dxa"/>
+            <w:tcMar/>
+          </w:tcPr>
+          <w:p>
+            <w:pPr>
+              <w:pStyle w:val="Normal"/>
+            </w:pPr>
+          </w:p>
+        </w:tc>
+        <w:tc>
+          <w:tcPr>
+            <w:tcW w:w="1485" w:type="dxa"/>
+            <w:tcMar/>
+          </w:tcPr>
+          <w:p>
+            <w:pPr>
+              <w:pStyle w:val="Normal"/>
+            </w:pPr>
+          </w:p>
+        </w:tc>
+        <w:tc>
+          <w:tcPr>
+            <w:tcW w:w="1542" w:type="dxa"/>
+            <w:tcMar/>
+          </w:tcPr>
+          <w:p>
+            <w:pPr>
+              <w:pStyle w:val="Normal"/>
+            </w:pPr>
+          </w:p>
+        </w:tc>
+      </w:tr>
+      <w:tr>
+        <w:trPr>
+          <w:trHeight w:val="300"/>
+        </w:trPr>
+        <w:tc>
+          <w:tcPr>
+            <w:tcW w:w="1560" w:type="dxa"/>
+            <w:tcMar/>
+          </w:tcPr>
+          <w:p>
+            <w:pPr>
+              <w:pStyle w:val="Normal"/>
+            </w:pPr>
+            <w:r>
+              <w:rPr/>
+              <w:t>POST</w:t>
+            </w:r>
+          </w:p>
+        </w:tc>
+        <w:tc>
+          <w:tcPr>
+            <w:tcW w:w="1560" w:type="dxa"/>
+            <w:tcMar/>
+          </w:tcPr>
+          <w:p>
+            <w:pPr>
+              <w:pStyle w:val="Normal"/>
+            </w:pPr>
+          </w:p>
+        </w:tc>
+        <w:tc>
+          <w:tcPr>
+            <w:tcW w:w="1770" w:type="dxa"/>
+            <w:tcMar/>
+          </w:tcPr>
+          <w:p>
+            <w:pPr>
+              <w:pStyle w:val="Normal"/>
+            </w:pPr>
+          </w:p>
+        </w:tc>
+        <w:tc>
+          <w:tcPr>
+            <w:tcW w:w="1560" w:type="dxa"/>
+            <w:tcMar/>
+          </w:tcPr>
+          <w:p>
+            <w:pPr>
+              <w:pStyle w:val="Normal"/>
+            </w:pPr>
+          </w:p>
+        </w:tc>
+        <w:tc>
+          <w:tcPr>
+            <w:tcW w:w="1485" w:type="dxa"/>
+            <w:tcMar/>
+          </w:tcPr>
+          <w:p>
+            <w:pPr>
+              <w:pStyle w:val="Normal"/>
+            </w:pPr>
+          </w:p>
+        </w:tc>
+        <w:tc>
+          <w:tcPr>
+            <w:tcW w:w="1542" w:type="dxa"/>
+            <w:tcMar/>
+          </w:tcPr>
+          <w:p>
+            <w:pPr>
+              <w:pStyle w:val="Normal"/>
+            </w:pPr>
+          </w:p>
+        </w:tc>
+      </w:tr>
+      <w:tr>
+        <w:trPr>
+          <w:trHeight w:val="300"/>
+        </w:trPr>
+        <w:tc>
+          <w:tcPr>
+            <w:tcW w:w="1560" w:type="dxa"/>
+            <w:tcMar/>
+          </w:tcPr>
+          <w:p>
+            <w:pPr>
+              <w:pStyle w:val="Normal"/>
+            </w:pPr>
+          </w:p>
+        </w:tc>
+        <w:tc>
+          <w:tcPr>
+            <w:tcW w:w="1560" w:type="dxa"/>
+            <w:tcMar/>
+          </w:tcPr>
+          <w:p>
+            <w:pPr>
+              <w:pStyle w:val="Normal"/>
+            </w:pPr>
+          </w:p>
+        </w:tc>
+        <w:tc>
+          <w:tcPr>
+            <w:tcW w:w="1770" w:type="dxa"/>
+            <w:tcMar/>
+          </w:tcPr>
+          <w:p>
+            <w:pPr>
+              <w:pStyle w:val="Normal"/>
+            </w:pPr>
+          </w:p>
+        </w:tc>
+        <w:tc>
+          <w:tcPr>
+            <w:tcW w:w="1560" w:type="dxa"/>
+            <w:tcMar/>
+          </w:tcPr>
+          <w:p>
+            <w:pPr>
+              <w:pStyle w:val="Normal"/>
+            </w:pPr>
+          </w:p>
+        </w:tc>
+        <w:tc>
+          <w:tcPr>
+            <w:tcW w:w="1485" w:type="dxa"/>
+            <w:tcMar/>
+          </w:tcPr>
+          <w:p>
+            <w:pPr>
+              <w:pStyle w:val="Normal"/>
+            </w:pPr>
+          </w:p>
+        </w:tc>
+        <w:tc>
+          <w:tcPr>
+            <w:tcW w:w="1542" w:type="dxa"/>
+            <w:tcMar/>
+          </w:tcPr>
+          <w:p>
+            <w:pPr>
+              <w:pStyle w:val="Normal"/>
+            </w:pPr>
+          </w:p>
+        </w:tc>
+      </w:tr>
+      <w:tr>
+        <w:trPr>
+          <w:trHeight w:val="300"/>
+        </w:trPr>
+        <w:tc>
+          <w:tcPr>
+            <w:tcW w:w="1560" w:type="dxa"/>
+            <w:tcMar/>
+          </w:tcPr>
+          <w:p>
+            <w:pPr>
+              <w:pStyle w:val="Normal"/>
+            </w:pPr>
+          </w:p>
+        </w:tc>
+        <w:tc>
+          <w:tcPr>
+            <w:tcW w:w="1560" w:type="dxa"/>
+            <w:tcMar/>
+          </w:tcPr>
+          <w:p>
+            <w:pPr>
+              <w:pStyle w:val="Normal"/>
+            </w:pPr>
+          </w:p>
+        </w:tc>
+        <w:tc>
+          <w:tcPr>
+            <w:tcW w:w="1770" w:type="dxa"/>
+            <w:tcMar/>
+          </w:tcPr>
+          <w:p>
+            <w:pPr>
+              <w:pStyle w:val="Normal"/>
+            </w:pPr>
+          </w:p>
+        </w:tc>
+        <w:tc>
+          <w:tcPr>
+            <w:tcW w:w="1560" w:type="dxa"/>
+            <w:tcMar/>
+          </w:tcPr>
+          <w:p>
+            <w:pPr>
+              <w:pStyle w:val="Normal"/>
+            </w:pPr>
+          </w:p>
+        </w:tc>
+        <w:tc>
+          <w:tcPr>
+            <w:tcW w:w="1485" w:type="dxa"/>
+            <w:tcMar/>
+          </w:tcPr>
+          <w:p>
+            <w:pPr>
+              <w:pStyle w:val="Normal"/>
+            </w:pPr>
+          </w:p>
+        </w:tc>
+        <w:tc>
+          <w:tcPr>
+            <w:tcW w:w="1542" w:type="dxa"/>
+            <w:tcMar/>
+          </w:tcPr>
+          <w:p>
+            <w:pPr>
+              <w:pStyle w:val="Normal"/>
+            </w:pPr>
+          </w:p>
+        </w:tc>
+      </w:tr>
+      <w:tr>
+        <w:trPr>
+          <w:trHeight w:val="300"/>
+        </w:trPr>
+        <w:tc>
+          <w:tcPr>
+            <w:tcW w:w="1560" w:type="dxa"/>
+            <w:tcMar/>
+          </w:tcPr>
+          <w:p>
+            <w:pPr>
+              <w:pStyle w:val="Normal"/>
+            </w:pPr>
+          </w:p>
+        </w:tc>
+        <w:tc>
+          <w:tcPr>
+            <w:tcW w:w="1560" w:type="dxa"/>
+            <w:tcMar/>
+          </w:tcPr>
+          <w:p>
+            <w:pPr>
+              <w:pStyle w:val="Normal"/>
+            </w:pPr>
+          </w:p>
+        </w:tc>
+        <w:tc>
+          <w:tcPr>
+            <w:tcW w:w="1770" w:type="dxa"/>
+            <w:tcMar/>
+          </w:tcPr>
+          <w:p>
+            <w:pPr>
+              <w:pStyle w:val="Normal"/>
+            </w:pPr>
+          </w:p>
+        </w:tc>
+        <w:tc>
+          <w:tcPr>
+            <w:tcW w:w="1560" w:type="dxa"/>
+            <w:tcMar/>
+          </w:tcPr>
+          <w:p>
+            <w:pPr>
+              <w:pStyle w:val="Normal"/>
+            </w:pPr>
+          </w:p>
+        </w:tc>
+        <w:tc>
+          <w:tcPr>
+            <w:tcW w:w="1485" w:type="dxa"/>
+            <w:tcMar/>
+          </w:tcPr>
+          <w:p>
+            <w:pPr>
+              <w:pStyle w:val="Normal"/>
+            </w:pPr>
+          </w:p>
+        </w:tc>
+        <w:tc>
+          <w:tcPr>
+            <w:tcW w:w="1542" w:type="dxa"/>
+            <w:tcMar/>
+          </w:tcPr>
+          <w:p>
+            <w:pPr>
+              <w:pStyle w:val="Normal"/>
+            </w:pPr>
+          </w:p>
+        </w:tc>
+      </w:tr>
+      <w:tr>
+        <w:trPr>
+          <w:trHeight w:val="300"/>
+        </w:trPr>
+        <w:tc>
+          <w:tcPr>
+            <w:tcW w:w="1560" w:type="dxa"/>
+            <w:tcMar/>
+          </w:tcPr>
+          <w:p>
+            <w:pPr>
+              <w:pStyle w:val="Normal"/>
+            </w:pPr>
+          </w:p>
+        </w:tc>
+        <w:tc>
+          <w:tcPr>
+            <w:tcW w:w="1560" w:type="dxa"/>
+            <w:tcMar/>
+          </w:tcPr>
+          <w:p>
+            <w:pPr>
+              <w:pStyle w:val="Normal"/>
+            </w:pPr>
+          </w:p>
+        </w:tc>
+        <w:tc>
+          <w:tcPr>
+            <w:tcW w:w="1770" w:type="dxa"/>
+            <w:tcMar/>
+          </w:tcPr>
+          <w:p>
+            <w:pPr>
+              <w:pStyle w:val="Normal"/>
+            </w:pPr>
+          </w:p>
+        </w:tc>
+        <w:tc>
+          <w:tcPr>
+            <w:tcW w:w="1560" w:type="dxa"/>
+            <w:tcMar/>
+          </w:tcPr>
+          <w:p>
+            <w:pPr>
+              <w:pStyle w:val="Normal"/>
+            </w:pPr>
+          </w:p>
+        </w:tc>
+        <w:tc>
+          <w:tcPr>
+            <w:tcW w:w="1485" w:type="dxa"/>
+            <w:tcMar/>
+          </w:tcPr>
+          <w:p>
+            <w:pPr>
+              <w:pStyle w:val="Normal"/>
+            </w:pPr>
+          </w:p>
+        </w:tc>
+        <w:tc>
+          <w:tcPr>
+            <w:tcW w:w="1542" w:type="dxa"/>
+            <w:tcMar/>
+          </w:tcPr>
+          <w:p>
+            <w:pPr>
+              <w:pStyle w:val="Normal"/>
+            </w:pPr>
+          </w:p>
+        </w:tc>
+      </w:tr>
+      <w:tr>
+        <w:trPr>
+          <w:trHeight w:val="300"/>
+        </w:trPr>
+        <w:tc>
+          <w:tcPr>
+            <w:tcW w:w="1560" w:type="dxa"/>
+            <w:tcMar/>
+          </w:tcPr>
+          <w:p>
+            <w:pPr>
+              <w:pStyle w:val="Normal"/>
+            </w:pPr>
+          </w:p>
+        </w:tc>
+        <w:tc>
+          <w:tcPr>
+            <w:tcW w:w="1560" w:type="dxa"/>
+            <w:tcMar/>
+          </w:tcPr>
+          <w:p>
+            <w:pPr>
+              <w:pStyle w:val="Normal"/>
+            </w:pPr>
+          </w:p>
+        </w:tc>
+        <w:tc>
+          <w:tcPr>
+            <w:tcW w:w="1770" w:type="dxa"/>
+            <w:tcMar/>
+          </w:tcPr>
+          <w:p>
+            <w:pPr>
+              <w:pStyle w:val="Normal"/>
+            </w:pPr>
+          </w:p>
+        </w:tc>
+        <w:tc>
+          <w:tcPr>
+            <w:tcW w:w="1560" w:type="dxa"/>
+            <w:tcMar/>
+          </w:tcPr>
+          <w:p>
+            <w:pPr>
+              <w:pStyle w:val="Normal"/>
+            </w:pPr>
+          </w:p>
+        </w:tc>
+        <w:tc>
+          <w:tcPr>
+            <w:tcW w:w="1485" w:type="dxa"/>
+            <w:tcMar/>
+          </w:tcPr>
+          <w:p>
+            <w:pPr>
+              <w:pStyle w:val="Normal"/>
+            </w:pPr>
+          </w:p>
+        </w:tc>
+        <w:tc>
+          <w:tcPr>
+            <w:tcW w:w="1542" w:type="dxa"/>
+            <w:tcMar/>
+          </w:tcPr>
+          <w:p>
+            <w:pPr>
+              <w:pStyle w:val="Normal"/>
+            </w:pPr>
+          </w:p>
+        </w:tc>
+      </w:tr>
+      <w:tr>
+        <w:trPr>
+          <w:trHeight w:val="300"/>
+        </w:trPr>
+        <w:tc>
+          <w:tcPr>
+            <w:tcW w:w="1560" w:type="dxa"/>
+            <w:tcMar/>
+          </w:tcPr>
+          <w:p>
+            <w:pPr>
+              <w:pStyle w:val="Normal"/>
+            </w:pPr>
+          </w:p>
+        </w:tc>
+        <w:tc>
+          <w:tcPr>
+            <w:tcW w:w="1560" w:type="dxa"/>
+            <w:tcMar/>
+          </w:tcPr>
+          <w:p>
+            <w:pPr>
+              <w:pStyle w:val="Normal"/>
+            </w:pPr>
+          </w:p>
+        </w:tc>
+        <w:tc>
+          <w:tcPr>
+            <w:tcW w:w="1770" w:type="dxa"/>
+            <w:tcMar/>
+          </w:tcPr>
+          <w:p>
+            <w:pPr>
+              <w:pStyle w:val="Normal"/>
+            </w:pPr>
+          </w:p>
+        </w:tc>
+        <w:tc>
+          <w:tcPr>
+            <w:tcW w:w="1560" w:type="dxa"/>
+            <w:tcMar/>
+          </w:tcPr>
+          <w:p>
+            <w:pPr>
+              <w:pStyle w:val="Normal"/>
+            </w:pPr>
+          </w:p>
+        </w:tc>
+        <w:tc>
+          <w:tcPr>
+            <w:tcW w:w="1485" w:type="dxa"/>
+            <w:tcMar/>
+          </w:tcPr>
+          <w:p>
+            <w:pPr>
+              <w:pStyle w:val="Normal"/>
+            </w:pPr>
+          </w:p>
+        </w:tc>
+        <w:tc>
+          <w:tcPr>
+            <w:tcW w:w="1542" w:type="dxa"/>
+            <w:tcMar/>
+          </w:tcPr>
+          <w:p>
+            <w:pPr>
+              <w:pStyle w:val="Normal"/>
+            </w:pPr>
+          </w:p>
+        </w:tc>
+      </w:tr>
+      <w:tr>
+        <w:trPr>
+          <w:trHeight w:val="300"/>
+        </w:trPr>
+        <w:tc>
+          <w:tcPr>
+            <w:tcW w:w="1560" w:type="dxa"/>
+            <w:tcMar/>
+          </w:tcPr>
+          <w:p>
+            <w:pPr>
+              <w:pStyle w:val="Normal"/>
+            </w:pPr>
+          </w:p>
+        </w:tc>
+        <w:tc>
+          <w:tcPr>
+            <w:tcW w:w="1560" w:type="dxa"/>
+            <w:tcMar/>
+          </w:tcPr>
+          <w:p>
+            <w:pPr>
+              <w:pStyle w:val="Normal"/>
+            </w:pPr>
+          </w:p>
+        </w:tc>
+        <w:tc>
+          <w:tcPr>
+            <w:tcW w:w="1770" w:type="dxa"/>
+            <w:tcMar/>
+          </w:tcPr>
+          <w:p>
+            <w:pPr>
+              <w:pStyle w:val="Normal"/>
+            </w:pPr>
+          </w:p>
+        </w:tc>
+        <w:tc>
+          <w:tcPr>
+            <w:tcW w:w="1560" w:type="dxa"/>
+            <w:tcMar/>
+          </w:tcPr>
+          <w:p>
+            <w:pPr>
+              <w:pStyle w:val="Normal"/>
+            </w:pPr>
+          </w:p>
+        </w:tc>
+        <w:tc>
+          <w:tcPr>
+            <w:tcW w:w="1485" w:type="dxa"/>
+            <w:tcMar/>
+          </w:tcPr>
+          <w:p>
+            <w:pPr>
+              <w:pStyle w:val="Normal"/>
+            </w:pPr>
+          </w:p>
+        </w:tc>
+        <w:tc>
+          <w:tcPr>
+            <w:tcW w:w="1542" w:type="dxa"/>
+            <w:tcMar/>
+          </w:tcPr>
+          <w:p>
+            <w:pPr>
+              <w:pStyle w:val="Normal"/>
+            </w:pPr>
+          </w:p>
+        </w:tc>
+      </w:tr>
+      <w:tr>
+        <w:trPr>
+          <w:trHeight w:val="300"/>
+        </w:trPr>
+        <w:tc>
+          <w:tcPr>
+            <w:tcW w:w="1560" w:type="dxa"/>
+            <w:tcMar/>
+          </w:tcPr>
+          <w:p>
+            <w:pPr>
+              <w:pStyle w:val="Normal"/>
+            </w:pPr>
+          </w:p>
+        </w:tc>
+        <w:tc>
+          <w:tcPr>
+            <w:tcW w:w="1560" w:type="dxa"/>
+            <w:tcMar/>
+          </w:tcPr>
+          <w:p>
+            <w:pPr>
+              <w:pStyle w:val="Normal"/>
+            </w:pPr>
+          </w:p>
+        </w:tc>
+        <w:tc>
+          <w:tcPr>
+            <w:tcW w:w="1770" w:type="dxa"/>
+            <w:tcMar/>
+          </w:tcPr>
+          <w:p>
+            <w:pPr>
+              <w:pStyle w:val="Normal"/>
+            </w:pPr>
+          </w:p>
+        </w:tc>
+        <w:tc>
+          <w:tcPr>
+            <w:tcW w:w="1560" w:type="dxa"/>
+            <w:tcMar/>
+          </w:tcPr>
+          <w:p>
+            <w:pPr>
+              <w:pStyle w:val="Normal"/>
+            </w:pPr>
+          </w:p>
+        </w:tc>
+        <w:tc>
+          <w:tcPr>
+            <w:tcW w:w="1485" w:type="dxa"/>
+            <w:tcMar/>
+          </w:tcPr>
+          <w:p>
+            <w:pPr>
+              <w:pStyle w:val="Normal"/>
+            </w:pPr>
+          </w:p>
+        </w:tc>
+        <w:tc>
+          <w:tcPr>
+            <w:tcW w:w="1542" w:type="dxa"/>
+            <w:tcMar/>
+          </w:tcPr>
+          <w:p>
+            <w:pPr>
+              <w:pStyle w:val="Normal"/>
+            </w:pPr>
+          </w:p>
+        </w:tc>
+      </w:tr>
+      <w:tr>
+        <w:trPr>
+          <w:trHeight w:val="300"/>
+        </w:trPr>
+        <w:tc>
+          <w:tcPr>
+            <w:tcW w:w="1560" w:type="dxa"/>
+            <w:tcMar/>
+          </w:tcPr>
+          <w:p>
+            <w:pPr>
+              <w:pStyle w:val="Normal"/>
+            </w:pPr>
+          </w:p>
+        </w:tc>
+        <w:tc>
+          <w:tcPr>
+            <w:tcW w:w="1560" w:type="dxa"/>
+            <w:tcMar/>
+          </w:tcPr>
+          <w:p>
+            <w:pPr>
+              <w:pStyle w:val="Normal"/>
+            </w:pPr>
+          </w:p>
+        </w:tc>
+        <w:tc>
+          <w:tcPr>
+            <w:tcW w:w="1770" w:type="dxa"/>
+            <w:tcMar/>
+          </w:tcPr>
+          <w:p>
+            <w:pPr>
+              <w:pStyle w:val="Normal"/>
+            </w:pPr>
+          </w:p>
+        </w:tc>
+        <w:tc>
+          <w:tcPr>
+            <w:tcW w:w="1560" w:type="dxa"/>
+            <w:tcMar/>
+          </w:tcPr>
+          <w:p>
+            <w:pPr>
+              <w:pStyle w:val="Normal"/>
+            </w:pPr>
+          </w:p>
+        </w:tc>
+        <w:tc>
+          <w:tcPr>
+            <w:tcW w:w="1485" w:type="dxa"/>
+            <w:tcMar/>
+          </w:tcPr>
+          <w:p>
+            <w:pPr>
+              <w:pStyle w:val="Normal"/>
+            </w:pPr>
+          </w:p>
+        </w:tc>
+        <w:tc>
+          <w:tcPr>
+            <w:tcW w:w="1542" w:type="dxa"/>
+            <w:tcMar/>
+          </w:tcPr>
+          <w:p>
+            <w:pPr>
+              <w:pStyle w:val="Normal"/>
+            </w:pPr>
+          </w:p>
+        </w:tc>
+      </w:tr>
+      <w:tr>
+        <w:trPr>
+          <w:trHeight w:val="300"/>
+        </w:trPr>
+        <w:tc>
+          <w:tcPr>
+            <w:tcW w:w="1560" w:type="dxa"/>
+            <w:tcMar/>
+          </w:tcPr>
+          <w:p>
+            <w:pPr>
+              <w:pStyle w:val="Normal"/>
+            </w:pPr>
+          </w:p>
+        </w:tc>
+        <w:tc>
+          <w:tcPr>
+            <w:tcW w:w="1560" w:type="dxa"/>
+            <w:tcMar/>
+          </w:tcPr>
+          <w:p>
+            <w:pPr>
+              <w:pStyle w:val="Normal"/>
+            </w:pPr>
+          </w:p>
+        </w:tc>
+        <w:tc>
+          <w:tcPr>
+            <w:tcW w:w="1770" w:type="dxa"/>
+            <w:tcMar/>
+          </w:tcPr>
+          <w:p>
+            <w:pPr>
+              <w:pStyle w:val="Normal"/>
+            </w:pPr>
+          </w:p>
+        </w:tc>
+        <w:tc>
+          <w:tcPr>
+            <w:tcW w:w="1560" w:type="dxa"/>
+            <w:tcMar/>
+          </w:tcPr>
+          <w:p>
+            <w:pPr>
+              <w:pStyle w:val="Normal"/>
+            </w:pPr>
+          </w:p>
+        </w:tc>
+        <w:tc>
+          <w:tcPr>
+            <w:tcW w:w="1485" w:type="dxa"/>
+            <w:tcMar/>
+          </w:tcPr>
+          <w:p>
+            <w:pPr>
+              <w:pStyle w:val="Normal"/>
+            </w:pPr>
+          </w:p>
+        </w:tc>
+        <w:tc>
+          <w:tcPr>
+            <w:tcW w:w="1542" w:type="dxa"/>
+            <w:tcMar/>
+          </w:tcPr>
+          <w:p>
+            <w:pPr>
+              <w:pStyle w:val="Normal"/>
+            </w:pPr>
+          </w:p>
+        </w:tc>
+      </w:tr>
+      <w:tr>
+        <w:trPr>
+          <w:trHeight w:val="300"/>
+        </w:trPr>
+        <w:tc>
+          <w:tcPr>
+            <w:tcW w:w="1560" w:type="dxa"/>
+            <w:tcMar/>
+          </w:tcPr>
+          <w:p>
+            <w:pPr>
+              <w:pStyle w:val="Normal"/>
+            </w:pPr>
+          </w:p>
+        </w:tc>
+        <w:tc>
+          <w:tcPr>
+            <w:tcW w:w="1560" w:type="dxa"/>
+            <w:tcMar/>
+          </w:tcPr>
+          <w:p>
+            <w:pPr>
+              <w:pStyle w:val="Normal"/>
+            </w:pPr>
+          </w:p>
+        </w:tc>
+        <w:tc>
+          <w:tcPr>
+            <w:tcW w:w="1770" w:type="dxa"/>
+            <w:tcMar/>
+          </w:tcPr>
+          <w:p>
+            <w:pPr>
+              <w:pStyle w:val="Normal"/>
+            </w:pPr>
+          </w:p>
+        </w:tc>
+        <w:tc>
+          <w:tcPr>
+            <w:tcW w:w="1560" w:type="dxa"/>
+            <w:tcMar/>
+          </w:tcPr>
+          <w:p>
+            <w:pPr>
+              <w:pStyle w:val="Normal"/>
+            </w:pPr>
+          </w:p>
+        </w:tc>
+        <w:tc>
+          <w:tcPr>
+            <w:tcW w:w="1485" w:type="dxa"/>
+            <w:tcMar/>
+          </w:tcPr>
+          <w:p>
+            <w:pPr>
+              <w:pStyle w:val="Normal"/>
+            </w:pPr>
+          </w:p>
+        </w:tc>
+        <w:tc>
+          <w:tcPr>
+            <w:tcW w:w="1542" w:type="dxa"/>
+            <w:tcMar/>
+          </w:tcPr>
+          <w:p>
+            <w:pPr>
+              <w:pStyle w:val="Normal"/>
+            </w:pPr>
+          </w:p>
+        </w:tc>
+      </w:tr>
+      <w:tr>
+        <w:trPr>
+          <w:trHeight w:val="300"/>
+        </w:trPr>
+        <w:tc>
+          <w:tcPr>
+            <w:tcW w:w="1560" w:type="dxa"/>
+            <w:tcMar/>
+          </w:tcPr>
+          <w:p>
+            <w:pPr>
+              <w:pStyle w:val="Normal"/>
+            </w:pPr>
+          </w:p>
+        </w:tc>
+        <w:tc>
+          <w:tcPr>
+            <w:tcW w:w="1560" w:type="dxa"/>
+            <w:tcMar/>
+          </w:tcPr>
+          <w:p>
+            <w:pPr>
+              <w:pStyle w:val="Normal"/>
+            </w:pPr>
+          </w:p>
+        </w:tc>
+        <w:tc>
+          <w:tcPr>
+            <w:tcW w:w="1770" w:type="dxa"/>
+            <w:tcMar/>
+          </w:tcPr>
+          <w:p>
+            <w:pPr>
+              <w:pStyle w:val="Normal"/>
+            </w:pPr>
+          </w:p>
+        </w:tc>
+        <w:tc>
+          <w:tcPr>
+            <w:tcW w:w="1560" w:type="dxa"/>
+            <w:tcMar/>
+          </w:tcPr>
+          <w:p>
+            <w:pPr>
+              <w:pStyle w:val="Normal"/>
+            </w:pPr>
+          </w:p>
+        </w:tc>
+        <w:tc>
+          <w:tcPr>
+            <w:tcW w:w="1485" w:type="dxa"/>
+            <w:tcMar/>
+          </w:tcPr>
+          <w:p>
+            <w:pPr>
+              <w:pStyle w:val="Normal"/>
+            </w:pPr>
+          </w:p>
+        </w:tc>
+        <w:tc>
+          <w:tcPr>
+            <w:tcW w:w="1542" w:type="dxa"/>
+            <w:tcMar/>
+          </w:tcPr>
+          <w:p>
+            <w:pPr>
+              <w:pStyle w:val="Normal"/>
+            </w:pPr>
+          </w:p>
+        </w:tc>
+      </w:tr>
+    </w:tbl>
     <w:p>
       <w:pPr>
         <w:pStyle w:val="Normal"/>
@@ -1273,6 +5945,53 @@
       <w:outlineLvl w:val="1"/>
     </w:pPr>
   </w:style>
+  <w:style w:type="paragraph" w:styleId="Heading3">
+    <w:uiPriority w:val="9"/>
+    <w:name w:val="heading 3"/>
+    <w:basedOn w:val="Normal"/>
+    <w:next w:val="Normal"/>
+    <w:unhideWhenUsed/>
+    <w:qFormat/>
+    <w:rsid w:val="25B6E17F"/>
+    <w:rPr>
+      <w:rFonts w:eastAsia="" w:cs="" w:eastAsiaTheme="majorEastAsia" w:cstheme="majorBidi"/>
+      <w:color w:val="0F4761" w:themeColor="accent1" w:themeTint="FF" w:themeShade="BF"/>
+      <w:sz w:val="28"/>
+      <w:szCs w:val="28"/>
+    </w:rPr>
+    <w:pPr>
+      <w:keepNext w:val="1"/>
+      <w:keepLines w:val="1"/>
+      <w:spacing w:before="160" w:after="80"/>
+      <w:outlineLvl w:val="2"/>
+    </w:pPr>
+  </w:style>
+  <w:style xmlns:w="http://schemas.openxmlformats.org/wordprocessingml/2006/main" w:type="table" w:styleId="TableGrid">
+    <w:name xmlns:w="http://schemas.openxmlformats.org/wordprocessingml/2006/main" w:val="Table Grid"/>
+    <w:basedOn xmlns:w="http://schemas.openxmlformats.org/wordprocessingml/2006/main" w:val="TableNormal"/>
+    <w:uiPriority xmlns:w="http://schemas.openxmlformats.org/wordprocessingml/2006/main" w:val="59"/>
+    <w:rsid xmlns:w="http://schemas.openxmlformats.org/wordprocessingml/2006/main" w:val="00FB4123"/>
+    <w:pPr xmlns:w="http://schemas.openxmlformats.org/wordprocessingml/2006/main">
+      <w:spacing w:after="0" w:line="240" w:lineRule="auto"/>
+    </w:pPr>
+    <w:tblPr xmlns:w="http://schemas.openxmlformats.org/wordprocessingml/2006/main">
+      <w:tblInd w:w="0" w:type="dxa"/>
+      <w:tblBorders>
+        <w:top w:val="single" w:color="000000" w:themeColor="text1" w:sz="4" w:space="0"/>
+        <w:left w:val="single" w:color="000000" w:themeColor="text1" w:sz="4" w:space="0"/>
+        <w:bottom w:val="single" w:color="000000" w:themeColor="text1" w:sz="4" w:space="0"/>
+        <w:right w:val="single" w:color="000000" w:themeColor="text1" w:sz="4" w:space="0"/>
+        <w:insideH w:val="single" w:color="000000" w:themeColor="text1" w:sz="4" w:space="0"/>
+        <w:insideV w:val="single" w:color="000000" w:themeColor="text1" w:sz="4" w:space="0"/>
+      </w:tblBorders>
+      <w:tblCellMar>
+        <w:top w:w="0" w:type="dxa"/>
+        <w:left w:w="108" w:type="dxa"/>
+        <w:bottom w:w="0" w:type="dxa"/>
+        <w:right w:w="108" w:type="dxa"/>
+      </w:tblCellMar>
+    </w:tblPr>
+  </w:style>
 </w:styles>
 </file>
 

--- a/SECTION A.docx
+++ b/SECTION A.docx
@@ -93,7 +93,7 @@
       </w:pPr>
       <w:r>
         <w:drawing>
-          <wp:inline wp14:editId="0257A854" wp14:anchorId="45E97E45">
+          <wp:inline wp14:editId="04415A40" wp14:anchorId="45E97E45">
             <wp:extent cx="5943600" cy="3143250"/>
             <wp:effectExtent l="0" t="0" r="0" b="0"/>
             <wp:docPr id="2147339642" name="drawing"/>
@@ -4059,7 +4059,23 @@
             </w:r>
             <w:r>
               <w:rPr/>
-              <w:t>t/api/user/{id}/read</w:t>
+              <w:t>t</w:t>
+            </w:r>
+            <w:r>
+              <w:rPr/>
+              <w:t>/</w:t>
+            </w:r>
+            <w:r>
+              <w:rPr/>
+              <w:t>api</w:t>
+            </w:r>
+            <w:r>
+              <w:rPr/>
+              <w:t>/user/{id}/</w:t>
+            </w:r>
+            <w:r>
+              <w:rPr/>
+              <w:t>create</w:t>
             </w:r>
           </w:p>
         </w:tc>
@@ -4193,7 +4209,11 @@
             </w:r>
             <w:r>
               <w:rPr/>
-              <w:t>/user/{id}/read</w:t>
+              <w:t>/user/{id}/</w:t>
+            </w:r>
+            <w:r>
+              <w:rPr/>
+              <w:t>create</w:t>
             </w:r>
           </w:p>
         </w:tc>
@@ -4327,7 +4347,11 @@
             </w:r>
             <w:r>
               <w:rPr/>
-              <w:t>/user/{id}/read</w:t>
+              <w:t>/user/{id}/</w:t>
+            </w:r>
+            <w:r>
+              <w:rPr/>
+              <w:t>create</w:t>
             </w:r>
           </w:p>
         </w:tc>
@@ -4342,19 +4366,31 @@
             </w:pPr>
             <w:r>
               <w:rPr/>
-              <w:t xml:space="preserve">Participant </w:t>
-            </w:r>
-          </w:p>
-        </w:tc>
-        <w:tc>
-          <w:tcPr>
-            <w:tcW w:w="1560" w:type="dxa"/>
-            <w:tcMar/>
-          </w:tcPr>
-          <w:p>
-            <w:pPr>
-              <w:pStyle w:val="Normal"/>
-            </w:pPr>
+              <w:t>Participant</w:t>
+            </w:r>
+            <w:r>
+              <w:rPr/>
+              <w:t xml:space="preserve"> selects their category </w:t>
+            </w:r>
+            <w:r>
+              <w:rPr/>
+              <w:t xml:space="preserve"> </w:t>
+            </w:r>
+          </w:p>
+        </w:tc>
+        <w:tc>
+          <w:tcPr>
+            <w:tcW w:w="1560" w:type="dxa"/>
+            <w:tcMar/>
+          </w:tcPr>
+          <w:p>
+            <w:pPr>
+              <w:pStyle w:val="Normal"/>
+            </w:pPr>
+            <w:r>
+              <w:rPr/>
+              <w:t>user</w:t>
+            </w:r>
           </w:p>
         </w:tc>
         <w:tc>
@@ -4366,6 +4402,14 @@
             <w:pPr>
               <w:pStyle w:val="Normal"/>
             </w:pPr>
+            <w:r>
+              <w:rPr/>
+              <w:t>CreateRequest</w:t>
+            </w:r>
+            <w:r>
+              <w:rPr/>
+              <w:t>, returnRequest</w:t>
+            </w:r>
           </w:p>
         </w:tc>
         <w:tc>
@@ -4373,6 +4417,33 @@
             <w:tcW w:w="1542" w:type="dxa"/>
             <w:tcMar/>
           </w:tcPr>
+          <w:p>
+            <w:pPr>
+              <w:pStyle w:val="Normal"/>
+            </w:pPr>
+            <w:r>
+              <w:rPr/>
+              <w:t>200-ok, request was created successfully</w:t>
+            </w:r>
+          </w:p>
+          <w:p>
+            <w:pPr>
+              <w:pStyle w:val="Normal"/>
+            </w:pPr>
+            <w:r>
+              <w:rPr/>
+              <w:t>204- means it doesn't have anything</w:t>
+            </w:r>
+          </w:p>
+          <w:p>
+            <w:pPr>
+              <w:pStyle w:val="Normal"/>
+            </w:pPr>
+            <w:r>
+              <w:rPr/>
+              <w:t>404- not found</w:t>
+            </w:r>
+          </w:p>
           <w:p>
             <w:pPr>
               <w:pStyle w:val="Normal"/>
@@ -4408,6 +4479,18 @@
             <w:pPr>
               <w:pStyle w:val="Normal"/>
             </w:pPr>
+            <w:r>
+              <w:rPr/>
+              <w:t>Post/</w:t>
+            </w:r>
+            <w:r>
+              <w:rPr/>
+              <w:t>api</w:t>
+            </w:r>
+            <w:r>
+              <w:rPr/>
+              <w:t>/user/{id}/ create</w:t>
+            </w:r>
           </w:p>
         </w:tc>
         <w:tc>
@@ -4419,17 +4502,33 @@
             <w:pPr>
               <w:pStyle w:val="Normal"/>
             </w:pPr>
-          </w:p>
-        </w:tc>
-        <w:tc>
-          <w:tcPr>
-            <w:tcW w:w="1560" w:type="dxa"/>
-            <w:tcMar/>
-          </w:tcPr>
-          <w:p>
-            <w:pPr>
-              <w:pStyle w:val="Normal"/>
-            </w:pPr>
+            <w:r>
+              <w:rPr/>
+              <w:t xml:space="preserve">Organizer </w:t>
+            </w:r>
+            <w:r>
+              <w:rPr/>
+              <w:t>creates</w:t>
+            </w:r>
+            <w:r>
+              <w:rPr/>
+              <w:t xml:space="preserve"> their own profile</w:t>
+            </w:r>
+          </w:p>
+        </w:tc>
+        <w:tc>
+          <w:tcPr>
+            <w:tcW w:w="1560" w:type="dxa"/>
+            <w:tcMar/>
+          </w:tcPr>
+          <w:p>
+            <w:pPr>
+              <w:pStyle w:val="Normal"/>
+            </w:pPr>
+            <w:r>
+              <w:rPr/>
+              <w:t>user</w:t>
+            </w:r>
           </w:p>
         </w:tc>
         <w:tc>
@@ -4441,6 +4540,14 @@
             <w:pPr>
               <w:pStyle w:val="Normal"/>
             </w:pPr>
+            <w:r>
+              <w:rPr/>
+              <w:t>Createrequest</w:t>
+            </w:r>
+            <w:r>
+              <w:rPr/>
+              <w:t>, returnRequest</w:t>
+            </w:r>
           </w:p>
         </w:tc>
         <w:tc>
@@ -4448,6 +4555,33 @@
             <w:tcW w:w="1542" w:type="dxa"/>
             <w:tcMar/>
           </w:tcPr>
+          <w:p>
+            <w:pPr>
+              <w:pStyle w:val="Normal"/>
+            </w:pPr>
+            <w:r>
+              <w:rPr/>
+              <w:t>200-ok, request was created successfully</w:t>
+            </w:r>
+          </w:p>
+          <w:p>
+            <w:pPr>
+              <w:pStyle w:val="Normal"/>
+            </w:pPr>
+            <w:r>
+              <w:rPr/>
+              <w:t>204- means it doesn't have anything</w:t>
+            </w:r>
+          </w:p>
+          <w:p>
+            <w:pPr>
+              <w:pStyle w:val="Normal"/>
+            </w:pPr>
+            <w:r>
+              <w:rPr/>
+              <w:t>404- not found</w:t>
+            </w:r>
+          </w:p>
           <w:p>
             <w:pPr>
               <w:pStyle w:val="Normal"/>
@@ -4483,6 +4617,10 @@
             <w:pPr>
               <w:pStyle w:val="Normal"/>
             </w:pPr>
+            <w:r>
+              <w:rPr/>
+              <w:t>Post/api/user/{id}/ create</w:t>
+            </w:r>
           </w:p>
         </w:tc>
         <w:tc>
@@ -4494,17 +4632,25 @@
             <w:pPr>
               <w:pStyle w:val="Normal"/>
             </w:pPr>
-          </w:p>
-        </w:tc>
-        <w:tc>
-          <w:tcPr>
-            <w:tcW w:w="1560" w:type="dxa"/>
-            <w:tcMar/>
-          </w:tcPr>
-          <w:p>
-            <w:pPr>
-              <w:pStyle w:val="Normal"/>
-            </w:pPr>
+            <w:r>
+              <w:rPr/>
+              <w:t>Organizer creates their own password</w:t>
+            </w:r>
+          </w:p>
+        </w:tc>
+        <w:tc>
+          <w:tcPr>
+            <w:tcW w:w="1560" w:type="dxa"/>
+            <w:tcMar/>
+          </w:tcPr>
+          <w:p>
+            <w:pPr>
+              <w:pStyle w:val="Normal"/>
+            </w:pPr>
+            <w:r>
+              <w:rPr/>
+              <w:t>user</w:t>
+            </w:r>
           </w:p>
         </w:tc>
         <w:tc>
@@ -4516,6 +4662,14 @@
             <w:pPr>
               <w:pStyle w:val="Normal"/>
             </w:pPr>
+            <w:r>
+              <w:rPr/>
+              <w:t>CreateRequest</w:t>
+            </w:r>
+            <w:r>
+              <w:rPr/>
+              <w:t>, returnRequest</w:t>
+            </w:r>
           </w:p>
         </w:tc>
         <w:tc>
@@ -4523,6 +4677,33 @@
             <w:tcW w:w="1542" w:type="dxa"/>
             <w:tcMar/>
           </w:tcPr>
+          <w:p>
+            <w:pPr>
+              <w:pStyle w:val="Normal"/>
+            </w:pPr>
+            <w:r>
+              <w:rPr/>
+              <w:t>200-ok, request was created successfully</w:t>
+            </w:r>
+          </w:p>
+          <w:p>
+            <w:pPr>
+              <w:pStyle w:val="Normal"/>
+            </w:pPr>
+            <w:r>
+              <w:rPr/>
+              <w:t>204- means it doesn't have anything</w:t>
+            </w:r>
+          </w:p>
+          <w:p>
+            <w:pPr>
+              <w:pStyle w:val="Normal"/>
+            </w:pPr>
+            <w:r>
+              <w:rPr/>
+              <w:t>404- not found</w:t>
+            </w:r>
+          </w:p>
           <w:p>
             <w:pPr>
               <w:pStyle w:val="Normal"/>
@@ -4558,6 +4739,10 @@
             <w:pPr>
               <w:pStyle w:val="Normal"/>
             </w:pPr>
+            <w:r>
+              <w:rPr/>
+              <w:t>Post/api/user/{id}/ create</w:t>
+            </w:r>
           </w:p>
         </w:tc>
         <w:tc>
@@ -4569,17 +4754,25 @@
             <w:pPr>
               <w:pStyle w:val="Normal"/>
             </w:pPr>
-          </w:p>
-        </w:tc>
-        <w:tc>
-          <w:tcPr>
-            <w:tcW w:w="1560" w:type="dxa"/>
-            <w:tcMar/>
-          </w:tcPr>
-          <w:p>
-            <w:pPr>
-              <w:pStyle w:val="Normal"/>
-            </w:pPr>
+            <w:r>
+              <w:rPr/>
+              <w:t>Organizer creates an event</w:t>
+            </w:r>
+          </w:p>
+        </w:tc>
+        <w:tc>
+          <w:tcPr>
+            <w:tcW w:w="1560" w:type="dxa"/>
+            <w:tcMar/>
+          </w:tcPr>
+          <w:p>
+            <w:pPr>
+              <w:pStyle w:val="Normal"/>
+            </w:pPr>
+            <w:r>
+              <w:rPr/>
+              <w:t>user</w:t>
+            </w:r>
           </w:p>
         </w:tc>
         <w:tc>
@@ -4591,6 +4784,14 @@
             <w:pPr>
               <w:pStyle w:val="Normal"/>
             </w:pPr>
+            <w:r>
+              <w:rPr/>
+              <w:t>CreateRequest</w:t>
+            </w:r>
+            <w:r>
+              <w:rPr/>
+              <w:t>, returnRequest</w:t>
+            </w:r>
           </w:p>
         </w:tc>
         <w:tc>
@@ -4598,6 +4799,33 @@
             <w:tcW w:w="1542" w:type="dxa"/>
             <w:tcMar/>
           </w:tcPr>
+          <w:p>
+            <w:pPr>
+              <w:pStyle w:val="Normal"/>
+            </w:pPr>
+            <w:r>
+              <w:rPr/>
+              <w:t>200-ok, request was created successfully</w:t>
+            </w:r>
+          </w:p>
+          <w:p>
+            <w:pPr>
+              <w:pStyle w:val="Normal"/>
+            </w:pPr>
+            <w:r>
+              <w:rPr/>
+              <w:t>204- means it doesn't have anything</w:t>
+            </w:r>
+          </w:p>
+          <w:p>
+            <w:pPr>
+              <w:pStyle w:val="Normal"/>
+            </w:pPr>
+            <w:r>
+              <w:rPr/>
+              <w:t>404- not found</w:t>
+            </w:r>
+          </w:p>
           <w:p>
             <w:pPr>
               <w:pStyle w:val="Normal"/>
@@ -4618,17 +4846,37 @@
             <w:pPr>
               <w:pStyle w:val="Normal"/>
             </w:pPr>
-          </w:p>
-        </w:tc>
-        <w:tc>
-          <w:tcPr>
-            <w:tcW w:w="1560" w:type="dxa"/>
-            <w:tcMar/>
-          </w:tcPr>
-          <w:p>
-            <w:pPr>
-              <w:pStyle w:val="Normal"/>
-            </w:pPr>
+            <w:r>
+              <w:rPr/>
+              <w:t>POST</w:t>
+            </w:r>
+          </w:p>
+        </w:tc>
+        <w:tc>
+          <w:tcPr>
+            <w:tcW w:w="1560" w:type="dxa"/>
+            <w:tcMar/>
+          </w:tcPr>
+          <w:p>
+            <w:pPr>
+              <w:pStyle w:val="Normal"/>
+            </w:pPr>
+            <w:r>
+              <w:rPr/>
+              <w:t>post/</w:t>
+            </w:r>
+            <w:r>
+              <w:rPr/>
+              <w:t>api</w:t>
+            </w:r>
+            <w:r>
+              <w:rPr/>
+              <w:t>/user/{id}/</w:t>
+            </w:r>
+            <w:r>
+              <w:rPr/>
+              <w:t>create</w:t>
+            </w:r>
           </w:p>
         </w:tc>
         <w:tc>
@@ -4640,17 +4888,25 @@
             <w:pPr>
               <w:pStyle w:val="Normal"/>
             </w:pPr>
-          </w:p>
-        </w:tc>
-        <w:tc>
-          <w:tcPr>
-            <w:tcW w:w="1560" w:type="dxa"/>
-            <w:tcMar/>
-          </w:tcPr>
-          <w:p>
-            <w:pPr>
-              <w:pStyle w:val="Normal"/>
-            </w:pPr>
+            <w:r>
+              <w:rPr/>
+              <w:t>Organizer creates a list that displays a participant's results</w:t>
+            </w:r>
+          </w:p>
+        </w:tc>
+        <w:tc>
+          <w:tcPr>
+            <w:tcW w:w="1560" w:type="dxa"/>
+            <w:tcMar/>
+          </w:tcPr>
+          <w:p>
+            <w:pPr>
+              <w:pStyle w:val="Normal"/>
+            </w:pPr>
+            <w:r>
+              <w:rPr/>
+              <w:t xml:space="preserve">User </w:t>
+            </w:r>
           </w:p>
         </w:tc>
         <w:tc>
@@ -4662,6 +4918,14 @@
             <w:pPr>
               <w:pStyle w:val="Normal"/>
             </w:pPr>
+            <w:r>
+              <w:rPr/>
+              <w:t>CreateRequest</w:t>
+            </w:r>
+            <w:r>
+              <w:rPr/>
+              <w:t>, returnRequest</w:t>
+            </w:r>
           </w:p>
         </w:tc>
         <w:tc>
@@ -4669,6 +4933,33 @@
             <w:tcW w:w="1542" w:type="dxa"/>
             <w:tcMar/>
           </w:tcPr>
+          <w:p>
+            <w:pPr>
+              <w:pStyle w:val="Normal"/>
+            </w:pPr>
+            <w:r>
+              <w:rPr/>
+              <w:t>200-ok, request was created successfully</w:t>
+            </w:r>
+          </w:p>
+          <w:p>
+            <w:pPr>
+              <w:pStyle w:val="Normal"/>
+            </w:pPr>
+            <w:r>
+              <w:rPr/>
+              <w:t>204- means it doesn't have anything</w:t>
+            </w:r>
+          </w:p>
+          <w:p>
+            <w:pPr>
+              <w:pStyle w:val="Normal"/>
+            </w:pPr>
+            <w:r>
+              <w:rPr/>
+              <w:t>404- not found</w:t>
+            </w:r>
+          </w:p>
           <w:p>
             <w:pPr>
               <w:pStyle w:val="Normal"/>
@@ -4689,17 +4980,37 @@
             <w:pPr>
               <w:pStyle w:val="Normal"/>
             </w:pPr>
-          </w:p>
-        </w:tc>
-        <w:tc>
-          <w:tcPr>
-            <w:tcW w:w="1560" w:type="dxa"/>
-            <w:tcMar/>
-          </w:tcPr>
-          <w:p>
-            <w:pPr>
-              <w:pStyle w:val="Normal"/>
-            </w:pPr>
+            <w:r>
+              <w:rPr/>
+              <w:t>GET</w:t>
+            </w:r>
+          </w:p>
+        </w:tc>
+        <w:tc>
+          <w:tcPr>
+            <w:tcW w:w="1560" w:type="dxa"/>
+            <w:tcMar/>
+          </w:tcPr>
+          <w:p>
+            <w:pPr>
+              <w:pStyle w:val="Normal"/>
+            </w:pPr>
+            <w:r>
+              <w:rPr/>
+              <w:t>Get/</w:t>
+            </w:r>
+            <w:r>
+              <w:rPr/>
+              <w:t>api</w:t>
+            </w:r>
+            <w:r>
+              <w:rPr/>
+              <w:t xml:space="preserve">/user/{id}/ </w:t>
+            </w:r>
+            <w:r>
+              <w:rPr/>
+              <w:t>read</w:t>
+            </w:r>
           </w:p>
         </w:tc>
         <w:tc>
@@ -4711,17 +5022,25 @@
             <w:pPr>
               <w:pStyle w:val="Normal"/>
             </w:pPr>
-          </w:p>
-        </w:tc>
-        <w:tc>
-          <w:tcPr>
-            <w:tcW w:w="1560" w:type="dxa"/>
-            <w:tcMar/>
-          </w:tcPr>
-          <w:p>
-            <w:pPr>
-              <w:pStyle w:val="Normal"/>
-            </w:pPr>
+            <w:r>
+              <w:rPr/>
+              <w:t>Participant reads their information</w:t>
+            </w:r>
+          </w:p>
+        </w:tc>
+        <w:tc>
+          <w:tcPr>
+            <w:tcW w:w="1560" w:type="dxa"/>
+            <w:tcMar/>
+          </w:tcPr>
+          <w:p>
+            <w:pPr>
+              <w:pStyle w:val="Normal"/>
+            </w:pPr>
+            <w:r>
+              <w:rPr/>
+              <w:t xml:space="preserve">User </w:t>
+            </w:r>
           </w:p>
         </w:tc>
         <w:tc>
@@ -4733,6 +5052,14 @@
             <w:pPr>
               <w:pStyle w:val="Normal"/>
             </w:pPr>
+            <w:r>
+              <w:rPr/>
+              <w:t>CreateRequest</w:t>
+            </w:r>
+            <w:r>
+              <w:rPr/>
+              <w:t>, returnRequest</w:t>
+            </w:r>
           </w:p>
         </w:tc>
         <w:tc>
@@ -4740,6 +5067,33 @@
             <w:tcW w:w="1542" w:type="dxa"/>
             <w:tcMar/>
           </w:tcPr>
+          <w:p>
+            <w:pPr>
+              <w:pStyle w:val="Normal"/>
+            </w:pPr>
+            <w:r>
+              <w:rPr/>
+              <w:t>200-ok, request was created successfully</w:t>
+            </w:r>
+          </w:p>
+          <w:p>
+            <w:pPr>
+              <w:pStyle w:val="Normal"/>
+            </w:pPr>
+            <w:r>
+              <w:rPr/>
+              <w:t>204- means it doesn't have anything</w:t>
+            </w:r>
+          </w:p>
+          <w:p>
+            <w:pPr>
+              <w:pStyle w:val="Normal"/>
+            </w:pPr>
+            <w:r>
+              <w:rPr/>
+              <w:t>404- not found</w:t>
+            </w:r>
+          </w:p>
           <w:p>
             <w:pPr>
               <w:pStyle w:val="Normal"/>
@@ -4760,13 +5114,26 @@
             <w:pPr>
               <w:pStyle w:val="Normal"/>
             </w:pPr>
-          </w:p>
-        </w:tc>
-        <w:tc>
-          <w:tcPr>
-            <w:tcW w:w="1560" w:type="dxa"/>
-            <w:tcMar/>
-          </w:tcPr>
+            <w:r>
+              <w:rPr/>
+              <w:t>GET</w:t>
+            </w:r>
+          </w:p>
+        </w:tc>
+        <w:tc>
+          <w:tcPr>
+            <w:tcW w:w="1560" w:type="dxa"/>
+            <w:tcMar/>
+          </w:tcPr>
+          <w:p>
+            <w:pPr>
+              <w:pStyle w:val="Normal"/>
+            </w:pPr>
+            <w:r>
+              <w:rPr/>
+              <w:t>Get/api/user/{id}/ read</w:t>
+            </w:r>
+          </w:p>
           <w:p>
             <w:pPr>
               <w:pStyle w:val="Normal"/>
@@ -4782,17 +5149,25 @@
             <w:pPr>
               <w:pStyle w:val="Normal"/>
             </w:pPr>
-          </w:p>
-        </w:tc>
-        <w:tc>
-          <w:tcPr>
-            <w:tcW w:w="1560" w:type="dxa"/>
-            <w:tcMar/>
-          </w:tcPr>
-          <w:p>
-            <w:pPr>
-              <w:pStyle w:val="Normal"/>
-            </w:pPr>
+            <w:r>
+              <w:rPr/>
+              <w:t xml:space="preserve">Participant reads the events </w:t>
+            </w:r>
+          </w:p>
+        </w:tc>
+        <w:tc>
+          <w:tcPr>
+            <w:tcW w:w="1560" w:type="dxa"/>
+            <w:tcMar/>
+          </w:tcPr>
+          <w:p>
+            <w:pPr>
+              <w:pStyle w:val="Normal"/>
+            </w:pPr>
+            <w:r>
+              <w:rPr/>
+              <w:t xml:space="preserve">User </w:t>
+            </w:r>
           </w:p>
         </w:tc>
         <w:tc>
@@ -4804,6 +5179,10 @@
             <w:pPr>
               <w:pStyle w:val="Normal"/>
             </w:pPr>
+            <w:r>
+              <w:rPr/>
+              <w:t>Createrequest, returnRequest</w:t>
+            </w:r>
           </w:p>
         </w:tc>
         <w:tc>
@@ -4811,6 +5190,33 @@
             <w:tcW w:w="1542" w:type="dxa"/>
             <w:tcMar/>
           </w:tcPr>
+          <w:p>
+            <w:pPr>
+              <w:pStyle w:val="Normal"/>
+            </w:pPr>
+            <w:r>
+              <w:rPr/>
+              <w:t>200-ok, request was created successfully</w:t>
+            </w:r>
+          </w:p>
+          <w:p>
+            <w:pPr>
+              <w:pStyle w:val="Normal"/>
+            </w:pPr>
+            <w:r>
+              <w:rPr/>
+              <w:t>204- means it doesn't have anything</w:t>
+            </w:r>
+          </w:p>
+          <w:p>
+            <w:pPr>
+              <w:pStyle w:val="Normal"/>
+            </w:pPr>
+            <w:r>
+              <w:rPr/>
+              <w:t>404- not found</w:t>
+            </w:r>
+          </w:p>
           <w:p>
             <w:pPr>
               <w:pStyle w:val="Normal"/>
@@ -4831,13 +5237,26 @@
             <w:pPr>
               <w:pStyle w:val="Normal"/>
             </w:pPr>
-          </w:p>
-        </w:tc>
-        <w:tc>
-          <w:tcPr>
-            <w:tcW w:w="1560" w:type="dxa"/>
-            <w:tcMar/>
-          </w:tcPr>
+            <w:r>
+              <w:rPr/>
+              <w:t>GET</w:t>
+            </w:r>
+          </w:p>
+        </w:tc>
+        <w:tc>
+          <w:tcPr>
+            <w:tcW w:w="1560" w:type="dxa"/>
+            <w:tcMar/>
+          </w:tcPr>
+          <w:p>
+            <w:pPr>
+              <w:pStyle w:val="Normal"/>
+            </w:pPr>
+            <w:r>
+              <w:rPr/>
+              <w:t>Get/api/user/{id}/ read</w:t>
+            </w:r>
+          </w:p>
           <w:p>
             <w:pPr>
               <w:pStyle w:val="Normal"/>
@@ -4853,17 +5272,25 @@
             <w:pPr>
               <w:pStyle w:val="Normal"/>
             </w:pPr>
-          </w:p>
-        </w:tc>
-        <w:tc>
-          <w:tcPr>
-            <w:tcW w:w="1560" w:type="dxa"/>
-            <w:tcMar/>
-          </w:tcPr>
-          <w:p>
-            <w:pPr>
-              <w:pStyle w:val="Normal"/>
-            </w:pPr>
+            <w:r>
+              <w:rPr/>
+              <w:t>Participants search events</w:t>
+            </w:r>
+          </w:p>
+        </w:tc>
+        <w:tc>
+          <w:tcPr>
+            <w:tcW w:w="1560" w:type="dxa"/>
+            <w:tcMar/>
+          </w:tcPr>
+          <w:p>
+            <w:pPr>
+              <w:pStyle w:val="Normal"/>
+            </w:pPr>
+            <w:r>
+              <w:rPr/>
+              <w:t xml:space="preserve">User </w:t>
+            </w:r>
           </w:p>
         </w:tc>
         <w:tc>
@@ -4875,6 +5302,15 @@
             <w:pPr>
               <w:pStyle w:val="Normal"/>
             </w:pPr>
+            <w:r>
+              <w:rPr/>
+              <w:t>Createrequest, returnRequest</w:t>
+            </w:r>
+          </w:p>
+          <w:p>
+            <w:pPr>
+              <w:pStyle w:val="Normal"/>
+            </w:pPr>
           </w:p>
         </w:tc>
         <w:tc>
@@ -4882,6 +5318,33 @@
             <w:tcW w:w="1542" w:type="dxa"/>
             <w:tcMar/>
           </w:tcPr>
+          <w:p>
+            <w:pPr>
+              <w:pStyle w:val="Normal"/>
+            </w:pPr>
+            <w:r>
+              <w:rPr/>
+              <w:t>200-ok, request was created successfully</w:t>
+            </w:r>
+          </w:p>
+          <w:p>
+            <w:pPr>
+              <w:pStyle w:val="Normal"/>
+            </w:pPr>
+            <w:r>
+              <w:rPr/>
+              <w:t>204- means it doesn't have anything</w:t>
+            </w:r>
+          </w:p>
+          <w:p>
+            <w:pPr>
+              <w:pStyle w:val="Normal"/>
+            </w:pPr>
+            <w:r>
+              <w:rPr/>
+              <w:t>404- not found</w:t>
+            </w:r>
+          </w:p>
           <w:p>
             <w:pPr>
               <w:pStyle w:val="Normal"/>
@@ -4902,13 +5365,26 @@
             <w:pPr>
               <w:pStyle w:val="Normal"/>
             </w:pPr>
-          </w:p>
-        </w:tc>
-        <w:tc>
-          <w:tcPr>
-            <w:tcW w:w="1560" w:type="dxa"/>
-            <w:tcMar/>
-          </w:tcPr>
+            <w:r>
+              <w:rPr/>
+              <w:t>GET</w:t>
+            </w:r>
+          </w:p>
+        </w:tc>
+        <w:tc>
+          <w:tcPr>
+            <w:tcW w:w="1560" w:type="dxa"/>
+            <w:tcMar/>
+          </w:tcPr>
+          <w:p>
+            <w:pPr>
+              <w:pStyle w:val="Normal"/>
+            </w:pPr>
+            <w:r>
+              <w:rPr/>
+              <w:t>Get/api/user/{id}/ read</w:t>
+            </w:r>
+          </w:p>
           <w:p>
             <w:pPr>
               <w:pStyle w:val="Normal"/>
@@ -4924,17 +5400,33 @@
             <w:pPr>
               <w:pStyle w:val="Normal"/>
             </w:pPr>
-          </w:p>
-        </w:tc>
-        <w:tc>
-          <w:tcPr>
-            <w:tcW w:w="1560" w:type="dxa"/>
-            <w:tcMar/>
-          </w:tcPr>
-          <w:p>
-            <w:pPr>
-              <w:pStyle w:val="Normal"/>
-            </w:pPr>
+            <w:r>
+              <w:rPr/>
+              <w:t xml:space="preserve">Participants read </w:t>
+            </w:r>
+            <w:r>
+              <w:rPr/>
+              <w:t>their</w:t>
+            </w:r>
+            <w:r>
+              <w:rPr/>
+              <w:t xml:space="preserve"> results</w:t>
+            </w:r>
+          </w:p>
+        </w:tc>
+        <w:tc>
+          <w:tcPr>
+            <w:tcW w:w="1560" w:type="dxa"/>
+            <w:tcMar/>
+          </w:tcPr>
+          <w:p>
+            <w:pPr>
+              <w:pStyle w:val="Normal"/>
+            </w:pPr>
+            <w:r>
+              <w:rPr/>
+              <w:t>user</w:t>
+            </w:r>
           </w:p>
         </w:tc>
         <w:tc>
@@ -4946,6 +5438,15 @@
             <w:pPr>
               <w:pStyle w:val="Normal"/>
             </w:pPr>
+            <w:r>
+              <w:rPr/>
+              <w:t>Createrequest, returnRequest</w:t>
+            </w:r>
+          </w:p>
+          <w:p>
+            <w:pPr>
+              <w:pStyle w:val="Normal"/>
+            </w:pPr>
           </w:p>
         </w:tc>
         <w:tc>
@@ -4953,6 +5454,33 @@
             <w:tcW w:w="1542" w:type="dxa"/>
             <w:tcMar/>
           </w:tcPr>
+          <w:p>
+            <w:pPr>
+              <w:pStyle w:val="Normal"/>
+            </w:pPr>
+            <w:r>
+              <w:rPr/>
+              <w:t>200-ok, request was created successfully</w:t>
+            </w:r>
+          </w:p>
+          <w:p>
+            <w:pPr>
+              <w:pStyle w:val="Normal"/>
+            </w:pPr>
+            <w:r>
+              <w:rPr/>
+              <w:t>204- means it doesn't have anything</w:t>
+            </w:r>
+          </w:p>
+          <w:p>
+            <w:pPr>
+              <w:pStyle w:val="Normal"/>
+            </w:pPr>
+            <w:r>
+              <w:rPr/>
+              <w:t>404- not found</w:t>
+            </w:r>
+          </w:p>
           <w:p>
             <w:pPr>
               <w:pStyle w:val="Normal"/>
@@ -4973,17 +5501,33 @@
             <w:pPr>
               <w:pStyle w:val="Normal"/>
             </w:pPr>
-          </w:p>
-        </w:tc>
-        <w:tc>
-          <w:tcPr>
-            <w:tcW w:w="1560" w:type="dxa"/>
-            <w:tcMar/>
-          </w:tcPr>
-          <w:p>
-            <w:pPr>
-              <w:pStyle w:val="Normal"/>
-            </w:pPr>
+            <w:r>
+              <w:rPr/>
+              <w:t xml:space="preserve">GET </w:t>
+            </w:r>
+          </w:p>
+        </w:tc>
+        <w:tc>
+          <w:tcPr>
+            <w:tcW w:w="1560" w:type="dxa"/>
+            <w:tcMar/>
+          </w:tcPr>
+          <w:p>
+            <w:pPr>
+              <w:pStyle w:val="Normal"/>
+            </w:pPr>
+            <w:r>
+              <w:rPr/>
+              <w:t>Get/</w:t>
+            </w:r>
+            <w:r>
+              <w:rPr/>
+              <w:t>api</w:t>
+            </w:r>
+            <w:r>
+              <w:rPr/>
+              <w:t>/user/{id}/read</w:t>
+            </w:r>
           </w:p>
         </w:tc>
         <w:tc>
@@ -4995,17 +5539,25 @@
             <w:pPr>
               <w:pStyle w:val="Normal"/>
             </w:pPr>
-          </w:p>
-        </w:tc>
-        <w:tc>
-          <w:tcPr>
-            <w:tcW w:w="1560" w:type="dxa"/>
-            <w:tcMar/>
-          </w:tcPr>
-          <w:p>
-            <w:pPr>
-              <w:pStyle w:val="Normal"/>
-            </w:pPr>
+            <w:r>
+              <w:rPr/>
+              <w:t xml:space="preserve">Participants read the events </w:t>
+            </w:r>
+          </w:p>
+        </w:tc>
+        <w:tc>
+          <w:tcPr>
+            <w:tcW w:w="1560" w:type="dxa"/>
+            <w:tcMar/>
+          </w:tcPr>
+          <w:p>
+            <w:pPr>
+              <w:pStyle w:val="Normal"/>
+            </w:pPr>
+            <w:r>
+              <w:rPr/>
+              <w:t>user</w:t>
+            </w:r>
           </w:p>
         </w:tc>
         <w:tc>
@@ -5017,6 +5569,15 @@
             <w:pPr>
               <w:pStyle w:val="Normal"/>
             </w:pPr>
+            <w:r>
+              <w:rPr/>
+              <w:t>Createrequest, returnRequest</w:t>
+            </w:r>
+          </w:p>
+          <w:p>
+            <w:pPr>
+              <w:pStyle w:val="Normal"/>
+            </w:pPr>
           </w:p>
         </w:tc>
         <w:tc>
@@ -5024,6 +5585,33 @@
             <w:tcW w:w="1542" w:type="dxa"/>
             <w:tcMar/>
           </w:tcPr>
+          <w:p>
+            <w:pPr>
+              <w:pStyle w:val="Normal"/>
+            </w:pPr>
+            <w:r>
+              <w:rPr/>
+              <w:t>200-ok, request was created successfully</w:t>
+            </w:r>
+          </w:p>
+          <w:p>
+            <w:pPr>
+              <w:pStyle w:val="Normal"/>
+            </w:pPr>
+            <w:r>
+              <w:rPr/>
+              <w:t>204- means it doesn't have anything</w:t>
+            </w:r>
+          </w:p>
+          <w:p>
+            <w:pPr>
+              <w:pStyle w:val="Normal"/>
+            </w:pPr>
+            <w:r>
+              <w:rPr/>
+              <w:t>404- not found</w:t>
+            </w:r>
+          </w:p>
           <w:p>
             <w:pPr>
               <w:pStyle w:val="Normal"/>
@@ -5044,13 +5632,26 @@
             <w:pPr>
               <w:pStyle w:val="Normal"/>
             </w:pPr>
-          </w:p>
-        </w:tc>
-        <w:tc>
-          <w:tcPr>
-            <w:tcW w:w="1560" w:type="dxa"/>
-            <w:tcMar/>
-          </w:tcPr>
+            <w:r>
+              <w:rPr/>
+              <w:t>GET</w:t>
+            </w:r>
+          </w:p>
+        </w:tc>
+        <w:tc>
+          <w:tcPr>
+            <w:tcW w:w="1560" w:type="dxa"/>
+            <w:tcMar/>
+          </w:tcPr>
+          <w:p>
+            <w:pPr>
+              <w:pStyle w:val="Normal"/>
+            </w:pPr>
+            <w:r>
+              <w:rPr/>
+              <w:t>Get/api/user/{id}/ read</w:t>
+            </w:r>
+          </w:p>
           <w:p>
             <w:pPr>
               <w:pStyle w:val="Normal"/>
@@ -5066,17 +5667,33 @@
             <w:pPr>
               <w:pStyle w:val="Normal"/>
             </w:pPr>
-          </w:p>
-        </w:tc>
-        <w:tc>
-          <w:tcPr>
-            <w:tcW w:w="1560" w:type="dxa"/>
-            <w:tcMar/>
-          </w:tcPr>
-          <w:p>
-            <w:pPr>
-              <w:pStyle w:val="Normal"/>
-            </w:pPr>
+            <w:r>
+              <w:rPr/>
+              <w:t xml:space="preserve">Organizers read their </w:t>
+            </w:r>
+            <w:r>
+              <w:rPr/>
+              <w:t>details</w:t>
+            </w:r>
+            <w:r>
+              <w:rPr/>
+              <w:t xml:space="preserve"> and confirm the information</w:t>
+            </w:r>
+          </w:p>
+        </w:tc>
+        <w:tc>
+          <w:tcPr>
+            <w:tcW w:w="1560" w:type="dxa"/>
+            <w:tcMar/>
+          </w:tcPr>
+          <w:p>
+            <w:pPr>
+              <w:pStyle w:val="Normal"/>
+            </w:pPr>
+            <w:r>
+              <w:rPr/>
+              <w:t>user</w:t>
+            </w:r>
           </w:p>
         </w:tc>
         <w:tc>
@@ -5088,6 +5705,15 @@
             <w:pPr>
               <w:pStyle w:val="Normal"/>
             </w:pPr>
+            <w:r>
+              <w:rPr/>
+              <w:t>Createrequest, returnRequest</w:t>
+            </w:r>
+          </w:p>
+          <w:p>
+            <w:pPr>
+              <w:pStyle w:val="Normal"/>
+            </w:pPr>
           </w:p>
         </w:tc>
         <w:tc>
@@ -5095,6 +5721,33 @@
             <w:tcW w:w="1542" w:type="dxa"/>
             <w:tcMar/>
           </w:tcPr>
+          <w:p>
+            <w:pPr>
+              <w:pStyle w:val="Normal"/>
+            </w:pPr>
+            <w:r>
+              <w:rPr/>
+              <w:t>200-ok, request was created successfully</w:t>
+            </w:r>
+          </w:p>
+          <w:p>
+            <w:pPr>
+              <w:pStyle w:val="Normal"/>
+            </w:pPr>
+            <w:r>
+              <w:rPr/>
+              <w:t>204- means it doesn't have anything</w:t>
+            </w:r>
+          </w:p>
+          <w:p>
+            <w:pPr>
+              <w:pStyle w:val="Normal"/>
+            </w:pPr>
+            <w:r>
+              <w:rPr/>
+              <w:t>404- not found</w:t>
+            </w:r>
+          </w:p>
           <w:p>
             <w:pPr>
               <w:pStyle w:val="Normal"/>
@@ -5115,13 +5768,26 @@
             <w:pPr>
               <w:pStyle w:val="Normal"/>
             </w:pPr>
-          </w:p>
-        </w:tc>
-        <w:tc>
-          <w:tcPr>
-            <w:tcW w:w="1560" w:type="dxa"/>
-            <w:tcMar/>
-          </w:tcPr>
+            <w:r>
+              <w:rPr/>
+              <w:t>GET</w:t>
+            </w:r>
+          </w:p>
+        </w:tc>
+        <w:tc>
+          <w:tcPr>
+            <w:tcW w:w="1560" w:type="dxa"/>
+            <w:tcMar/>
+          </w:tcPr>
+          <w:p>
+            <w:pPr>
+              <w:pStyle w:val="Normal"/>
+            </w:pPr>
+            <w:r>
+              <w:rPr/>
+              <w:t>Get/api/user/{id}/ read</w:t>
+            </w:r>
+          </w:p>
           <w:p>
             <w:pPr>
               <w:pStyle w:val="Normal"/>
@@ -5137,17 +5803,25 @@
             <w:pPr>
               <w:pStyle w:val="Normal"/>
             </w:pPr>
-          </w:p>
-        </w:tc>
-        <w:tc>
-          <w:tcPr>
-            <w:tcW w:w="1560" w:type="dxa"/>
-            <w:tcMar/>
-          </w:tcPr>
-          <w:p>
-            <w:pPr>
-              <w:pStyle w:val="Normal"/>
-            </w:pPr>
+            <w:r>
+              <w:rPr/>
+              <w:t>Organizers read the participants results and monitor it</w:t>
+            </w:r>
+          </w:p>
+        </w:tc>
+        <w:tc>
+          <w:tcPr>
+            <w:tcW w:w="1560" w:type="dxa"/>
+            <w:tcMar/>
+          </w:tcPr>
+          <w:p>
+            <w:pPr>
+              <w:pStyle w:val="Normal"/>
+            </w:pPr>
+            <w:r>
+              <w:rPr/>
+              <w:t>user</w:t>
+            </w:r>
           </w:p>
         </w:tc>
         <w:tc>
@@ -5159,6 +5833,15 @@
             <w:pPr>
               <w:pStyle w:val="Normal"/>
             </w:pPr>
+            <w:r>
+              <w:rPr/>
+              <w:t>Createrequest, returnRequest</w:t>
+            </w:r>
+          </w:p>
+          <w:p>
+            <w:pPr>
+              <w:pStyle w:val="Normal"/>
+            </w:pPr>
           </w:p>
         </w:tc>
         <w:tc>
@@ -5166,6 +5849,33 @@
             <w:tcW w:w="1542" w:type="dxa"/>
             <w:tcMar/>
           </w:tcPr>
+          <w:p>
+            <w:pPr>
+              <w:pStyle w:val="Normal"/>
+            </w:pPr>
+            <w:r>
+              <w:rPr/>
+              <w:t>200-ok, request was created successfully</w:t>
+            </w:r>
+          </w:p>
+          <w:p>
+            <w:pPr>
+              <w:pStyle w:val="Normal"/>
+            </w:pPr>
+            <w:r>
+              <w:rPr/>
+              <w:t>204- means it doesn't have anything</w:t>
+            </w:r>
+          </w:p>
+          <w:p>
+            <w:pPr>
+              <w:pStyle w:val="Normal"/>
+            </w:pPr>
+            <w:r>
+              <w:rPr/>
+              <w:t>404- not found</w:t>
+            </w:r>
+          </w:p>
           <w:p>
             <w:pPr>
               <w:pStyle w:val="Normal"/>
@@ -5186,17 +5896,25 @@
             <w:pPr>
               <w:pStyle w:val="Normal"/>
             </w:pPr>
-          </w:p>
-        </w:tc>
-        <w:tc>
-          <w:tcPr>
-            <w:tcW w:w="1560" w:type="dxa"/>
-            <w:tcMar/>
-          </w:tcPr>
-          <w:p>
-            <w:pPr>
-              <w:pStyle w:val="Normal"/>
-            </w:pPr>
+            <w:r>
+              <w:rPr/>
+              <w:t>GET</w:t>
+            </w:r>
+          </w:p>
+        </w:tc>
+        <w:tc>
+          <w:tcPr>
+            <w:tcW w:w="1560" w:type="dxa"/>
+            <w:tcMar/>
+          </w:tcPr>
+          <w:p>
+            <w:pPr>
+              <w:pStyle w:val="Normal"/>
+            </w:pPr>
+            <w:r>
+              <w:rPr/>
+              <w:t>Get/api/user/{id}/ read</w:t>
+            </w:r>
           </w:p>
         </w:tc>
         <w:tc>
@@ -5208,17 +5926,25 @@
             <w:pPr>
               <w:pStyle w:val="Normal"/>
             </w:pPr>
-          </w:p>
-        </w:tc>
-        <w:tc>
-          <w:tcPr>
-            <w:tcW w:w="1560" w:type="dxa"/>
-            <w:tcMar/>
-          </w:tcPr>
-          <w:p>
-            <w:pPr>
-              <w:pStyle w:val="Normal"/>
-            </w:pPr>
+            <w:r>
+              <w:rPr/>
+              <w:t>Organizers view events</w:t>
+            </w:r>
+          </w:p>
+        </w:tc>
+        <w:tc>
+          <w:tcPr>
+            <w:tcW w:w="1560" w:type="dxa"/>
+            <w:tcMar/>
+          </w:tcPr>
+          <w:p>
+            <w:pPr>
+              <w:pStyle w:val="Normal"/>
+            </w:pPr>
+            <w:r>
+              <w:rPr/>
+              <w:t>user</w:t>
+            </w:r>
           </w:p>
         </w:tc>
         <w:tc>
@@ -5230,6 +5956,20 @@
             <w:pPr>
               <w:pStyle w:val="Normal"/>
             </w:pPr>
+            <w:r>
+              <w:rPr/>
+              <w:t>Createrequest, returnRequest</w:t>
+            </w:r>
+          </w:p>
+          <w:p>
+            <w:pPr>
+              <w:pStyle w:val="Normal"/>
+            </w:pPr>
+          </w:p>
+          <w:p>
+            <w:pPr>
+              <w:pStyle w:val="Normal"/>
+            </w:pPr>
           </w:p>
         </w:tc>
         <w:tc>
@@ -5237,6 +5977,33 @@
             <w:tcW w:w="1542" w:type="dxa"/>
             <w:tcMar/>
           </w:tcPr>
+          <w:p>
+            <w:pPr>
+              <w:pStyle w:val="Normal"/>
+            </w:pPr>
+            <w:r>
+              <w:rPr/>
+              <w:t>200-ok, request was created successfully</w:t>
+            </w:r>
+          </w:p>
+          <w:p>
+            <w:pPr>
+              <w:pStyle w:val="Normal"/>
+            </w:pPr>
+            <w:r>
+              <w:rPr/>
+              <w:t>204- means it doesn't have anything</w:t>
+            </w:r>
+          </w:p>
+          <w:p>
+            <w:pPr>
+              <w:pStyle w:val="Normal"/>
+            </w:pPr>
+            <w:r>
+              <w:rPr/>
+              <w:t>404- not found</w:t>
+            </w:r>
+          </w:p>
           <w:p>
             <w:pPr>
               <w:pStyle w:val="Normal"/>
@@ -5257,17 +6024,33 @@
             <w:pPr>
               <w:pStyle w:val="Normal"/>
             </w:pPr>
-          </w:p>
-        </w:tc>
-        <w:tc>
-          <w:tcPr>
-            <w:tcW w:w="1560" w:type="dxa"/>
-            <w:tcMar/>
-          </w:tcPr>
-          <w:p>
-            <w:pPr>
-              <w:pStyle w:val="Normal"/>
-            </w:pPr>
+            <w:r>
+              <w:rPr/>
+              <w:t>PUT</w:t>
+            </w:r>
+          </w:p>
+        </w:tc>
+        <w:tc>
+          <w:tcPr>
+            <w:tcW w:w="1560" w:type="dxa"/>
+            <w:tcMar/>
+          </w:tcPr>
+          <w:p>
+            <w:pPr>
+              <w:pStyle w:val="Normal"/>
+            </w:pPr>
+            <w:r>
+              <w:rPr/>
+              <w:t>Put/</w:t>
+            </w:r>
+            <w:r>
+              <w:rPr/>
+              <w:t>api</w:t>
+            </w:r>
+            <w:r>
+              <w:rPr/>
+              <w:t>/user/{id}/update</w:t>
+            </w:r>
           </w:p>
         </w:tc>
         <w:tc>
@@ -5279,17 +6062,25 @@
             <w:pPr>
               <w:pStyle w:val="Normal"/>
             </w:pPr>
-          </w:p>
-        </w:tc>
-        <w:tc>
-          <w:tcPr>
-            <w:tcW w:w="1560" w:type="dxa"/>
-            <w:tcMar/>
-          </w:tcPr>
-          <w:p>
-            <w:pPr>
-              <w:pStyle w:val="Normal"/>
-            </w:pPr>
+            <w:r>
+              <w:rPr/>
+              <w:t>Participant updates their information</w:t>
+            </w:r>
+          </w:p>
+        </w:tc>
+        <w:tc>
+          <w:tcPr>
+            <w:tcW w:w="1560" w:type="dxa"/>
+            <w:tcMar/>
+          </w:tcPr>
+          <w:p>
+            <w:pPr>
+              <w:pStyle w:val="Normal"/>
+            </w:pPr>
+            <w:r>
+              <w:rPr/>
+              <w:t>user</w:t>
+            </w:r>
           </w:p>
         </w:tc>
         <w:tc>
@@ -5301,6 +6092,15 @@
             <w:pPr>
               <w:pStyle w:val="Normal"/>
             </w:pPr>
+            <w:r>
+              <w:rPr/>
+              <w:t>Createrequest, returnRequest</w:t>
+            </w:r>
+          </w:p>
+          <w:p>
+            <w:pPr>
+              <w:pStyle w:val="Normal"/>
+            </w:pPr>
           </w:p>
         </w:tc>
         <w:tc>
@@ -5308,6 +6108,33 @@
             <w:tcW w:w="1542" w:type="dxa"/>
             <w:tcMar/>
           </w:tcPr>
+          <w:p>
+            <w:pPr>
+              <w:pStyle w:val="Normal"/>
+            </w:pPr>
+            <w:r>
+              <w:rPr/>
+              <w:t>200-ok, request was created successfully</w:t>
+            </w:r>
+          </w:p>
+          <w:p>
+            <w:pPr>
+              <w:pStyle w:val="Normal"/>
+            </w:pPr>
+            <w:r>
+              <w:rPr/>
+              <w:t>204- means it doesn't have anything</w:t>
+            </w:r>
+          </w:p>
+          <w:p>
+            <w:pPr>
+              <w:pStyle w:val="Normal"/>
+            </w:pPr>
+            <w:r>
+              <w:rPr/>
+              <w:t>404- not found</w:t>
+            </w:r>
+          </w:p>
           <w:p>
             <w:pPr>
               <w:pStyle w:val="Normal"/>
@@ -5328,17 +6155,33 @@
             <w:pPr>
               <w:pStyle w:val="Normal"/>
             </w:pPr>
-          </w:p>
-        </w:tc>
-        <w:tc>
-          <w:tcPr>
-            <w:tcW w:w="1560" w:type="dxa"/>
-            <w:tcMar/>
-          </w:tcPr>
-          <w:p>
-            <w:pPr>
-              <w:pStyle w:val="Normal"/>
-            </w:pPr>
+            <w:r>
+              <w:rPr/>
+              <w:t>PUT</w:t>
+            </w:r>
+          </w:p>
+        </w:tc>
+        <w:tc>
+          <w:tcPr>
+            <w:tcW w:w="1560" w:type="dxa"/>
+            <w:tcMar/>
+          </w:tcPr>
+          <w:p>
+            <w:pPr>
+              <w:pStyle w:val="Normal"/>
+            </w:pPr>
+            <w:r>
+              <w:rPr/>
+              <w:t>Put/</w:t>
+            </w:r>
+            <w:r>
+              <w:rPr/>
+              <w:t>api</w:t>
+            </w:r>
+            <w:r>
+              <w:rPr/>
+              <w:t>/user/{id}/update</w:t>
+            </w:r>
           </w:p>
         </w:tc>
         <w:tc>
@@ -5350,17 +6193,25 @@
             <w:pPr>
               <w:pStyle w:val="Normal"/>
             </w:pPr>
-          </w:p>
-        </w:tc>
-        <w:tc>
-          <w:tcPr>
-            <w:tcW w:w="1560" w:type="dxa"/>
-            <w:tcMar/>
-          </w:tcPr>
-          <w:p>
-            <w:pPr>
-              <w:pStyle w:val="Normal"/>
-            </w:pPr>
+            <w:r>
+              <w:rPr/>
+              <w:t>participant updates their password</w:t>
+            </w:r>
+          </w:p>
+        </w:tc>
+        <w:tc>
+          <w:tcPr>
+            <w:tcW w:w="1560" w:type="dxa"/>
+            <w:tcMar/>
+          </w:tcPr>
+          <w:p>
+            <w:pPr>
+              <w:pStyle w:val="Normal"/>
+            </w:pPr>
+            <w:r>
+              <w:rPr/>
+              <w:t>user</w:t>
+            </w:r>
           </w:p>
         </w:tc>
         <w:tc>
@@ -5372,6 +6223,15 @@
             <w:pPr>
               <w:pStyle w:val="Normal"/>
             </w:pPr>
+            <w:r>
+              <w:rPr/>
+              <w:t>Createrequest, returnRequest</w:t>
+            </w:r>
+          </w:p>
+          <w:p>
+            <w:pPr>
+              <w:pStyle w:val="Normal"/>
+            </w:pPr>
           </w:p>
         </w:tc>
         <w:tc>
@@ -5379,6 +6239,33 @@
             <w:tcW w:w="1542" w:type="dxa"/>
             <w:tcMar/>
           </w:tcPr>
+          <w:p>
+            <w:pPr>
+              <w:pStyle w:val="Normal"/>
+            </w:pPr>
+            <w:r>
+              <w:rPr/>
+              <w:t>200-ok, request was created successfully</w:t>
+            </w:r>
+          </w:p>
+          <w:p>
+            <w:pPr>
+              <w:pStyle w:val="Normal"/>
+            </w:pPr>
+            <w:r>
+              <w:rPr/>
+              <w:t>204- means it doesn't have anything</w:t>
+            </w:r>
+          </w:p>
+          <w:p>
+            <w:pPr>
+              <w:pStyle w:val="Normal"/>
+            </w:pPr>
+            <w:r>
+              <w:rPr/>
+              <w:t>404- not found</w:t>
+            </w:r>
+          </w:p>
           <w:p>
             <w:pPr>
               <w:pStyle w:val="Normal"/>
@@ -5399,17 +6286,33 @@
             <w:pPr>
               <w:pStyle w:val="Normal"/>
             </w:pPr>
-          </w:p>
-        </w:tc>
-        <w:tc>
-          <w:tcPr>
-            <w:tcW w:w="1560" w:type="dxa"/>
-            <w:tcMar/>
-          </w:tcPr>
-          <w:p>
-            <w:pPr>
-              <w:pStyle w:val="Normal"/>
-            </w:pPr>
+            <w:r>
+              <w:rPr/>
+              <w:t>PUT</w:t>
+            </w:r>
+          </w:p>
+        </w:tc>
+        <w:tc>
+          <w:tcPr>
+            <w:tcW w:w="1560" w:type="dxa"/>
+            <w:tcMar/>
+          </w:tcPr>
+          <w:p>
+            <w:pPr>
+              <w:pStyle w:val="Normal"/>
+            </w:pPr>
+            <w:r>
+              <w:rPr/>
+              <w:t>Put/</w:t>
+            </w:r>
+            <w:r>
+              <w:rPr/>
+              <w:t>api</w:t>
+            </w:r>
+            <w:r>
+              <w:rPr/>
+              <w:t>/user/{id}/update</w:t>
+            </w:r>
           </w:p>
         </w:tc>
         <w:tc>
@@ -5421,6 +6324,1055 @@
             <w:pPr>
               <w:pStyle w:val="Normal"/>
             </w:pPr>
+            <w:r>
+              <w:rPr/>
+              <w:t>Organizers update their information</w:t>
+            </w:r>
+          </w:p>
+        </w:tc>
+        <w:tc>
+          <w:tcPr>
+            <w:tcW w:w="1560" w:type="dxa"/>
+            <w:tcMar/>
+          </w:tcPr>
+          <w:p>
+            <w:pPr>
+              <w:pStyle w:val="Normal"/>
+            </w:pPr>
+            <w:r>
+              <w:rPr/>
+              <w:t xml:space="preserve">User </w:t>
+            </w:r>
+          </w:p>
+        </w:tc>
+        <w:tc>
+          <w:tcPr>
+            <w:tcW w:w="1485" w:type="dxa"/>
+            <w:tcMar/>
+          </w:tcPr>
+          <w:p>
+            <w:pPr>
+              <w:pStyle w:val="Normal"/>
+            </w:pPr>
+            <w:r>
+              <w:rPr/>
+              <w:t>Createrequest, returnRequest</w:t>
+            </w:r>
+          </w:p>
+          <w:p>
+            <w:pPr>
+              <w:pStyle w:val="Normal"/>
+            </w:pPr>
+          </w:p>
+        </w:tc>
+        <w:tc>
+          <w:tcPr>
+            <w:tcW w:w="1542" w:type="dxa"/>
+            <w:tcMar/>
+          </w:tcPr>
+          <w:p>
+            <w:pPr>
+              <w:pStyle w:val="Normal"/>
+            </w:pPr>
+            <w:r>
+              <w:rPr/>
+              <w:t>200-ok, request was created successfully</w:t>
+            </w:r>
+          </w:p>
+          <w:p>
+            <w:pPr>
+              <w:pStyle w:val="Normal"/>
+            </w:pPr>
+            <w:r>
+              <w:rPr/>
+              <w:t>204- means it doesn't have anything</w:t>
+            </w:r>
+          </w:p>
+          <w:p>
+            <w:pPr>
+              <w:pStyle w:val="Normal"/>
+            </w:pPr>
+            <w:r>
+              <w:rPr/>
+              <w:t>404- not found</w:t>
+            </w:r>
+          </w:p>
+          <w:p>
+            <w:pPr>
+              <w:pStyle w:val="Normal"/>
+            </w:pPr>
+          </w:p>
+        </w:tc>
+      </w:tr>
+      <w:tr>
+        <w:trPr>
+          <w:trHeight w:val="300"/>
+        </w:trPr>
+        <w:tc>
+          <w:tcPr>
+            <w:tcW w:w="1560" w:type="dxa"/>
+            <w:tcMar/>
+          </w:tcPr>
+          <w:p>
+            <w:pPr>
+              <w:pStyle w:val="Normal"/>
+            </w:pPr>
+            <w:r>
+              <w:rPr/>
+              <w:t>PUT</w:t>
+            </w:r>
+          </w:p>
+        </w:tc>
+        <w:tc>
+          <w:tcPr>
+            <w:tcW w:w="1560" w:type="dxa"/>
+            <w:tcMar/>
+          </w:tcPr>
+          <w:p>
+            <w:pPr>
+              <w:pStyle w:val="Normal"/>
+            </w:pPr>
+            <w:r>
+              <w:rPr/>
+              <w:t>Put/</w:t>
+            </w:r>
+            <w:r>
+              <w:rPr/>
+              <w:t>api</w:t>
+            </w:r>
+            <w:r>
+              <w:rPr/>
+              <w:t>/user</w:t>
+            </w:r>
+            <w:r>
+              <w:rPr/>
+              <w:t>/{</w:t>
+            </w:r>
+            <w:r>
+              <w:rPr/>
+              <w:t>id}/update</w:t>
+            </w:r>
+          </w:p>
+        </w:tc>
+        <w:tc>
+          <w:tcPr>
+            <w:tcW w:w="1770" w:type="dxa"/>
+            <w:tcMar/>
+          </w:tcPr>
+          <w:p>
+            <w:pPr>
+              <w:pStyle w:val="Normal"/>
+            </w:pPr>
+            <w:r>
+              <w:rPr/>
+              <w:t>Organizers update their password</w:t>
+            </w:r>
+          </w:p>
+        </w:tc>
+        <w:tc>
+          <w:tcPr>
+            <w:tcW w:w="1560" w:type="dxa"/>
+            <w:tcMar/>
+          </w:tcPr>
+          <w:p>
+            <w:pPr>
+              <w:pStyle w:val="Normal"/>
+            </w:pPr>
+            <w:r>
+              <w:rPr/>
+              <w:t>user</w:t>
+            </w:r>
+          </w:p>
+        </w:tc>
+        <w:tc>
+          <w:tcPr>
+            <w:tcW w:w="1485" w:type="dxa"/>
+            <w:tcMar/>
+          </w:tcPr>
+          <w:p>
+            <w:pPr>
+              <w:pStyle w:val="Normal"/>
+            </w:pPr>
+            <w:r>
+              <w:rPr/>
+              <w:t>Createrequest, returnRequest</w:t>
+            </w:r>
+          </w:p>
+          <w:p>
+            <w:pPr>
+              <w:pStyle w:val="Normal"/>
+            </w:pPr>
+          </w:p>
+        </w:tc>
+        <w:tc>
+          <w:tcPr>
+            <w:tcW w:w="1542" w:type="dxa"/>
+            <w:tcMar/>
+          </w:tcPr>
+          <w:p>
+            <w:pPr>
+              <w:pStyle w:val="Normal"/>
+            </w:pPr>
+            <w:r>
+              <w:rPr/>
+              <w:t>200-ok, request was created successfully</w:t>
+            </w:r>
+          </w:p>
+          <w:p>
+            <w:pPr>
+              <w:pStyle w:val="Normal"/>
+            </w:pPr>
+            <w:r>
+              <w:rPr/>
+              <w:t>204- means it doesn't have anything</w:t>
+            </w:r>
+          </w:p>
+          <w:p>
+            <w:pPr>
+              <w:pStyle w:val="Normal"/>
+            </w:pPr>
+            <w:r>
+              <w:rPr/>
+              <w:t>404- not found</w:t>
+            </w:r>
+          </w:p>
+          <w:p>
+            <w:pPr>
+              <w:pStyle w:val="Normal"/>
+            </w:pPr>
+          </w:p>
+        </w:tc>
+      </w:tr>
+      <w:tr>
+        <w:trPr>
+          <w:trHeight w:val="300"/>
+        </w:trPr>
+        <w:tc>
+          <w:tcPr>
+            <w:tcW w:w="1560" w:type="dxa"/>
+            <w:tcMar/>
+          </w:tcPr>
+          <w:p>
+            <w:pPr>
+              <w:pStyle w:val="Normal"/>
+            </w:pPr>
+            <w:r>
+              <w:rPr/>
+              <w:t>PUT</w:t>
+            </w:r>
+          </w:p>
+        </w:tc>
+        <w:tc>
+          <w:tcPr>
+            <w:tcW w:w="1560" w:type="dxa"/>
+            <w:tcMar/>
+          </w:tcPr>
+          <w:p>
+            <w:pPr>
+              <w:pStyle w:val="Normal"/>
+            </w:pPr>
+            <w:r>
+              <w:rPr/>
+              <w:t>Put/api/user/{id}/update</w:t>
+            </w:r>
+          </w:p>
+        </w:tc>
+        <w:tc>
+          <w:tcPr>
+            <w:tcW w:w="1770" w:type="dxa"/>
+            <w:tcMar/>
+          </w:tcPr>
+          <w:p>
+            <w:pPr>
+              <w:pStyle w:val="Normal"/>
+            </w:pPr>
+            <w:r>
+              <w:rPr/>
+              <w:t>Organizers update details about the events</w:t>
+            </w:r>
+          </w:p>
+        </w:tc>
+        <w:tc>
+          <w:tcPr>
+            <w:tcW w:w="1560" w:type="dxa"/>
+            <w:tcMar/>
+          </w:tcPr>
+          <w:p>
+            <w:pPr>
+              <w:pStyle w:val="Normal"/>
+            </w:pPr>
+            <w:r>
+              <w:rPr/>
+              <w:t xml:space="preserve">User </w:t>
+            </w:r>
+          </w:p>
+        </w:tc>
+        <w:tc>
+          <w:tcPr>
+            <w:tcW w:w="1485" w:type="dxa"/>
+            <w:tcMar/>
+          </w:tcPr>
+          <w:p>
+            <w:pPr>
+              <w:pStyle w:val="Normal"/>
+            </w:pPr>
+            <w:r>
+              <w:rPr/>
+              <w:t>Createrequest, returnRequest</w:t>
+            </w:r>
+          </w:p>
+          <w:p>
+            <w:pPr>
+              <w:pStyle w:val="Normal"/>
+              <w:rPr>
+                <w:b w:val="1"/>
+                <w:bCs w:val="1"/>
+              </w:rPr>
+            </w:pPr>
+          </w:p>
+        </w:tc>
+        <w:tc>
+          <w:tcPr>
+            <w:tcW w:w="1542" w:type="dxa"/>
+            <w:tcMar/>
+          </w:tcPr>
+          <w:p>
+            <w:pPr>
+              <w:pStyle w:val="Normal"/>
+            </w:pPr>
+            <w:r>
+              <w:rPr/>
+              <w:t>200-ok, request was created successfully</w:t>
+            </w:r>
+          </w:p>
+          <w:p>
+            <w:pPr>
+              <w:pStyle w:val="Normal"/>
+            </w:pPr>
+            <w:r>
+              <w:rPr/>
+              <w:t>204- means it doesn't have anything</w:t>
+            </w:r>
+          </w:p>
+          <w:p>
+            <w:pPr>
+              <w:pStyle w:val="Normal"/>
+            </w:pPr>
+            <w:r>
+              <w:rPr/>
+              <w:t>404- not found</w:t>
+            </w:r>
+          </w:p>
+          <w:p>
+            <w:pPr>
+              <w:pStyle w:val="Normal"/>
+            </w:pPr>
+          </w:p>
+        </w:tc>
+      </w:tr>
+      <w:tr>
+        <w:trPr>
+          <w:trHeight w:val="300"/>
+        </w:trPr>
+        <w:tc>
+          <w:tcPr>
+            <w:tcW w:w="1560" w:type="dxa"/>
+            <w:tcMar/>
+          </w:tcPr>
+          <w:p>
+            <w:pPr>
+              <w:pStyle w:val="Normal"/>
+            </w:pPr>
+            <w:r>
+              <w:rPr/>
+              <w:t>DELETE</w:t>
+            </w:r>
+          </w:p>
+        </w:tc>
+        <w:tc>
+          <w:tcPr>
+            <w:tcW w:w="1560" w:type="dxa"/>
+            <w:tcMar/>
+          </w:tcPr>
+          <w:p>
+            <w:pPr>
+              <w:pStyle w:val="Normal"/>
+            </w:pPr>
+          </w:p>
+        </w:tc>
+        <w:tc>
+          <w:tcPr>
+            <w:tcW w:w="1770" w:type="dxa"/>
+            <w:tcMar/>
+          </w:tcPr>
+          <w:p>
+            <w:pPr>
+              <w:pStyle w:val="Normal"/>
+            </w:pPr>
+            <w:r>
+              <w:rPr/>
+              <w:t xml:space="preserve">Participants </w:t>
+            </w:r>
+            <w:r>
+              <w:rPr/>
+              <w:t>delete their details</w:t>
+            </w:r>
+          </w:p>
+        </w:tc>
+        <w:tc>
+          <w:tcPr>
+            <w:tcW w:w="1560" w:type="dxa"/>
+            <w:tcMar/>
+          </w:tcPr>
+          <w:p>
+            <w:pPr>
+              <w:pStyle w:val="Normal"/>
+            </w:pPr>
+            <w:r>
+              <w:rPr/>
+              <w:t>user</w:t>
+            </w:r>
+          </w:p>
+        </w:tc>
+        <w:tc>
+          <w:tcPr>
+            <w:tcW w:w="1485" w:type="dxa"/>
+            <w:tcMar/>
+          </w:tcPr>
+          <w:p>
+            <w:pPr>
+              <w:pStyle w:val="Normal"/>
+            </w:pPr>
+            <w:r>
+              <w:rPr/>
+              <w:t>Createrequest, returnRequest</w:t>
+            </w:r>
+          </w:p>
+          <w:p>
+            <w:pPr>
+              <w:pStyle w:val="Normal"/>
+            </w:pPr>
+          </w:p>
+        </w:tc>
+        <w:tc>
+          <w:tcPr>
+            <w:tcW w:w="1542" w:type="dxa"/>
+            <w:tcMar/>
+          </w:tcPr>
+          <w:p>
+            <w:pPr>
+              <w:pStyle w:val="Normal"/>
+            </w:pPr>
+            <w:r>
+              <w:rPr/>
+              <w:t>200-ok, request was created successfully</w:t>
+            </w:r>
+          </w:p>
+          <w:p>
+            <w:pPr>
+              <w:pStyle w:val="Normal"/>
+            </w:pPr>
+            <w:r>
+              <w:rPr/>
+              <w:t>204- means it doesn't have anything</w:t>
+            </w:r>
+          </w:p>
+          <w:p>
+            <w:pPr>
+              <w:pStyle w:val="Normal"/>
+            </w:pPr>
+            <w:r>
+              <w:rPr/>
+              <w:t>404- not found</w:t>
+            </w:r>
+          </w:p>
+          <w:p>
+            <w:pPr>
+              <w:pStyle w:val="Normal"/>
+            </w:pPr>
+          </w:p>
+        </w:tc>
+      </w:tr>
+      <w:tr>
+        <w:trPr>
+          <w:trHeight w:val="300"/>
+        </w:trPr>
+        <w:tc>
+          <w:tcPr>
+            <w:tcW w:w="1560" w:type="dxa"/>
+            <w:tcMar/>
+          </w:tcPr>
+          <w:p>
+            <w:pPr>
+              <w:pStyle w:val="Normal"/>
+            </w:pPr>
+            <w:r>
+              <w:rPr/>
+              <w:t>DELETE</w:t>
+            </w:r>
+          </w:p>
+        </w:tc>
+        <w:tc>
+          <w:tcPr>
+            <w:tcW w:w="1560" w:type="dxa"/>
+            <w:tcMar/>
+          </w:tcPr>
+          <w:p>
+            <w:pPr>
+              <w:pStyle w:val="Normal"/>
+            </w:pPr>
+          </w:p>
+        </w:tc>
+        <w:tc>
+          <w:tcPr>
+            <w:tcW w:w="1770" w:type="dxa"/>
+            <w:tcMar/>
+          </w:tcPr>
+          <w:p>
+            <w:pPr>
+              <w:pStyle w:val="Normal"/>
+            </w:pPr>
+            <w:r>
+              <w:rPr/>
+              <w:t xml:space="preserve">Participants </w:t>
+            </w:r>
+          </w:p>
+          <w:p>
+            <w:pPr>
+              <w:pStyle w:val="Normal"/>
+            </w:pPr>
+            <w:r>
+              <w:rPr/>
+              <w:t>delete their password</w:t>
+            </w:r>
+          </w:p>
+        </w:tc>
+        <w:tc>
+          <w:tcPr>
+            <w:tcW w:w="1560" w:type="dxa"/>
+            <w:tcMar/>
+          </w:tcPr>
+          <w:p>
+            <w:pPr>
+              <w:pStyle w:val="Normal"/>
+            </w:pPr>
+            <w:r>
+              <w:rPr/>
+              <w:t xml:space="preserve">User </w:t>
+            </w:r>
+          </w:p>
+        </w:tc>
+        <w:tc>
+          <w:tcPr>
+            <w:tcW w:w="1485" w:type="dxa"/>
+            <w:tcMar/>
+          </w:tcPr>
+          <w:p>
+            <w:pPr>
+              <w:pStyle w:val="Normal"/>
+            </w:pPr>
+            <w:r>
+              <w:rPr/>
+              <w:t>Createrequest, returnRequest</w:t>
+            </w:r>
+          </w:p>
+          <w:p>
+            <w:pPr>
+              <w:pStyle w:val="Normal"/>
+            </w:pPr>
+          </w:p>
+        </w:tc>
+        <w:tc>
+          <w:tcPr>
+            <w:tcW w:w="1542" w:type="dxa"/>
+            <w:tcMar/>
+          </w:tcPr>
+          <w:p>
+            <w:pPr>
+              <w:pStyle w:val="Normal"/>
+            </w:pPr>
+            <w:r>
+              <w:rPr/>
+              <w:t>200-ok, request was created successfully</w:t>
+            </w:r>
+          </w:p>
+          <w:p>
+            <w:pPr>
+              <w:pStyle w:val="Normal"/>
+            </w:pPr>
+            <w:r>
+              <w:rPr/>
+              <w:t>204- means it doesn't have anything</w:t>
+            </w:r>
+          </w:p>
+          <w:p>
+            <w:pPr>
+              <w:pStyle w:val="Normal"/>
+            </w:pPr>
+            <w:r>
+              <w:rPr/>
+              <w:t>404- not found</w:t>
+            </w:r>
+          </w:p>
+          <w:p>
+            <w:pPr>
+              <w:pStyle w:val="Normal"/>
+            </w:pPr>
+          </w:p>
+        </w:tc>
+      </w:tr>
+      <w:tr>
+        <w:trPr>
+          <w:trHeight w:val="300"/>
+        </w:trPr>
+        <w:tc>
+          <w:tcPr>
+            <w:tcW w:w="1560" w:type="dxa"/>
+            <w:tcMar/>
+          </w:tcPr>
+          <w:p>
+            <w:pPr>
+              <w:pStyle w:val="Normal"/>
+            </w:pPr>
+            <w:r>
+              <w:rPr/>
+              <w:t>DELETE</w:t>
+            </w:r>
+          </w:p>
+        </w:tc>
+        <w:tc>
+          <w:tcPr>
+            <w:tcW w:w="1560" w:type="dxa"/>
+            <w:tcMar/>
+          </w:tcPr>
+          <w:p>
+            <w:pPr>
+              <w:pStyle w:val="Normal"/>
+            </w:pPr>
+          </w:p>
+        </w:tc>
+        <w:tc>
+          <w:tcPr>
+            <w:tcW w:w="1770" w:type="dxa"/>
+            <w:tcMar/>
+          </w:tcPr>
+          <w:p>
+            <w:pPr>
+              <w:pStyle w:val="Normal"/>
+            </w:pPr>
+            <w:r>
+              <w:rPr/>
+              <w:t>Participants delete their profile</w:t>
+            </w:r>
+          </w:p>
+        </w:tc>
+        <w:tc>
+          <w:tcPr>
+            <w:tcW w:w="1560" w:type="dxa"/>
+            <w:tcMar/>
+          </w:tcPr>
+          <w:p>
+            <w:pPr>
+              <w:pStyle w:val="Normal"/>
+            </w:pPr>
+            <w:r>
+              <w:rPr/>
+              <w:t xml:space="preserve">User </w:t>
+            </w:r>
+          </w:p>
+        </w:tc>
+        <w:tc>
+          <w:tcPr>
+            <w:tcW w:w="1485" w:type="dxa"/>
+            <w:tcMar/>
+          </w:tcPr>
+          <w:p>
+            <w:pPr>
+              <w:pStyle w:val="Normal"/>
+            </w:pPr>
+            <w:r>
+              <w:rPr/>
+              <w:t>Createrequest, returnRequest</w:t>
+            </w:r>
+          </w:p>
+          <w:p>
+            <w:pPr>
+              <w:pStyle w:val="Normal"/>
+            </w:pPr>
+          </w:p>
+        </w:tc>
+        <w:tc>
+          <w:tcPr>
+            <w:tcW w:w="1542" w:type="dxa"/>
+            <w:tcMar/>
+          </w:tcPr>
+          <w:p>
+            <w:pPr>
+              <w:pStyle w:val="Normal"/>
+            </w:pPr>
+            <w:r>
+              <w:rPr/>
+              <w:t>200-ok, request was created successfully</w:t>
+            </w:r>
+          </w:p>
+          <w:p>
+            <w:pPr>
+              <w:pStyle w:val="Normal"/>
+            </w:pPr>
+            <w:r>
+              <w:rPr/>
+              <w:t>204- means it doesn't have anything</w:t>
+            </w:r>
+          </w:p>
+          <w:p>
+            <w:pPr>
+              <w:pStyle w:val="Normal"/>
+            </w:pPr>
+            <w:r>
+              <w:rPr/>
+              <w:t>404- not found</w:t>
+            </w:r>
+          </w:p>
+          <w:p>
+            <w:pPr>
+              <w:pStyle w:val="Normal"/>
+            </w:pPr>
+          </w:p>
+        </w:tc>
+      </w:tr>
+      <w:tr>
+        <w:trPr>
+          <w:trHeight w:val="300"/>
+        </w:trPr>
+        <w:tc>
+          <w:tcPr>
+            <w:tcW w:w="1560" w:type="dxa"/>
+            <w:tcMar/>
+          </w:tcPr>
+          <w:p>
+            <w:pPr>
+              <w:pStyle w:val="Normal"/>
+            </w:pPr>
+            <w:r>
+              <w:rPr/>
+              <w:t>DELETE</w:t>
+            </w:r>
+          </w:p>
+        </w:tc>
+        <w:tc>
+          <w:tcPr>
+            <w:tcW w:w="1560" w:type="dxa"/>
+            <w:tcMar/>
+          </w:tcPr>
+          <w:p>
+            <w:pPr>
+              <w:pStyle w:val="Normal"/>
+            </w:pPr>
+          </w:p>
+        </w:tc>
+        <w:tc>
+          <w:tcPr>
+            <w:tcW w:w="1770" w:type="dxa"/>
+            <w:tcMar/>
+          </w:tcPr>
+          <w:p>
+            <w:pPr>
+              <w:pStyle w:val="Normal"/>
+            </w:pPr>
+            <w:r>
+              <w:rPr/>
+              <w:t>Organizer delete their deatils</w:t>
+            </w:r>
+          </w:p>
+          <w:p>
+            <w:pPr>
+              <w:pStyle w:val="Normal"/>
+            </w:pPr>
+          </w:p>
+        </w:tc>
+        <w:tc>
+          <w:tcPr>
+            <w:tcW w:w="1560" w:type="dxa"/>
+            <w:tcMar/>
+          </w:tcPr>
+          <w:p>
+            <w:pPr>
+              <w:pStyle w:val="Normal"/>
+            </w:pPr>
+            <w:r>
+              <w:rPr/>
+              <w:t xml:space="preserve">User </w:t>
+            </w:r>
+          </w:p>
+        </w:tc>
+        <w:tc>
+          <w:tcPr>
+            <w:tcW w:w="1485" w:type="dxa"/>
+            <w:tcMar/>
+          </w:tcPr>
+          <w:p>
+            <w:pPr>
+              <w:pStyle w:val="Normal"/>
+            </w:pPr>
+            <w:r>
+              <w:rPr/>
+              <w:t>Createrequest, returnRequest</w:t>
+            </w:r>
+          </w:p>
+          <w:p>
+            <w:pPr>
+              <w:pStyle w:val="Normal"/>
+            </w:pPr>
+          </w:p>
+        </w:tc>
+        <w:tc>
+          <w:tcPr>
+            <w:tcW w:w="1542" w:type="dxa"/>
+            <w:tcMar/>
+          </w:tcPr>
+          <w:p>
+            <w:pPr>
+              <w:pStyle w:val="Normal"/>
+            </w:pPr>
+            <w:r>
+              <w:rPr/>
+              <w:t>200-ok, request was created successfully</w:t>
+            </w:r>
+          </w:p>
+          <w:p>
+            <w:pPr>
+              <w:pStyle w:val="Normal"/>
+            </w:pPr>
+            <w:r>
+              <w:rPr/>
+              <w:t>204- means it doesn't have anything</w:t>
+            </w:r>
+          </w:p>
+          <w:p>
+            <w:pPr>
+              <w:pStyle w:val="Normal"/>
+            </w:pPr>
+            <w:r>
+              <w:rPr/>
+              <w:t>404- not found</w:t>
+            </w:r>
+          </w:p>
+          <w:p>
+            <w:pPr>
+              <w:pStyle w:val="Normal"/>
+            </w:pPr>
+          </w:p>
+        </w:tc>
+      </w:tr>
+      <w:tr>
+        <w:trPr>
+          <w:trHeight w:val="300"/>
+        </w:trPr>
+        <w:tc>
+          <w:tcPr>
+            <w:tcW w:w="1560" w:type="dxa"/>
+            <w:tcMar/>
+          </w:tcPr>
+          <w:p>
+            <w:pPr>
+              <w:pStyle w:val="Normal"/>
+            </w:pPr>
+          </w:p>
+        </w:tc>
+        <w:tc>
+          <w:tcPr>
+            <w:tcW w:w="1560" w:type="dxa"/>
+            <w:tcMar/>
+          </w:tcPr>
+          <w:p>
+            <w:pPr>
+              <w:pStyle w:val="Normal"/>
+            </w:pPr>
+          </w:p>
+        </w:tc>
+        <w:tc>
+          <w:tcPr>
+            <w:tcW w:w="1770" w:type="dxa"/>
+            <w:tcMar/>
+          </w:tcPr>
+          <w:p>
+            <w:pPr>
+              <w:pStyle w:val="Normal"/>
+            </w:pPr>
+            <w:r>
+              <w:rPr/>
+              <w:t>Organiser</w:t>
+            </w:r>
+            <w:r>
+              <w:rPr/>
+              <w:t xml:space="preserve"> deletes </w:t>
+            </w:r>
+            <w:r>
+              <w:rPr/>
+              <w:t>their</w:t>
+            </w:r>
+            <w:r>
+              <w:rPr/>
+              <w:t xml:space="preserve"> password</w:t>
+            </w:r>
+          </w:p>
+        </w:tc>
+        <w:tc>
+          <w:tcPr>
+            <w:tcW w:w="1560" w:type="dxa"/>
+            <w:tcMar/>
+          </w:tcPr>
+          <w:p>
+            <w:pPr>
+              <w:pStyle w:val="Normal"/>
+            </w:pPr>
+          </w:p>
+        </w:tc>
+        <w:tc>
+          <w:tcPr>
+            <w:tcW w:w="1485" w:type="dxa"/>
+            <w:tcMar/>
+          </w:tcPr>
+          <w:p>
+            <w:pPr>
+              <w:pStyle w:val="Normal"/>
+            </w:pPr>
+          </w:p>
+        </w:tc>
+        <w:tc>
+          <w:tcPr>
+            <w:tcW w:w="1542" w:type="dxa"/>
+            <w:tcMar/>
+          </w:tcPr>
+          <w:p>
+            <w:pPr>
+              <w:pStyle w:val="Normal"/>
+            </w:pPr>
+          </w:p>
+        </w:tc>
+      </w:tr>
+      <w:tr>
+        <w:trPr>
+          <w:trHeight w:val="300"/>
+        </w:trPr>
+        <w:tc>
+          <w:tcPr>
+            <w:tcW w:w="1560" w:type="dxa"/>
+            <w:tcMar/>
+          </w:tcPr>
+          <w:p>
+            <w:pPr>
+              <w:pStyle w:val="Normal"/>
+            </w:pPr>
+          </w:p>
+        </w:tc>
+        <w:tc>
+          <w:tcPr>
+            <w:tcW w:w="1560" w:type="dxa"/>
+            <w:tcMar/>
+          </w:tcPr>
+          <w:p>
+            <w:pPr>
+              <w:pStyle w:val="Normal"/>
+            </w:pPr>
+          </w:p>
+        </w:tc>
+        <w:tc>
+          <w:tcPr>
+            <w:tcW w:w="1770" w:type="dxa"/>
+            <w:tcMar/>
+          </w:tcPr>
+          <w:p>
+            <w:pPr>
+              <w:pStyle w:val="Normal"/>
+            </w:pPr>
+            <w:r>
+              <w:rPr/>
+              <w:t xml:space="preserve">Organizer </w:t>
+            </w:r>
+            <w:r>
+              <w:rPr/>
+              <w:t>deletes</w:t>
+            </w:r>
+            <w:r>
+              <w:rPr/>
+              <w:t xml:space="preserve"> their profile</w:t>
+            </w:r>
+          </w:p>
+        </w:tc>
+        <w:tc>
+          <w:tcPr>
+            <w:tcW w:w="1560" w:type="dxa"/>
+            <w:tcMar/>
+          </w:tcPr>
+          <w:p>
+            <w:pPr>
+              <w:pStyle w:val="Normal"/>
+            </w:pPr>
+          </w:p>
+        </w:tc>
+        <w:tc>
+          <w:tcPr>
+            <w:tcW w:w="1485" w:type="dxa"/>
+            <w:tcMar/>
+          </w:tcPr>
+          <w:p>
+            <w:pPr>
+              <w:pStyle w:val="Normal"/>
+            </w:pPr>
+          </w:p>
+        </w:tc>
+        <w:tc>
+          <w:tcPr>
+            <w:tcW w:w="1542" w:type="dxa"/>
+            <w:tcMar/>
+          </w:tcPr>
+          <w:p>
+            <w:pPr>
+              <w:pStyle w:val="Normal"/>
+            </w:pPr>
+          </w:p>
+        </w:tc>
+      </w:tr>
+      <w:tr>
+        <w:trPr>
+          <w:trHeight w:val="300"/>
+        </w:trPr>
+        <w:tc>
+          <w:tcPr>
+            <w:tcW w:w="1560" w:type="dxa"/>
+            <w:tcMar/>
+          </w:tcPr>
+          <w:p>
+            <w:pPr>
+              <w:pStyle w:val="Normal"/>
+            </w:pPr>
+          </w:p>
+        </w:tc>
+        <w:tc>
+          <w:tcPr>
+            <w:tcW w:w="1560" w:type="dxa"/>
+            <w:tcMar/>
+          </w:tcPr>
+          <w:p>
+            <w:pPr>
+              <w:pStyle w:val="Normal"/>
+            </w:pPr>
+          </w:p>
+        </w:tc>
+        <w:tc>
+          <w:tcPr>
+            <w:tcW w:w="1770" w:type="dxa"/>
+            <w:tcMar/>
+          </w:tcPr>
+          <w:p>
+            <w:pPr>
+              <w:pStyle w:val="Normal"/>
+            </w:pPr>
+            <w:r>
+              <w:rPr/>
+              <w:t xml:space="preserve">Organizer deletes their </w:t>
+            </w:r>
           </w:p>
         </w:tc>
         <w:tc>
@@ -5952,7 +7904,7 @@
     <w:next w:val="Normal"/>
     <w:unhideWhenUsed/>
     <w:qFormat/>
-    <w:rsid w:val="25B6E17F"/>
+    <w:rsid w:val="64ACC074"/>
     <w:rPr>
       <w:rFonts w:eastAsia="" w:cs="" w:eastAsiaTheme="majorEastAsia" w:cstheme="majorBidi"/>
       <w:color w:val="0F4761" w:themeColor="accent1" w:themeTint="FF" w:themeShade="BF"/>

--- a/SECTION A.docx
+++ b/SECTION A.docx
@@ -93,7 +93,7 @@
       </w:pPr>
       <w:r>
         <w:drawing>
-          <wp:inline wp14:editId="04415A40" wp14:anchorId="45E97E45">
+          <wp:inline wp14:editId="71E44482" wp14:anchorId="45E97E45">
             <wp:extent cx="5943600" cy="3143250"/>
             <wp:effectExtent l="0" t="0" r="0" b="0"/>
             <wp:docPr id="2147339642" name="drawing"/>
@@ -6698,6 +6698,23 @@
             <w:pPr>
               <w:pStyle w:val="Normal"/>
             </w:pPr>
+            <w:r>
+              <w:rPr/>
+              <w:t>Delete/</w:t>
+            </w:r>
+            <w:r>
+              <w:rPr/>
+              <w:t>api</w:t>
+            </w:r>
+            <w:r>
+              <w:rPr/>
+              <w:t>/user/{id}/remove</w:t>
+            </w:r>
+          </w:p>
+          <w:p>
+            <w:pPr>
+              <w:pStyle w:val="Normal"/>
+            </w:pPr>
           </w:p>
         </w:tc>
         <w:tc>
@@ -6821,6 +6838,10 @@
             <w:pPr>
               <w:pStyle w:val="Normal"/>
             </w:pPr>
+            <w:r>
+              <w:rPr/>
+              <w:t>Delete/api/user/{id}/remove</w:t>
+            </w:r>
           </w:p>
         </w:tc>
         <w:tc>
@@ -6949,6 +6970,10 @@
             <w:pPr>
               <w:pStyle w:val="Normal"/>
             </w:pPr>
+            <w:r>
+              <w:rPr/>
+              <w:t>Delete/api/user/{id}/remove</w:t>
+            </w:r>
           </w:p>
         </w:tc>
         <w:tc>
@@ -7068,6 +7093,10 @@
             <w:pPr>
               <w:pStyle w:val="Normal"/>
             </w:pPr>
+            <w:r>
+              <w:rPr/>
+              <w:t>Delete/api/user/{id}/remove</w:t>
+            </w:r>
           </w:p>
         </w:tc>
         <w:tc>
@@ -7116,7 +7145,19 @@
             </w:pPr>
             <w:r>
               <w:rPr/>
-              <w:t>Createrequest, returnRequest</w:t>
+              <w:t>Createrequest</w:t>
+            </w:r>
+            <w:r>
+              <w:rPr/>
+              <w:t xml:space="preserve">, </w:t>
+            </w:r>
+            <w:r>
+              <w:rPr/>
+              <w:t>returnRequest</w:t>
+            </w:r>
+            <w:r>
+              <w:rPr/>
+              <w:t xml:space="preserve"> </w:t>
             </w:r>
           </w:p>
           <w:p>
@@ -7177,17 +7218,25 @@
             <w:pPr>
               <w:pStyle w:val="Normal"/>
             </w:pPr>
-          </w:p>
-        </w:tc>
-        <w:tc>
-          <w:tcPr>
-            <w:tcW w:w="1560" w:type="dxa"/>
-            <w:tcMar/>
-          </w:tcPr>
-          <w:p>
-            <w:pPr>
-              <w:pStyle w:val="Normal"/>
-            </w:pPr>
+            <w:r>
+              <w:rPr/>
+              <w:t>DELETE</w:t>
+            </w:r>
+          </w:p>
+        </w:tc>
+        <w:tc>
+          <w:tcPr>
+            <w:tcW w:w="1560" w:type="dxa"/>
+            <w:tcMar/>
+          </w:tcPr>
+          <w:p>
+            <w:pPr>
+              <w:pStyle w:val="Normal"/>
+            </w:pPr>
+            <w:r>
+              <w:rPr/>
+              <w:t>Delete/api/user/{id}/remove</w:t>
+            </w:r>
           </w:p>
         </w:tc>
         <w:tc>
@@ -7226,6 +7275,15 @@
             <w:pPr>
               <w:pStyle w:val="Normal"/>
             </w:pPr>
+            <w:r>
+              <w:rPr/>
+              <w:t>User</w:t>
+            </w:r>
+          </w:p>
+          <w:p>
+            <w:pPr>
+              <w:pStyle w:val="Normal"/>
+            </w:pPr>
           </w:p>
         </w:tc>
         <w:tc>
@@ -7237,6 +7295,10 @@
             <w:pPr>
               <w:pStyle w:val="Normal"/>
             </w:pPr>
+            <w:r>
+              <w:rPr/>
+              <w:t>Createrequest, returnRequest</w:t>
+            </w:r>
           </w:p>
         </w:tc>
         <w:tc>
@@ -7244,6 +7306,33 @@
             <w:tcW w:w="1542" w:type="dxa"/>
             <w:tcMar/>
           </w:tcPr>
+          <w:p>
+            <w:pPr>
+              <w:pStyle w:val="Normal"/>
+            </w:pPr>
+            <w:r>
+              <w:rPr/>
+              <w:t>200-ok, request was created successfully</w:t>
+            </w:r>
+          </w:p>
+          <w:p>
+            <w:pPr>
+              <w:pStyle w:val="Normal"/>
+            </w:pPr>
+            <w:r>
+              <w:rPr/>
+              <w:t>204- means it doesn't have anything</w:t>
+            </w:r>
+          </w:p>
+          <w:p>
+            <w:pPr>
+              <w:pStyle w:val="Normal"/>
+            </w:pPr>
+            <w:r>
+              <w:rPr/>
+              <w:t>404- not found</w:t>
+            </w:r>
+          </w:p>
           <w:p>
             <w:pPr>
               <w:pStyle w:val="Normal"/>
@@ -7264,17 +7353,25 @@
             <w:pPr>
               <w:pStyle w:val="Normal"/>
             </w:pPr>
-          </w:p>
-        </w:tc>
-        <w:tc>
-          <w:tcPr>
-            <w:tcW w:w="1560" w:type="dxa"/>
-            <w:tcMar/>
-          </w:tcPr>
-          <w:p>
-            <w:pPr>
-              <w:pStyle w:val="Normal"/>
-            </w:pPr>
+            <w:r>
+              <w:rPr/>
+              <w:t>DELETE</w:t>
+            </w:r>
+          </w:p>
+        </w:tc>
+        <w:tc>
+          <w:tcPr>
+            <w:tcW w:w="1560" w:type="dxa"/>
+            <w:tcMar/>
+          </w:tcPr>
+          <w:p>
+            <w:pPr>
+              <w:pStyle w:val="Normal"/>
+            </w:pPr>
+            <w:r>
+              <w:rPr/>
+              <w:t>Delete/api/user/{id}/remove</w:t>
+            </w:r>
           </w:p>
         </w:tc>
         <w:tc>
@@ -7309,6 +7406,10 @@
             <w:pPr>
               <w:pStyle w:val="Normal"/>
             </w:pPr>
+            <w:r>
+              <w:rPr/>
+              <w:t xml:space="preserve">User </w:t>
+            </w:r>
           </w:p>
         </w:tc>
         <w:tc>
@@ -7320,6 +7421,10 @@
             <w:pPr>
               <w:pStyle w:val="Normal"/>
             </w:pPr>
+            <w:r>
+              <w:rPr/>
+              <w:t>Createrequest, returnRequest</w:t>
+            </w:r>
           </w:p>
         </w:tc>
         <w:tc>
@@ -7331,77 +7436,29 @@
             <w:pPr>
               <w:pStyle w:val="Normal"/>
             </w:pPr>
-          </w:p>
-        </w:tc>
-      </w:tr>
-      <w:tr>
-        <w:trPr>
-          <w:trHeight w:val="300"/>
-        </w:trPr>
-        <w:tc>
-          <w:tcPr>
-            <w:tcW w:w="1560" w:type="dxa"/>
-            <w:tcMar/>
-          </w:tcPr>
-          <w:p>
-            <w:pPr>
-              <w:pStyle w:val="Normal"/>
-            </w:pPr>
-          </w:p>
-        </w:tc>
-        <w:tc>
-          <w:tcPr>
-            <w:tcW w:w="1560" w:type="dxa"/>
-            <w:tcMar/>
-          </w:tcPr>
-          <w:p>
-            <w:pPr>
-              <w:pStyle w:val="Normal"/>
-            </w:pPr>
-          </w:p>
-        </w:tc>
-        <w:tc>
-          <w:tcPr>
-            <w:tcW w:w="1770" w:type="dxa"/>
-            <w:tcMar/>
-          </w:tcPr>
-          <w:p>
-            <w:pPr>
-              <w:pStyle w:val="Normal"/>
-            </w:pPr>
-            <w:r>
-              <w:rPr/>
-              <w:t xml:space="preserve">Organizer deletes their </w:t>
-            </w:r>
-          </w:p>
-        </w:tc>
-        <w:tc>
-          <w:tcPr>
-            <w:tcW w:w="1560" w:type="dxa"/>
-            <w:tcMar/>
-          </w:tcPr>
-          <w:p>
-            <w:pPr>
-              <w:pStyle w:val="Normal"/>
-            </w:pPr>
-          </w:p>
-        </w:tc>
-        <w:tc>
-          <w:tcPr>
-            <w:tcW w:w="1485" w:type="dxa"/>
-            <w:tcMar/>
-          </w:tcPr>
-          <w:p>
-            <w:pPr>
-              <w:pStyle w:val="Normal"/>
-            </w:pPr>
-          </w:p>
-        </w:tc>
-        <w:tc>
-          <w:tcPr>
-            <w:tcW w:w="1542" w:type="dxa"/>
-            <w:tcMar/>
-          </w:tcPr>
+            <w:r>
+              <w:rPr/>
+              <w:t>200-ok, request was created successfully</w:t>
+            </w:r>
+          </w:p>
+          <w:p>
+            <w:pPr>
+              <w:pStyle w:val="Normal"/>
+            </w:pPr>
+            <w:r>
+              <w:rPr/>
+              <w:t>204- means it doesn't have anything</w:t>
+            </w:r>
+          </w:p>
+          <w:p>
+            <w:pPr>
+              <w:pStyle w:val="Normal"/>
+            </w:pPr>
+            <w:r>
+              <w:rPr/>
+              <w:t>404- not found</w:t>
+            </w:r>
+          </w:p>
           <w:p>
             <w:pPr>
               <w:pStyle w:val="Normal"/>
@@ -7410,6 +7467,7 @@
         </w:tc>
       </w:tr>
     </w:tbl>
+    <w:p/>
     <w:p>
       <w:pPr>
         <w:pStyle w:val="Normal"/>
@@ -7904,7 +7962,7 @@
     <w:next w:val="Normal"/>
     <w:unhideWhenUsed/>
     <w:qFormat/>
-    <w:rsid w:val="64ACC074"/>
+    <w:rsid w:val="21F426F0"/>
     <w:rPr>
       <w:rFonts w:eastAsia="" w:cs="" w:eastAsiaTheme="majorEastAsia" w:cstheme="majorBidi"/>
       <w:color w:val="0F4761" w:themeColor="accent1" w:themeTint="FF" w:themeShade="BF"/>

--- a/SECTION A.docx
+++ b/SECTION A.docx
@@ -93,7 +93,7 @@
       </w:pPr>
       <w:r>
         <w:drawing>
-          <wp:inline wp14:editId="71E44482" wp14:anchorId="45E97E45">
+          <wp:inline wp14:editId="75639EFE" wp14:anchorId="45E97E45">
             <wp:extent cx="5943600" cy="3143250"/>
             <wp:effectExtent l="0" t="0" r="0" b="0"/>
             <wp:docPr id="2147339642" name="drawing"/>
@@ -7468,6 +7468,218 @@
       </w:tr>
     </w:tbl>
     <w:p/>
+    <w:p>
+      <w:r>
+        <w:br w:type="page"/>
+      </w:r>
+    </w:p>
+    <w:p>
+      <w:pPr>
+        <w:pStyle w:val="Heading1"/>
+      </w:pPr>
+      <w:r>
+        <w:rPr>
+          <w:color w:val="000000" w:themeColor="text1" w:themeTint="FF" w:themeShade="FF"/>
+        </w:rPr>
+        <w:t>SECTION C</w:t>
+      </w:r>
+    </w:p>
+    <w:p>
+      <w:pPr>
+        <w:pStyle w:val="Heading3"/>
+      </w:pPr>
+      <w:r>
+        <w:rPr>
+          <w:color w:val="000000" w:themeColor="text1" w:themeTint="FF" w:themeShade="FF"/>
+        </w:rPr>
+        <w:t xml:space="preserve">SQL </w:t>
+      </w:r>
+    </w:p>
+    <w:p>
+      <w:pPr>
+        <w:spacing w:before="240" w:beforeAutospacing="off" w:after="240" w:afterAutospacing="off"/>
+      </w:pPr>
+      <w:r>
+        <w:rPr>
+          <w:rFonts w:ascii="Aptos" w:hAnsi="Aptos" w:eastAsia="Aptos" w:cs="Aptos"/>
+          <w:noProof w:val="0"/>
+          <w:sz w:val="24"/>
+          <w:szCs w:val="24"/>
+          <w:lang w:val="en-US"/>
+        </w:rPr>
+        <w:t xml:space="preserve">CREATE DATABASE RACEDAY; </w:t>
+      </w:r>
+    </w:p>
+    <w:p>
+      <w:pPr>
+        <w:spacing w:before="240" w:beforeAutospacing="off" w:after="240" w:afterAutospacing="off"/>
+      </w:pPr>
+      <w:r>
+        <w:rPr>
+          <w:rFonts w:ascii="Aptos" w:hAnsi="Aptos" w:eastAsia="Aptos" w:cs="Aptos"/>
+          <w:noProof w:val="0"/>
+          <w:sz w:val="24"/>
+          <w:szCs w:val="24"/>
+          <w:lang w:val="en-US"/>
+        </w:rPr>
+        <w:t xml:space="preserve">CREATE TABLE PARTICIPANT </w:t>
+      </w:r>
+    </w:p>
+    <w:p>
+      <w:pPr>
+        <w:spacing w:before="240" w:beforeAutospacing="off" w:after="240" w:afterAutospacing="off"/>
+      </w:pPr>
+      <w:r>
+        <w:rPr>
+          <w:rFonts w:ascii="Aptos" w:hAnsi="Aptos" w:eastAsia="Aptos" w:cs="Aptos"/>
+          <w:noProof w:val="0"/>
+          <w:sz w:val="24"/>
+          <w:szCs w:val="24"/>
+          <w:lang w:val="en-US"/>
+        </w:rPr>
+        <w:t xml:space="preserve">(PARTICIPANTID INT NOT NULL PRIMARY KEY, </w:t>
+      </w:r>
+    </w:p>
+    <w:p>
+      <w:pPr>
+        <w:spacing w:before="240" w:beforeAutospacing="off" w:after="240" w:afterAutospacing="off"/>
+      </w:pPr>
+      <w:r>
+        <w:rPr>
+          <w:rFonts w:ascii="Aptos" w:hAnsi="Aptos" w:eastAsia="Aptos" w:cs="Aptos"/>
+          <w:noProof w:val="0"/>
+          <w:sz w:val="24"/>
+          <w:szCs w:val="24"/>
+          <w:lang w:val="en-US"/>
+        </w:rPr>
+        <w:t xml:space="preserve"> NAME VARCHAR (20) NOT NULL,</w:t>
+      </w:r>
+    </w:p>
+    <w:p>
+      <w:pPr>
+        <w:spacing w:before="240" w:beforeAutospacing="off" w:after="240" w:afterAutospacing="off"/>
+      </w:pPr>
+      <w:r>
+        <w:rPr>
+          <w:rFonts w:ascii="Aptos" w:hAnsi="Aptos" w:eastAsia="Aptos" w:cs="Aptos"/>
+          <w:noProof w:val="0"/>
+          <w:sz w:val="24"/>
+          <w:szCs w:val="24"/>
+          <w:lang w:val="en-US"/>
+        </w:rPr>
+        <w:t xml:space="preserve"> SURNAME VARCHAR (25) NOT NULL, </w:t>
+      </w:r>
+    </w:p>
+    <w:p>
+      <w:pPr>
+        <w:spacing w:before="240" w:beforeAutospacing="off" w:after="240" w:afterAutospacing="off"/>
+      </w:pPr>
+      <w:r>
+        <w:rPr>
+          <w:rFonts w:ascii="Aptos" w:hAnsi="Aptos" w:eastAsia="Aptos" w:cs="Aptos"/>
+          <w:noProof w:val="0"/>
+          <w:sz w:val="24"/>
+          <w:szCs w:val="24"/>
+          <w:lang w:val="en-US"/>
+        </w:rPr>
+        <w:t>WEIGHT INT NOT NULL,</w:t>
+      </w:r>
+    </w:p>
+    <w:p>
+      <w:pPr>
+        <w:spacing w:before="240" w:beforeAutospacing="off" w:after="240" w:afterAutospacing="off"/>
+      </w:pPr>
+      <w:r>
+        <w:rPr>
+          <w:rFonts w:ascii="Aptos" w:hAnsi="Aptos" w:eastAsia="Aptos" w:cs="Aptos"/>
+          <w:noProof w:val="0"/>
+          <w:sz w:val="24"/>
+          <w:szCs w:val="24"/>
+          <w:lang w:val="en-US"/>
+        </w:rPr>
+        <w:t xml:space="preserve"> HEIGHT INT NOT </w:t>
+      </w:r>
+      <w:r>
+        <w:rPr>
+          <w:rFonts w:ascii="Aptos" w:hAnsi="Aptos" w:eastAsia="Aptos" w:cs="Aptos"/>
+          <w:noProof w:val="0"/>
+          <w:sz w:val="24"/>
+          <w:szCs w:val="24"/>
+          <w:lang w:val="en-US"/>
+        </w:rPr>
+        <w:t>NULL )</w:t>
+      </w:r>
+      <w:r>
+        <w:rPr>
+          <w:rFonts w:ascii="Aptos" w:hAnsi="Aptos" w:eastAsia="Aptos" w:cs="Aptos"/>
+          <w:noProof w:val="0"/>
+          <w:sz w:val="24"/>
+          <w:szCs w:val="24"/>
+          <w:lang w:val="en-US"/>
+        </w:rPr>
+        <w:t>;</w:t>
+      </w:r>
+    </w:p>
+    <w:p>
+      <w:pPr>
+        <w:spacing w:before="240" w:beforeAutospacing="off" w:after="240" w:afterAutospacing="off"/>
+        <w:rPr>
+          <w:rFonts w:ascii="Aptos" w:hAnsi="Aptos" w:eastAsia="Aptos" w:cs="Aptos"/>
+          <w:noProof w:val="0"/>
+          <w:sz w:val="24"/>
+          <w:szCs w:val="24"/>
+          <w:lang w:val="en-US"/>
+        </w:rPr>
+      </w:pPr>
+      <w:r>
+        <w:drawing>
+          <wp:inline wp14:editId="166C669D" wp14:anchorId="3825CB74">
+            <wp:extent cx="5943600" cy="3448050"/>
+            <wp:effectExtent l="0" t="0" r="0" b="0"/>
+            <wp:docPr id="1854436986" name="drawing"/>
+            <wp:cNvGraphicFramePr>
+              <a:graphicFrameLocks noChangeAspect="1"/>
+            </wp:cNvGraphicFramePr>
+            <a:graphic>
+              <a:graphicData xmlns:a="http://schemas.openxmlformats.org/drawingml/2006/main" uri="http://schemas.openxmlformats.org/drawingml/2006/picture">
+                <pic:pic xmlns:pic="http://schemas.openxmlformats.org/drawingml/2006/picture">
+                  <pic:nvPicPr>
+                    <pic:cNvPr id="1854436986" name="Picture 1854436986"/>
+                    <pic:cNvPicPr/>
+                  </pic:nvPicPr>
+                  <pic:blipFill>
+                    <a:blip xmlns:r="http://schemas.openxmlformats.org/officeDocument/2006/relationships" r:embed="rId632343198">
+                      <a:extLst>
+                        <a:ext uri="{28A0092B-C50C-407E-A947-70E740481C1C}">
+                          <a14:useLocalDpi xmlns:a14="http://schemas.microsoft.com/office/drawing/2010/main"/>
+                        </a:ext>
+                      </a:extLst>
+                    </a:blip>
+                    <a:stretch>
+                      <a:fillRect/>
+                    </a:stretch>
+                  </pic:blipFill>
+                  <pic:spPr>
+                    <a:xfrm>
+                      <a:off x="0" y="0"/>
+                      <a:ext cx="5943600" cy="3448050"/>
+                    </a:xfrm>
+                    <a:prstGeom prst="rect">
+                      <a:avLst/>
+                    </a:prstGeom>
+                  </pic:spPr>
+                </pic:pic>
+              </a:graphicData>
+            </a:graphic>
+          </wp:inline>
+        </w:drawing>
+      </w:r>
+    </w:p>
+    <w:p>
+      <w:pPr>
+        <w:pStyle w:val="Normal"/>
+      </w:pPr>
+    </w:p>
     <w:p>
       <w:pPr>
         <w:pStyle w:val="Normal"/>
@@ -7962,7 +8174,7 @@
     <w:next w:val="Normal"/>
     <w:unhideWhenUsed/>
     <w:qFormat/>
-    <w:rsid w:val="21F426F0"/>
+    <w:rsid w:val="790525AD"/>
     <w:rPr>
       <w:rFonts w:eastAsia="" w:cs="" w:eastAsiaTheme="majorEastAsia" w:cstheme="majorBidi"/>
       <w:color w:val="0F4761" w:themeColor="accent1" w:themeTint="FF" w:themeShade="BF"/>

--- a/SECTION A.docx
+++ b/SECTION A.docx
@@ -93,7 +93,7 @@
       </w:pPr>
       <w:r>
         <w:drawing>
-          <wp:inline wp14:editId="75639EFE" wp14:anchorId="45E97E45">
+          <wp:inline wp14:editId="29CE4FCC" wp14:anchorId="45E97E45">
             <wp:extent cx="5943600" cy="3143250"/>
             <wp:effectExtent l="0" t="0" r="0" b="0"/>
             <wp:docPr id="2147339642" name="drawing"/>
@@ -7633,7 +7633,7 @@
       </w:pPr>
       <w:r>
         <w:drawing>
-          <wp:inline wp14:editId="166C669D" wp14:anchorId="3825CB74">
+          <wp:inline wp14:editId="699ED564" wp14:anchorId="3825CB74">
             <wp:extent cx="5943600" cy="3448050"/>
             <wp:effectExtent l="0" t="0" r="0" b="0"/>
             <wp:docPr id="1854436986" name="drawing"/>
@@ -7663,6 +7663,302 @@
                     <a:xfrm>
                       <a:off x="0" y="0"/>
                       <a:ext cx="5943600" cy="3448050"/>
+                    </a:xfrm>
+                    <a:prstGeom prst="rect">
+                      <a:avLst/>
+                    </a:prstGeom>
+                  </pic:spPr>
+                </pic:pic>
+              </a:graphicData>
+            </a:graphic>
+          </wp:inline>
+        </w:drawing>
+      </w:r>
+    </w:p>
+    <w:p>
+      <w:pPr>
+        <w:spacing w:before="240" w:beforeAutospacing="off" w:after="240" w:afterAutospacing="off"/>
+      </w:pPr>
+      <w:r>
+        <w:rPr>
+          <w:rFonts w:ascii="Aptos" w:hAnsi="Aptos" w:eastAsia="Aptos" w:cs="Aptos"/>
+          <w:noProof w:val="0"/>
+          <w:sz w:val="24"/>
+          <w:szCs w:val="24"/>
+          <w:lang w:val="en-US"/>
+        </w:rPr>
+        <w:t>CREATE TABLE COMPETTION</w:t>
+      </w:r>
+    </w:p>
+    <w:p>
+      <w:pPr>
+        <w:pStyle w:val="Normal"/>
+        <w:spacing w:before="240" w:beforeAutospacing="off" w:after="240" w:afterAutospacing="off"/>
+      </w:pPr>
+      <w:r>
+        <w:rPr>
+          <w:rFonts w:ascii="Aptos" w:hAnsi="Aptos" w:eastAsia="Aptos" w:cs="Aptos"/>
+          <w:noProof w:val="0"/>
+          <w:sz w:val="24"/>
+          <w:szCs w:val="24"/>
+          <w:lang w:val="en-US"/>
+        </w:rPr>
+        <w:t>(COMPETITIONID INT NOT NULL PRIMARY KEY,</w:t>
+      </w:r>
+    </w:p>
+    <w:p>
+      <w:pPr>
+        <w:pStyle w:val="Normal"/>
+        <w:spacing w:before="240" w:beforeAutospacing="off" w:after="240" w:afterAutospacing="off"/>
+      </w:pPr>
+      <w:r>
+        <w:rPr>
+          <w:rFonts w:ascii="Aptos" w:hAnsi="Aptos" w:eastAsia="Aptos" w:cs="Aptos"/>
+          <w:noProof w:val="0"/>
+          <w:sz w:val="24"/>
+          <w:szCs w:val="24"/>
+          <w:lang w:val="en-US"/>
+        </w:rPr>
+        <w:t>LOCATION VARCHAR (45) NOT NULL,</w:t>
+      </w:r>
+    </w:p>
+    <w:p>
+      <w:pPr>
+        <w:pStyle w:val="Normal"/>
+        <w:spacing w:before="240" w:beforeAutospacing="off" w:after="240" w:afterAutospacing="off"/>
+      </w:pPr>
+      <w:r>
+        <w:rPr>
+          <w:rFonts w:ascii="Aptos" w:hAnsi="Aptos" w:eastAsia="Aptos" w:cs="Aptos"/>
+          <w:noProof w:val="0"/>
+          <w:sz w:val="24"/>
+          <w:szCs w:val="24"/>
+          <w:lang w:val="en-US"/>
+        </w:rPr>
+        <w:t>DATE DATE NOT NULL,</w:t>
+      </w:r>
+    </w:p>
+    <w:p>
+      <w:pPr>
+        <w:pStyle w:val="Normal"/>
+        <w:spacing w:before="240" w:beforeAutospacing="off" w:after="240" w:afterAutospacing="off"/>
+      </w:pPr>
+      <w:r>
+        <w:rPr>
+          <w:rFonts w:ascii="Aptos" w:hAnsi="Aptos" w:eastAsia="Aptos" w:cs="Aptos"/>
+          <w:noProof w:val="0"/>
+          <w:sz w:val="24"/>
+          <w:szCs w:val="24"/>
+          <w:lang w:val="en-US"/>
+        </w:rPr>
+        <w:t>TYPE VARCHAR (55) NOT NULL</w:t>
+      </w:r>
+    </w:p>
+    <w:p>
+      <w:pPr>
+        <w:pStyle w:val="Normal"/>
+        <w:spacing w:before="240" w:beforeAutospacing="off" w:after="240" w:afterAutospacing="off"/>
+      </w:pPr>
+      <w:r>
+        <w:rPr>
+          <w:rFonts w:ascii="Aptos" w:hAnsi="Aptos" w:eastAsia="Aptos" w:cs="Aptos"/>
+          <w:noProof w:val="0"/>
+          <w:sz w:val="24"/>
+          <w:szCs w:val="24"/>
+          <w:lang w:val="en-US"/>
+        </w:rPr>
+        <w:t>);</w:t>
+      </w:r>
+    </w:p>
+    <w:p>
+      <w:pPr>
+        <w:pStyle w:val="Normal"/>
+        <w:spacing w:before="240" w:beforeAutospacing="off" w:after="240" w:afterAutospacing="off"/>
+        <w:rPr>
+          <w:rFonts w:ascii="Aptos" w:hAnsi="Aptos" w:eastAsia="Aptos" w:cs="Aptos"/>
+          <w:noProof w:val="0"/>
+          <w:sz w:val="24"/>
+          <w:szCs w:val="24"/>
+          <w:lang w:val="en-US"/>
+        </w:rPr>
+      </w:pPr>
+      <w:r>
+        <w:drawing>
+          <wp:inline wp14:editId="709294C0" wp14:anchorId="059F6E03">
+            <wp:extent cx="5943600" cy="3429000"/>
+            <wp:effectExtent l="0" t="0" r="0" b="0"/>
+            <wp:docPr id="164742121" name="drawing"/>
+            <wp:cNvGraphicFramePr>
+              <a:graphicFrameLocks noChangeAspect="1"/>
+            </wp:cNvGraphicFramePr>
+            <a:graphic>
+              <a:graphicData xmlns:a="http://schemas.openxmlformats.org/drawingml/2006/main" uri="http://schemas.openxmlformats.org/drawingml/2006/picture">
+                <pic:pic xmlns:pic="http://schemas.openxmlformats.org/drawingml/2006/picture">
+                  <pic:nvPicPr>
+                    <pic:cNvPr id="164742121" name="Picture 164742121"/>
+                    <pic:cNvPicPr/>
+                  </pic:nvPicPr>
+                  <pic:blipFill>
+                    <a:blip xmlns:r="http://schemas.openxmlformats.org/officeDocument/2006/relationships" r:embed="rId171144879">
+                      <a:extLst>
+                        <a:ext uri="{28A0092B-C50C-407E-A947-70E740481C1C}">
+                          <a14:useLocalDpi xmlns:a14="http://schemas.microsoft.com/office/drawing/2010/main"/>
+                        </a:ext>
+                      </a:extLst>
+                    </a:blip>
+                    <a:stretch>
+                      <a:fillRect/>
+                    </a:stretch>
+                  </pic:blipFill>
+                  <pic:spPr>
+                    <a:xfrm>
+                      <a:off x="0" y="0"/>
+                      <a:ext cx="5943600" cy="3429000"/>
+                    </a:xfrm>
+                    <a:prstGeom prst="rect">
+                      <a:avLst/>
+                    </a:prstGeom>
+                  </pic:spPr>
+                </pic:pic>
+              </a:graphicData>
+            </a:graphic>
+          </wp:inline>
+        </w:drawing>
+      </w:r>
+    </w:p>
+    <w:p>
+      <w:pPr>
+        <w:pStyle w:val="Normal"/>
+        <w:spacing w:before="240" w:beforeAutospacing="off" w:after="240" w:afterAutospacing="off"/>
+      </w:pPr>
+      <w:r>
+        <w:rPr>
+          <w:rFonts w:ascii="Aptos" w:hAnsi="Aptos" w:eastAsia="Aptos" w:cs="Aptos"/>
+          <w:noProof w:val="0"/>
+          <w:sz w:val="24"/>
+          <w:szCs w:val="24"/>
+          <w:lang w:val="en-US"/>
+        </w:rPr>
+        <w:t>CREATE TABLE PAGE</w:t>
+      </w:r>
+    </w:p>
+    <w:p>
+      <w:pPr>
+        <w:pStyle w:val="Normal"/>
+        <w:spacing w:before="240" w:beforeAutospacing="off" w:after="240" w:afterAutospacing="off"/>
+      </w:pPr>
+      <w:r>
+        <w:rPr>
+          <w:rFonts w:ascii="Aptos" w:hAnsi="Aptos" w:eastAsia="Aptos" w:cs="Aptos"/>
+          <w:noProof w:val="0"/>
+          <w:sz w:val="24"/>
+          <w:szCs w:val="24"/>
+          <w:lang w:val="en-US"/>
+        </w:rPr>
+        <w:t>(PAGEID INT NOT NULL PRIMARY KEY,</w:t>
+      </w:r>
+    </w:p>
+    <w:p>
+      <w:pPr>
+        <w:pStyle w:val="Normal"/>
+        <w:spacing w:before="240" w:beforeAutospacing="off" w:after="240" w:afterAutospacing="off"/>
+      </w:pPr>
+      <w:r>
+        <w:rPr>
+          <w:rFonts w:ascii="Aptos" w:hAnsi="Aptos" w:eastAsia="Aptos" w:cs="Aptos"/>
+          <w:noProof w:val="0"/>
+          <w:sz w:val="24"/>
+          <w:szCs w:val="24"/>
+          <w:lang w:val="en-US"/>
+        </w:rPr>
+        <w:t>LOGIN NVARCHAR (15) NOT NULL,</w:t>
+      </w:r>
+    </w:p>
+    <w:p>
+      <w:pPr>
+        <w:pStyle w:val="Normal"/>
+        <w:spacing w:before="240" w:beforeAutospacing="off" w:after="240" w:afterAutospacing="off"/>
+      </w:pPr>
+      <w:r>
+        <w:rPr>
+          <w:rFonts w:ascii="Aptos" w:hAnsi="Aptos" w:eastAsia="Aptos" w:cs="Aptos"/>
+          <w:noProof w:val="0"/>
+          <w:sz w:val="24"/>
+          <w:szCs w:val="24"/>
+          <w:lang w:val="en-US"/>
+        </w:rPr>
+        <w:t>TITLE VARCHAR (10) NOT NULL,</w:t>
+      </w:r>
+    </w:p>
+    <w:p>
+      <w:pPr>
+        <w:pStyle w:val="Normal"/>
+        <w:spacing w:before="240" w:beforeAutospacing="off" w:after="240" w:afterAutospacing="off"/>
+      </w:pPr>
+      <w:r>
+        <w:rPr>
+          <w:rFonts w:ascii="Aptos" w:hAnsi="Aptos" w:eastAsia="Aptos" w:cs="Aptos"/>
+          <w:noProof w:val="0"/>
+          <w:sz w:val="24"/>
+          <w:szCs w:val="24"/>
+          <w:lang w:val="en-US"/>
+        </w:rPr>
+        <w:t>PARTICIPANTID INT NOT NULL</w:t>
+      </w:r>
+    </w:p>
+    <w:p>
+      <w:pPr>
+        <w:pStyle w:val="Normal"/>
+        <w:spacing w:before="240" w:beforeAutospacing="off" w:after="240" w:afterAutospacing="off"/>
+      </w:pPr>
+      <w:r>
+        <w:rPr>
+          <w:rFonts w:ascii="Aptos" w:hAnsi="Aptos" w:eastAsia="Aptos" w:cs="Aptos"/>
+          <w:noProof w:val="0"/>
+          <w:sz w:val="24"/>
+          <w:szCs w:val="24"/>
+          <w:lang w:val="en-US"/>
+        </w:rPr>
+        <w:t>);</w:t>
+      </w:r>
+    </w:p>
+    <w:p>
+      <w:pPr>
+        <w:pStyle w:val="Normal"/>
+        <w:spacing w:before="240" w:beforeAutospacing="off" w:after="240" w:afterAutospacing="off"/>
+      </w:pPr>
+      <w:r>
+        <w:drawing>
+          <wp:inline wp14:editId="7ED67C01" wp14:anchorId="1CAEC03C">
+            <wp:extent cx="5943600" cy="3476625"/>
+            <wp:effectExtent l="0" t="0" r="0" b="0"/>
+            <wp:docPr id="2055357138" name="drawing"/>
+            <wp:cNvGraphicFramePr>
+              <a:graphicFrameLocks noChangeAspect="1"/>
+            </wp:cNvGraphicFramePr>
+            <a:graphic>
+              <a:graphicData xmlns:a="http://schemas.openxmlformats.org/drawingml/2006/main" uri="http://schemas.openxmlformats.org/drawingml/2006/picture">
+                <pic:pic xmlns:pic="http://schemas.openxmlformats.org/drawingml/2006/picture">
+                  <pic:nvPicPr>
+                    <pic:cNvPr id="2055357138" name="Picture 2055357138"/>
+                    <pic:cNvPicPr/>
+                  </pic:nvPicPr>
+                  <pic:blipFill>
+                    <a:blip xmlns:r="http://schemas.openxmlformats.org/officeDocument/2006/relationships" r:embed="rId1904163701">
+                      <a:extLst>
+                        <a:ext uri="{28A0092B-C50C-407E-A947-70E740481C1C}">
+                          <a14:useLocalDpi xmlns:a14="http://schemas.microsoft.com/office/drawing/2010/main"/>
+                        </a:ext>
+                      </a:extLst>
+                    </a:blip>
+                    <a:stretch>
+                      <a:fillRect/>
+                    </a:stretch>
+                  </pic:blipFill>
+                  <pic:spPr>
+                    <a:xfrm>
+                      <a:off x="0" y="0"/>
+                      <a:ext cx="5943600" cy="3476625"/>
                     </a:xfrm>
                     <a:prstGeom prst="rect">
                       <a:avLst/>
@@ -8174,7 +8470,7 @@
     <w:next w:val="Normal"/>
     <w:unhideWhenUsed/>
     <w:qFormat/>
-    <w:rsid w:val="790525AD"/>
+    <w:rsid w:val="2FD60E8C"/>
     <w:rPr>
       <w:rFonts w:eastAsia="" w:cs="" w:eastAsiaTheme="majorEastAsia" w:cstheme="majorBidi"/>
       <w:color w:val="0F4761" w:themeColor="accent1" w:themeTint="FF" w:themeShade="BF"/>

--- a/SECTION A.docx
+++ b/SECTION A.docx
@@ -93,7 +93,7 @@
       </w:pPr>
       <w:r>
         <w:drawing>
-          <wp:inline wp14:editId="29CE4FCC" wp14:anchorId="45E97E45">
+          <wp:inline wp14:editId="512350F5" wp14:anchorId="45E97E45">
             <wp:extent cx="5943600" cy="3143250"/>
             <wp:effectExtent l="0" t="0" r="0" b="0"/>
             <wp:docPr id="2147339642" name="drawing"/>
@@ -7633,7 +7633,7 @@
       </w:pPr>
       <w:r>
         <w:drawing>
-          <wp:inline wp14:editId="699ED564" wp14:anchorId="3825CB74">
+          <wp:inline wp14:editId="5D53CB87" wp14:anchorId="3825CB74">
             <wp:extent cx="5943600" cy="3448050"/>
             <wp:effectExtent l="0" t="0" r="0" b="0"/>
             <wp:docPr id="1854436986" name="drawing"/>
@@ -7784,7 +7784,7 @@
       </w:pPr>
       <w:r>
         <w:drawing>
-          <wp:inline wp14:editId="709294C0" wp14:anchorId="059F6E03">
+          <wp:inline wp14:editId="1F3AC198" wp14:anchorId="059F6E03">
             <wp:extent cx="5943600" cy="3429000"/>
             <wp:effectExtent l="0" t="0" r="0" b="0"/>
             <wp:docPr id="164742121" name="drawing"/>
@@ -7929,7 +7929,7 @@
       </w:pPr>
       <w:r>
         <w:drawing>
-          <wp:inline wp14:editId="7ED67C01" wp14:anchorId="1CAEC03C">
+          <wp:inline wp14:editId="4E98A28D" wp14:anchorId="1CAEC03C">
             <wp:extent cx="5943600" cy="3476625"/>
             <wp:effectExtent l="0" t="0" r="0" b="0"/>
             <wp:docPr id="2055357138" name="drawing"/>
@@ -7959,6 +7959,126 @@
                     <a:xfrm>
                       <a:off x="0" y="0"/>
                       <a:ext cx="5943600" cy="3476625"/>
+                    </a:xfrm>
+                    <a:prstGeom prst="rect">
+                      <a:avLst/>
+                    </a:prstGeom>
+                  </pic:spPr>
+                </pic:pic>
+              </a:graphicData>
+            </a:graphic>
+          </wp:inline>
+        </w:drawing>
+      </w:r>
+    </w:p>
+    <w:p>
+      <w:pPr>
+        <w:pStyle w:val="Normal"/>
+      </w:pPr>
+      <w:r>
+        <w:rPr/>
+        <w:t>CREATE TABLE REGISTRATION (</w:t>
+      </w:r>
+    </w:p>
+    <w:p>
+      <w:pPr>
+        <w:pStyle w:val="Normal"/>
+      </w:pPr>
+      <w:r>
+        <w:rPr/>
+        <w:t xml:space="preserve">    REGISTRATIONID INT NOT NULL PRIMARY KEY, </w:t>
+      </w:r>
+    </w:p>
+    <w:p>
+      <w:pPr>
+        <w:pStyle w:val="Normal"/>
+      </w:pPr>
+      <w:r>
+        <w:rPr/>
+        <w:t xml:space="preserve">    CATEGORY VARCHAR(40) NOT NULL, </w:t>
+      </w:r>
+    </w:p>
+    <w:p>
+      <w:pPr>
+        <w:pStyle w:val="Normal"/>
+      </w:pPr>
+      <w:r>
+        <w:rPr/>
+        <w:t xml:space="preserve">    FEE INT NOT NULL, </w:t>
+      </w:r>
+    </w:p>
+    <w:p>
+      <w:pPr>
+        <w:pStyle w:val="Normal"/>
+      </w:pPr>
+      <w:r>
+        <w:rPr/>
+        <w:t xml:space="preserve">    PARTICIPANTID INT NOT NULL, </w:t>
+      </w:r>
+    </w:p>
+    <w:p>
+      <w:pPr>
+        <w:pStyle w:val="Normal"/>
+      </w:pPr>
+      <w:r>
+        <w:rPr/>
+        <w:t xml:space="preserve">    CONSTRAINT FK_PARTICIPANTID</w:t>
+      </w:r>
+    </w:p>
+    <w:p>
+      <w:pPr>
+        <w:pStyle w:val="Normal"/>
+      </w:pPr>
+      <w:r>
+        <w:rPr/>
+        <w:t xml:space="preserve">    FOREIGN KEY (PARTICIPANTID) REFERENCES PARTICIPANT(PARTICIPANTID)</w:t>
+      </w:r>
+    </w:p>
+    <w:p>
+      <w:pPr>
+        <w:pStyle w:val="Normal"/>
+      </w:pPr>
+      <w:r>
+        <w:rPr/>
+        <w:t>);</w:t>
+      </w:r>
+    </w:p>
+    <w:p>
+      <w:pPr>
+        <w:pStyle w:val="Normal"/>
+      </w:pPr>
+      <w:r>
+        <w:drawing>
+          <wp:inline wp14:editId="2086B0D4" wp14:anchorId="24B2DF59">
+            <wp:extent cx="5943600" cy="2724150"/>
+            <wp:effectExtent l="0" t="0" r="0" b="0"/>
+            <wp:docPr id="394568282" name="drawing"/>
+            <wp:cNvGraphicFramePr>
+              <a:graphicFrameLocks noChangeAspect="1"/>
+            </wp:cNvGraphicFramePr>
+            <a:graphic>
+              <a:graphicData xmlns:a="http://schemas.openxmlformats.org/drawingml/2006/main" uri="http://schemas.openxmlformats.org/drawingml/2006/picture">
+                <pic:pic xmlns:pic="http://schemas.openxmlformats.org/drawingml/2006/picture">
+                  <pic:nvPicPr>
+                    <pic:cNvPr id="394568282" name="Picture 394568282"/>
+                    <pic:cNvPicPr/>
+                  </pic:nvPicPr>
+                  <pic:blipFill>
+                    <a:blip xmlns:r="http://schemas.openxmlformats.org/officeDocument/2006/relationships" r:embed="rId1677161935">
+                      <a:extLst>
+                        <a:ext uri="{28A0092B-C50C-407E-A947-70E740481C1C}">
+                          <a14:useLocalDpi xmlns:a14="http://schemas.microsoft.com/office/drawing/2010/main"/>
+                        </a:ext>
+                      </a:extLst>
+                    </a:blip>
+                    <a:stretch>
+                      <a:fillRect/>
+                    </a:stretch>
+                  </pic:blipFill>
+                  <pic:spPr>
+                    <a:xfrm>
+                      <a:off x="0" y="0"/>
+                      <a:ext cx="5943600" cy="2724150"/>
                     </a:xfrm>
                     <a:prstGeom prst="rect">
                       <a:avLst/>
@@ -8470,7 +8590,7 @@
     <w:next w:val="Normal"/>
     <w:unhideWhenUsed/>
     <w:qFormat/>
-    <w:rsid w:val="2FD60E8C"/>
+    <w:rsid w:val="62698B8D"/>
     <w:rPr>
       <w:rFonts w:eastAsia="" w:cs="" w:eastAsiaTheme="majorEastAsia" w:cstheme="majorBidi"/>
       <w:color w:val="0F4761" w:themeColor="accent1" w:themeTint="FF" w:themeShade="BF"/>

--- a/SECTION A.docx
+++ b/SECTION A.docx
@@ -93,7 +93,7 @@
       </w:pPr>
       <w:r>
         <w:drawing>
-          <wp:inline wp14:editId="512350F5" wp14:anchorId="45E97E45">
+          <wp:inline wp14:editId="614C9CE2" wp14:anchorId="45E97E45">
             <wp:extent cx="5943600" cy="3143250"/>
             <wp:effectExtent l="0" t="0" r="0" b="0"/>
             <wp:docPr id="2147339642" name="drawing"/>
@@ -7633,7 +7633,7 @@
       </w:pPr>
       <w:r>
         <w:drawing>
-          <wp:inline wp14:editId="5D53CB87" wp14:anchorId="3825CB74">
+          <wp:inline wp14:editId="366121C8" wp14:anchorId="3825CB74">
             <wp:extent cx="5943600" cy="3448050"/>
             <wp:effectExtent l="0" t="0" r="0" b="0"/>
             <wp:docPr id="1854436986" name="drawing"/>
@@ -7784,7 +7784,7 @@
       </w:pPr>
       <w:r>
         <w:drawing>
-          <wp:inline wp14:editId="1F3AC198" wp14:anchorId="059F6E03">
+          <wp:inline wp14:editId="5900ECED" wp14:anchorId="059F6E03">
             <wp:extent cx="5943600" cy="3429000"/>
             <wp:effectExtent l="0" t="0" r="0" b="0"/>
             <wp:docPr id="164742121" name="drawing"/>
@@ -7929,7 +7929,7 @@
       </w:pPr>
       <w:r>
         <w:drawing>
-          <wp:inline wp14:editId="4E98A28D" wp14:anchorId="1CAEC03C">
+          <wp:inline wp14:editId="660358E0" wp14:anchorId="1CAEC03C">
             <wp:extent cx="5943600" cy="3476625"/>
             <wp:effectExtent l="0" t="0" r="0" b="0"/>
             <wp:docPr id="2055357138" name="drawing"/>
@@ -8049,7 +8049,7 @@
       </w:pPr>
       <w:r>
         <w:drawing>
-          <wp:inline wp14:editId="2086B0D4" wp14:anchorId="24B2DF59">
+          <wp:inline wp14:editId="78FA40D5" wp14:anchorId="24B2DF59">
             <wp:extent cx="5943600" cy="2724150"/>
             <wp:effectExtent l="0" t="0" r="0" b="0"/>
             <wp:docPr id="394568282" name="drawing"/>
@@ -8079,6 +8079,126 @@
                     <a:xfrm>
                       <a:off x="0" y="0"/>
                       <a:ext cx="5943600" cy="2724150"/>
+                    </a:xfrm>
+                    <a:prstGeom prst="rect">
+                      <a:avLst/>
+                    </a:prstGeom>
+                  </pic:spPr>
+                </pic:pic>
+              </a:graphicData>
+            </a:graphic>
+          </wp:inline>
+        </w:drawing>
+      </w:r>
+    </w:p>
+    <w:p>
+      <w:pPr>
+        <w:pStyle w:val="Normal"/>
+      </w:pPr>
+      <w:r>
+        <w:rPr/>
+        <w:t>CREATE TABLE PLATFORM</w:t>
+      </w:r>
+    </w:p>
+    <w:p>
+      <w:pPr>
+        <w:pStyle w:val="Normal"/>
+      </w:pPr>
+      <w:r>
+        <w:rPr/>
+        <w:t>(PLATFORMID INT NOT NULL PRIMARY KEY,</w:t>
+      </w:r>
+    </w:p>
+    <w:p>
+      <w:pPr>
+        <w:pStyle w:val="Normal"/>
+      </w:pPr>
+      <w:r>
+        <w:rPr/>
+        <w:t>EVENT VARCHAR (35) NOT NULL,</w:t>
+      </w:r>
+    </w:p>
+    <w:p>
+      <w:pPr>
+        <w:pStyle w:val="Normal"/>
+      </w:pPr>
+      <w:r>
+        <w:rPr/>
+        <w:t>REGISTRATIONID INT NOT NULL,</w:t>
+      </w:r>
+    </w:p>
+    <w:p>
+      <w:pPr>
+        <w:pStyle w:val="Normal"/>
+      </w:pPr>
+      <w:r>
+        <w:rPr/>
+        <w:t>PAGEID INT NOT NULL,</w:t>
+      </w:r>
+    </w:p>
+    <w:p>
+      <w:pPr>
+        <w:pStyle w:val="Normal"/>
+      </w:pPr>
+      <w:r>
+        <w:rPr/>
+        <w:t>FOREIGN KEY (REGISTRATIONID) REFERENCES REGISTRATION(REGISTRATIONID),</w:t>
+      </w:r>
+    </w:p>
+    <w:p>
+      <w:pPr>
+        <w:pStyle w:val="Normal"/>
+      </w:pPr>
+      <w:r>
+        <w:rPr/>
+        <w:t>FOREIGN KEY (PAGEID) REFERENCES PAGE(PAGEID),</w:t>
+      </w:r>
+    </w:p>
+    <w:p>
+      <w:pPr>
+        <w:pStyle w:val="Normal"/>
+      </w:pPr>
+      <w:r>
+        <w:rPr/>
+        <w:t>);</w:t>
+      </w:r>
+    </w:p>
+    <w:p>
+      <w:pPr>
+        <w:pStyle w:val="Normal"/>
+      </w:pPr>
+      <w:r>
+        <w:drawing>
+          <wp:inline wp14:editId="270EB89D" wp14:anchorId="53941A26">
+            <wp:extent cx="5943600" cy="2657475"/>
+            <wp:effectExtent l="0" t="0" r="0" b="0"/>
+            <wp:docPr id="973760945" name="drawing"/>
+            <wp:cNvGraphicFramePr>
+              <a:graphicFrameLocks noChangeAspect="1"/>
+            </wp:cNvGraphicFramePr>
+            <a:graphic>
+              <a:graphicData xmlns:a="http://schemas.openxmlformats.org/drawingml/2006/main" uri="http://schemas.openxmlformats.org/drawingml/2006/picture">
+                <pic:pic xmlns:pic="http://schemas.openxmlformats.org/drawingml/2006/picture">
+                  <pic:nvPicPr>
+                    <pic:cNvPr id="973760945" name="Picture 973760945"/>
+                    <pic:cNvPicPr/>
+                  </pic:nvPicPr>
+                  <pic:blipFill>
+                    <a:blip xmlns:r="http://schemas.openxmlformats.org/officeDocument/2006/relationships" r:embed="rId1115892275">
+                      <a:extLst>
+                        <a:ext uri="{28A0092B-C50C-407E-A947-70E740481C1C}">
+                          <a14:useLocalDpi xmlns:a14="http://schemas.microsoft.com/office/drawing/2010/main"/>
+                        </a:ext>
+                      </a:extLst>
+                    </a:blip>
+                    <a:stretch>
+                      <a:fillRect/>
+                    </a:stretch>
+                  </pic:blipFill>
+                  <pic:spPr>
+                    <a:xfrm>
+                      <a:off x="0" y="0"/>
+                      <a:ext cx="5943600" cy="2657475"/>
                     </a:xfrm>
                     <a:prstGeom prst="rect">
                       <a:avLst/>
@@ -8590,7 +8710,7 @@
     <w:next w:val="Normal"/>
     <w:unhideWhenUsed/>
     <w:qFormat/>
-    <w:rsid w:val="62698B8D"/>
+    <w:rsid w:val="5B6AD073"/>
     <w:rPr>
       <w:rFonts w:eastAsia="" w:cs="" w:eastAsiaTheme="majorEastAsia" w:cstheme="majorBidi"/>
       <w:color w:val="0F4761" w:themeColor="accent1" w:themeTint="FF" w:themeShade="BF"/>

--- a/SECTION A.docx
+++ b/SECTION A.docx
@@ -93,7 +93,7 @@
       </w:pPr>
       <w:r>
         <w:drawing>
-          <wp:inline wp14:editId="614C9CE2" wp14:anchorId="45E97E45">
+          <wp:inline wp14:editId="5D2DA53E" wp14:anchorId="45E97E45">
             <wp:extent cx="5943600" cy="3143250"/>
             <wp:effectExtent l="0" t="0" r="0" b="0"/>
             <wp:docPr id="2147339642" name="drawing"/>
@@ -7633,7 +7633,7 @@
       </w:pPr>
       <w:r>
         <w:drawing>
-          <wp:inline wp14:editId="366121C8" wp14:anchorId="3825CB74">
+          <wp:inline wp14:editId="2BEA94D8" wp14:anchorId="3825CB74">
             <wp:extent cx="5943600" cy="3448050"/>
             <wp:effectExtent l="0" t="0" r="0" b="0"/>
             <wp:docPr id="1854436986" name="drawing"/>
@@ -7784,7 +7784,7 @@
       </w:pPr>
       <w:r>
         <w:drawing>
-          <wp:inline wp14:editId="5900ECED" wp14:anchorId="059F6E03">
+          <wp:inline wp14:editId="76F74785" wp14:anchorId="059F6E03">
             <wp:extent cx="5943600" cy="3429000"/>
             <wp:effectExtent l="0" t="0" r="0" b="0"/>
             <wp:docPr id="164742121" name="drawing"/>
@@ -7929,7 +7929,7 @@
       </w:pPr>
       <w:r>
         <w:drawing>
-          <wp:inline wp14:editId="660358E0" wp14:anchorId="1CAEC03C">
+          <wp:inline wp14:editId="5BD3AB5E" wp14:anchorId="1CAEC03C">
             <wp:extent cx="5943600" cy="3476625"/>
             <wp:effectExtent l="0" t="0" r="0" b="0"/>
             <wp:docPr id="2055357138" name="drawing"/>
@@ -8049,7 +8049,7 @@
       </w:pPr>
       <w:r>
         <w:drawing>
-          <wp:inline wp14:editId="78FA40D5" wp14:anchorId="24B2DF59">
+          <wp:inline wp14:editId="728D365B" wp14:anchorId="24B2DF59">
             <wp:extent cx="5943600" cy="2724150"/>
             <wp:effectExtent l="0" t="0" r="0" b="0"/>
             <wp:docPr id="394568282" name="drawing"/>
@@ -8169,7 +8169,7 @@
       </w:pPr>
       <w:r>
         <w:drawing>
-          <wp:inline wp14:editId="270EB89D" wp14:anchorId="53941A26">
+          <wp:inline wp14:editId="48F976EC" wp14:anchorId="53941A26">
             <wp:extent cx="5943600" cy="2657475"/>
             <wp:effectExtent l="0" t="0" r="0" b="0"/>
             <wp:docPr id="973760945" name="drawing"/>
@@ -8210,6 +8210,131 @@
           </wp:inline>
         </w:drawing>
       </w:r>
+    </w:p>
+    <w:p>
+      <w:pPr>
+        <w:pStyle w:val="Normal"/>
+      </w:pPr>
+      <w:r>
+        <w:rPr/>
+        <w:t xml:space="preserve">CREATE TABLE ORGANISER </w:t>
+      </w:r>
+    </w:p>
+    <w:p>
+      <w:pPr>
+        <w:pStyle w:val="Normal"/>
+      </w:pPr>
+      <w:r>
+        <w:rPr/>
+        <w:t>(ORGANISERID INT NOT NULL PRIMARY KEY,</w:t>
+      </w:r>
+    </w:p>
+    <w:p>
+      <w:pPr>
+        <w:pStyle w:val="Normal"/>
+      </w:pPr>
+      <w:r>
+        <w:rPr/>
+        <w:t>LABEL VARCHAR (65) NOT NULL,</w:t>
+      </w:r>
+    </w:p>
+    <w:p>
+      <w:pPr>
+        <w:pStyle w:val="Normal"/>
+      </w:pPr>
+      <w:r>
+        <w:rPr/>
+        <w:t>EMAIL NVARCHAR (60) NOT NULL,</w:t>
+      </w:r>
+    </w:p>
+    <w:p>
+      <w:pPr>
+        <w:pStyle w:val="Normal"/>
+      </w:pPr>
+      <w:r>
+        <w:rPr/>
+        <w:t>DESCRIPTION VARCHAR(70) NOT NULL,</w:t>
+      </w:r>
+    </w:p>
+    <w:p>
+      <w:pPr>
+        <w:pStyle w:val="Normal"/>
+      </w:pPr>
+      <w:r>
+        <w:rPr/>
+        <w:t>PLATFORMID INT NOT NULL,</w:t>
+      </w:r>
+    </w:p>
+    <w:p>
+      <w:pPr>
+        <w:pStyle w:val="Normal"/>
+      </w:pPr>
+      <w:r>
+        <w:rPr/>
+        <w:t>FOREIGN KEY (PLATFORMID) REFERENCES PLATFORM(PLATFORMID)</w:t>
+      </w:r>
+    </w:p>
+    <w:p>
+      <w:pPr>
+        <w:pStyle w:val="Normal"/>
+      </w:pPr>
+      <w:r>
+        <w:rPr/>
+        <w:t>);</w:t>
+      </w:r>
+    </w:p>
+    <w:p>
+      <w:pPr>
+        <w:pStyle w:val="Normal"/>
+      </w:pPr>
+      <w:r>
+        <w:drawing>
+          <wp:inline wp14:editId="3C0B314D" wp14:anchorId="4F5749EE">
+            <wp:extent cx="5943600" cy="2676525"/>
+            <wp:effectExtent l="0" t="0" r="0" b="0"/>
+            <wp:docPr id="485496506" name="drawing"/>
+            <wp:cNvGraphicFramePr>
+              <a:graphicFrameLocks noChangeAspect="1"/>
+            </wp:cNvGraphicFramePr>
+            <a:graphic>
+              <a:graphicData xmlns:a="http://schemas.openxmlformats.org/drawingml/2006/main" uri="http://schemas.openxmlformats.org/drawingml/2006/picture">
+                <pic:pic xmlns:pic="http://schemas.openxmlformats.org/drawingml/2006/picture">
+                  <pic:nvPicPr>
+                    <pic:cNvPr id="485496506" name="Picture 485496506"/>
+                    <pic:cNvPicPr/>
+                  </pic:nvPicPr>
+                  <pic:blipFill>
+                    <a:blip xmlns:r="http://schemas.openxmlformats.org/officeDocument/2006/relationships" r:embed="rId79752110">
+                      <a:extLst>
+                        <a:ext uri="{28A0092B-C50C-407E-A947-70E740481C1C}">
+                          <a14:useLocalDpi xmlns:a14="http://schemas.microsoft.com/office/drawing/2010/main"/>
+                        </a:ext>
+                      </a:extLst>
+                    </a:blip>
+                    <a:stretch>
+                      <a:fillRect/>
+                    </a:stretch>
+                  </pic:blipFill>
+                  <pic:spPr>
+                    <a:xfrm>
+                      <a:off x="0" y="0"/>
+                      <a:ext cx="5943600" cy="2676525"/>
+                    </a:xfrm>
+                    <a:prstGeom prst="rect">
+                      <a:avLst/>
+                    </a:prstGeom>
+                  </pic:spPr>
+                </pic:pic>
+              </a:graphicData>
+            </a:graphic>
+          </wp:inline>
+        </w:drawing>
+      </w:r>
+    </w:p>
+    <w:p>
+      <w:pPr>
+        <w:pStyle w:val="Normal"/>
+      </w:pPr>
     </w:p>
     <w:p>
       <w:pPr>
@@ -8710,7 +8835,7 @@
     <w:next w:val="Normal"/>
     <w:unhideWhenUsed/>
     <w:qFormat/>
-    <w:rsid w:val="5B6AD073"/>
+    <w:rsid w:val="11AF256C"/>
     <w:rPr>
       <w:rFonts w:eastAsia="" w:cs="" w:eastAsiaTheme="majorEastAsia" w:cstheme="majorBidi"/>
       <w:color w:val="0F4761" w:themeColor="accent1" w:themeTint="FF" w:themeShade="BF"/>

--- a/SECTION A.docx
+++ b/SECTION A.docx
@@ -93,7 +93,7 @@
       </w:pPr>
       <w:r>
         <w:drawing>
-          <wp:inline wp14:editId="5D2DA53E" wp14:anchorId="45E97E45">
+          <wp:inline wp14:editId="2288B07E" wp14:anchorId="45E97E45">
             <wp:extent cx="5943600" cy="3143250"/>
             <wp:effectExtent l="0" t="0" r="0" b="0"/>
             <wp:docPr id="2147339642" name="drawing"/>
@@ -7497,6 +7497,46 @@
     </w:p>
     <w:p>
       <w:pPr>
+        <w:pStyle w:val="Normal"/>
+      </w:pPr>
+    </w:p>
+    <w:p>
+      <w:pPr>
+        <w:pStyle w:val="Heading4"/>
+        <w:rPr>
+          <w:b w:val="0"/>
+          <w:bCs w:val="0"/>
+          <w:i w:val="0"/>
+          <w:iCs w:val="0"/>
+          <w:color w:val="000000" w:themeColor="text1" w:themeTint="FF" w:themeShade="FF"/>
+          <w:u w:val="none"/>
+        </w:rPr>
+      </w:pPr>
+      <w:r>
+        <w:rPr>
+          <w:b w:val="1"/>
+          <w:bCs w:val="1"/>
+          <w:i w:val="0"/>
+          <w:iCs w:val="0"/>
+          <w:color w:val="000000" w:themeColor="text1" w:themeTint="FF" w:themeShade="FF"/>
+          <w:u w:val="single"/>
+        </w:rPr>
+        <w:t xml:space="preserve">CREATE </w:t>
+      </w:r>
+      <w:r>
+        <w:rPr>
+          <w:b w:val="1"/>
+          <w:bCs w:val="1"/>
+          <w:i w:val="0"/>
+          <w:iCs w:val="0"/>
+          <w:color w:val="000000" w:themeColor="text1" w:themeTint="FF" w:themeShade="FF"/>
+          <w:u w:val="single"/>
+        </w:rPr>
+        <w:t>SECTOR:</w:t>
+      </w:r>
+    </w:p>
+    <w:p>
+      <w:pPr>
         <w:spacing w:before="240" w:beforeAutospacing="off" w:after="240" w:afterAutospacing="off"/>
       </w:pPr>
       <w:r>
@@ -7633,7 +7673,7 @@
       </w:pPr>
       <w:r>
         <w:drawing>
-          <wp:inline wp14:editId="2BEA94D8" wp14:anchorId="3825CB74">
+          <wp:inline wp14:editId="14DDB564" wp14:anchorId="3825CB74">
             <wp:extent cx="5943600" cy="3448050"/>
             <wp:effectExtent l="0" t="0" r="0" b="0"/>
             <wp:docPr id="1854436986" name="drawing"/>
@@ -7784,7 +7824,7 @@
       </w:pPr>
       <w:r>
         <w:drawing>
-          <wp:inline wp14:editId="76F74785" wp14:anchorId="059F6E03">
+          <wp:inline wp14:editId="6D1C7B37" wp14:anchorId="059F6E03">
             <wp:extent cx="5943600" cy="3429000"/>
             <wp:effectExtent l="0" t="0" r="0" b="0"/>
             <wp:docPr id="164742121" name="drawing"/>
@@ -7929,7 +7969,7 @@
       </w:pPr>
       <w:r>
         <w:drawing>
-          <wp:inline wp14:editId="5BD3AB5E" wp14:anchorId="1CAEC03C">
+          <wp:inline wp14:editId="53CC9E53" wp14:anchorId="1CAEC03C">
             <wp:extent cx="5943600" cy="3476625"/>
             <wp:effectExtent l="0" t="0" r="0" b="0"/>
             <wp:docPr id="2055357138" name="drawing"/>
@@ -8049,7 +8089,7 @@
       </w:pPr>
       <w:r>
         <w:drawing>
-          <wp:inline wp14:editId="728D365B" wp14:anchorId="24B2DF59">
+          <wp:inline wp14:editId="2A843F84" wp14:anchorId="24B2DF59">
             <wp:extent cx="5943600" cy="2724150"/>
             <wp:effectExtent l="0" t="0" r="0" b="0"/>
             <wp:docPr id="394568282" name="drawing"/>
@@ -8169,7 +8209,7 @@
       </w:pPr>
       <w:r>
         <w:drawing>
-          <wp:inline wp14:editId="48F976EC" wp14:anchorId="53941A26">
+          <wp:inline wp14:editId="550B25F0" wp14:anchorId="53941A26">
             <wp:extent cx="5943600" cy="2657475"/>
             <wp:effectExtent l="0" t="0" r="0" b="0"/>
             <wp:docPr id="973760945" name="drawing"/>
@@ -8289,7 +8329,7 @@
       </w:pPr>
       <w:r>
         <w:drawing>
-          <wp:inline wp14:editId="3C0B314D" wp14:anchorId="4F5749EE">
+          <wp:inline wp14:editId="182FCC0B" wp14:anchorId="4F5749EE">
             <wp:extent cx="5943600" cy="2676525"/>
             <wp:effectExtent l="0" t="0" r="0" b="0"/>
             <wp:docPr id="485496506" name="drawing"/>
@@ -8319,6 +8359,191 @@
                     <a:xfrm>
                       <a:off x="0" y="0"/>
                       <a:ext cx="5943600" cy="2676525"/>
+                    </a:xfrm>
+                    <a:prstGeom prst="rect">
+                      <a:avLst/>
+                    </a:prstGeom>
+                  </pic:spPr>
+                </pic:pic>
+              </a:graphicData>
+            </a:graphic>
+          </wp:inline>
+        </w:drawing>
+      </w:r>
+    </w:p>
+    <w:p>
+      <w:pPr>
+        <w:pStyle w:val="Heading4"/>
+      </w:pPr>
+      <w:r>
+        <w:rPr>
+          <w:b w:val="1"/>
+          <w:bCs w:val="1"/>
+          <w:i w:val="0"/>
+          <w:iCs w:val="0"/>
+          <w:color w:val="000000" w:themeColor="text1" w:themeTint="FF" w:themeShade="FF"/>
+          <w:u w:val="single"/>
+        </w:rPr>
+        <w:t>INSERT SECTOR:</w:t>
+      </w:r>
+    </w:p>
+    <w:p>
+      <w:pPr>
+        <w:pStyle w:val="Normal"/>
+      </w:pPr>
+    </w:p>
+    <w:p>
+      <w:pPr>
+        <w:pStyle w:val="Normal"/>
+      </w:pPr>
+    </w:p>
+    <w:p>
+      <w:pPr>
+        <w:pStyle w:val="Normal"/>
+      </w:pPr>
+      <w:r>
+        <w:rPr/>
+        <w:t>INSERT INTO PARTICIPANT</w:t>
+      </w:r>
+    </w:p>
+    <w:p>
+      <w:pPr>
+        <w:pStyle w:val="Normal"/>
+      </w:pPr>
+      <w:r>
+        <w:rPr/>
+        <w:t>VALUES ('2', 'ANNA', 'SMITH', '45','50'),</w:t>
+      </w:r>
+    </w:p>
+    <w:p>
+      <w:pPr>
+        <w:pStyle w:val="Normal"/>
+      </w:pPr>
+      <w:r>
+        <w:rPr/>
+        <w:t xml:space="preserve">        ('4', 'SAM', 'KEN', '67','90');</w:t>
+      </w:r>
+    </w:p>
+    <w:p>
+      <w:pPr>
+        <w:pStyle w:val="Normal"/>
+      </w:pPr>
+      <w:r>
+        <w:drawing>
+          <wp:inline wp14:editId="6F6AE63B" wp14:anchorId="289659F1">
+            <wp:extent cx="5943600" cy="2714625"/>
+            <wp:effectExtent l="0" t="0" r="0" b="0"/>
+            <wp:docPr id="136065203" name="drawing"/>
+            <wp:cNvGraphicFramePr>
+              <a:graphicFrameLocks noChangeAspect="1"/>
+            </wp:cNvGraphicFramePr>
+            <a:graphic>
+              <a:graphicData xmlns:a="http://schemas.openxmlformats.org/drawingml/2006/main" uri="http://schemas.openxmlformats.org/drawingml/2006/picture">
+                <pic:pic xmlns:pic="http://schemas.openxmlformats.org/drawingml/2006/picture">
+                  <pic:nvPicPr>
+                    <pic:cNvPr id="136065203" name="Picture 136065203"/>
+                    <pic:cNvPicPr/>
+                  </pic:nvPicPr>
+                  <pic:blipFill>
+                    <a:blip xmlns:r="http://schemas.openxmlformats.org/officeDocument/2006/relationships" r:embed="rId1259721828">
+                      <a:extLst>
+                        <a:ext uri="{28A0092B-C50C-407E-A947-70E740481C1C}">
+                          <a14:useLocalDpi xmlns:a14="http://schemas.microsoft.com/office/drawing/2010/main"/>
+                        </a:ext>
+                      </a:extLst>
+                    </a:blip>
+                    <a:stretch>
+                      <a:fillRect/>
+                    </a:stretch>
+                  </pic:blipFill>
+                  <pic:spPr>
+                    <a:xfrm>
+                      <a:off x="0" y="0"/>
+                      <a:ext cx="5943600" cy="2714625"/>
+                    </a:xfrm>
+                    <a:prstGeom prst="rect">
+                      <a:avLst/>
+                    </a:prstGeom>
+                  </pic:spPr>
+                </pic:pic>
+              </a:graphicData>
+            </a:graphic>
+          </wp:inline>
+        </w:drawing>
+      </w:r>
+    </w:p>
+    <w:p>
+      <w:pPr>
+        <w:pStyle w:val="Normal"/>
+      </w:pPr>
+      <w:r>
+        <w:rPr/>
+        <w:t>INSERT INTO REGISTRATION</w:t>
+      </w:r>
+    </w:p>
+    <w:p>
+      <w:pPr>
+        <w:pStyle w:val="Normal"/>
+      </w:pPr>
+      <w:r>
+        <w:rPr/>
+        <w:t>VALUES('3', 'CYCLING', '400','2'),</w:t>
+      </w:r>
+    </w:p>
+    <w:p>
+      <w:pPr>
+        <w:pStyle w:val="Normal"/>
+      </w:pPr>
+      <w:r>
+        <w:rPr/>
+        <w:t xml:space="preserve">      ('6', 'WALKING', '350', '4'),</w:t>
+      </w:r>
+    </w:p>
+    <w:p>
+      <w:pPr>
+        <w:pStyle w:val="Normal"/>
+      </w:pPr>
+      <w:r>
+        <w:rPr/>
+        <w:t xml:space="preserve">      ('9', 'RUNNING', '550', '4');</w:t>
+      </w:r>
+    </w:p>
+    <w:p>
+      <w:pPr>
+        <w:pStyle w:val="Normal"/>
+      </w:pPr>
+      <w:r>
+        <w:drawing>
+          <wp:inline wp14:editId="1BB92300" wp14:anchorId="17D8B12B">
+            <wp:extent cx="5943600" cy="2667000"/>
+            <wp:effectExtent l="0" t="0" r="0" b="0"/>
+            <wp:docPr id="607324325" name="drawing"/>
+            <wp:cNvGraphicFramePr>
+              <a:graphicFrameLocks noChangeAspect="1"/>
+            </wp:cNvGraphicFramePr>
+            <a:graphic>
+              <a:graphicData xmlns:a="http://schemas.openxmlformats.org/drawingml/2006/main" uri="http://schemas.openxmlformats.org/drawingml/2006/picture">
+                <pic:pic xmlns:pic="http://schemas.openxmlformats.org/drawingml/2006/picture">
+                  <pic:nvPicPr>
+                    <pic:cNvPr id="607324325" name="Picture 607324325"/>
+                    <pic:cNvPicPr/>
+                  </pic:nvPicPr>
+                  <pic:blipFill>
+                    <a:blip xmlns:r="http://schemas.openxmlformats.org/officeDocument/2006/relationships" r:embed="rId1744344902">
+                      <a:extLst>
+                        <a:ext uri="{28A0092B-C50C-407E-A947-70E740481C1C}">
+                          <a14:useLocalDpi xmlns:a14="http://schemas.microsoft.com/office/drawing/2010/main"/>
+                        </a:ext>
+                      </a:extLst>
+                    </a:blip>
+                    <a:stretch>
+                      <a:fillRect/>
+                    </a:stretch>
+                  </pic:blipFill>
+                  <pic:spPr>
+                    <a:xfrm>
+                      <a:off x="0" y="0"/>
+                      <a:ext cx="5943600" cy="2667000"/>
                     </a:xfrm>
                     <a:prstGeom prst="rect">
                       <a:avLst/>
@@ -8835,7 +9060,7 @@
     <w:next w:val="Normal"/>
     <w:unhideWhenUsed/>
     <w:qFormat/>
-    <w:rsid w:val="11AF256C"/>
+    <w:rsid w:val="7C383741"/>
     <w:rPr>
       <w:rFonts w:eastAsia="" w:cs="" w:eastAsiaTheme="majorEastAsia" w:cstheme="majorBidi"/>
       <w:color w:val="0F4761" w:themeColor="accent1" w:themeTint="FF" w:themeShade="BF"/>
@@ -8847,6 +9072,27 @@
       <w:keepLines w:val="1"/>
       <w:spacing w:before="160" w:after="80"/>
       <w:outlineLvl w:val="2"/>
+    </w:pPr>
+  </w:style>
+  <w:style w:type="paragraph" w:styleId="Heading4">
+    <w:uiPriority w:val="9"/>
+    <w:name w:val="heading 4"/>
+    <w:basedOn w:val="Normal"/>
+    <w:next w:val="Normal"/>
+    <w:unhideWhenUsed/>
+    <w:qFormat/>
+    <w:rsid w:val="7C383741"/>
+    <w:rPr>
+      <w:rFonts w:eastAsia="" w:cs="" w:eastAsiaTheme="majorEastAsia" w:cstheme="majorBidi"/>
+      <w:i w:val="1"/>
+      <w:iCs w:val="1"/>
+      <w:color w:val="0F4761" w:themeColor="accent1" w:themeTint="FF" w:themeShade="BF"/>
+    </w:rPr>
+    <w:pPr>
+      <w:keepNext w:val="1"/>
+      <w:keepLines w:val="1"/>
+      <w:spacing w:before="80" w:after="40"/>
+      <w:outlineLvl w:val="3"/>
     </w:pPr>
   </w:style>
   <w:style xmlns:w="http://schemas.openxmlformats.org/wordprocessingml/2006/main" w:type="table" w:styleId="TableGrid">

--- a/SECTION A.docx
+++ b/SECTION A.docx
@@ -2,7 +2,125 @@
 <file path=word/document.xml><?xml version="1.0" encoding="utf-8"?>
 <w:document xmlns:wpc="http://schemas.microsoft.com/office/word/2010/wordprocessingCanvas" xmlns:mc="http://schemas.openxmlformats.org/markup-compatibility/2006" xmlns:o="urn:schemas-microsoft-com:office:office" xmlns:r="http://schemas.openxmlformats.org/officeDocument/2006/relationships" xmlns:m="http://schemas.openxmlformats.org/officeDocument/2006/math" xmlns:v="urn:schemas-microsoft-com:vml" xmlns:wp14="http://schemas.microsoft.com/office/word/2010/wordprocessingDrawing" xmlns:wp="http://schemas.openxmlformats.org/drawingml/2006/wordprocessingDrawing" xmlns:w10="urn:schemas-microsoft-com:office:word" xmlns:w="http://schemas.openxmlformats.org/wordprocessingml/2006/main" xmlns:w14="http://schemas.microsoft.com/office/word/2010/wordml" xmlns:w15="http://schemas.microsoft.com/office/word/2012/wordml" xmlns:wpg="http://schemas.microsoft.com/office/word/2010/wordprocessingGroup" xmlns:wpi="http://schemas.microsoft.com/office/word/2010/wordprocessingInk" xmlns:wne="http://schemas.microsoft.com/office/word/2006/wordml" xmlns:wps="http://schemas.microsoft.com/office/word/2010/wordprocessingShape" xmlns:w16se="http://schemas.microsoft.com/office/word/2015/wordml/symex" xmlns:w16cid="http://schemas.microsoft.com/office/word/2016/wordml/cid" xmlns:w16="http://schemas.microsoft.com/office/word/2018/wordml" xmlns:w16cex="http://schemas.microsoft.com/office/word/2018/wordml/cex" xmlns:w16sdtdh="http://schemas.microsoft.com/office/word/2020/wordml/sdtdatahash" xmlns:w16sdtfl="http://schemas.microsoft.com/office/word/2024/wordml/sdtformatlock" xmlns:a="http://schemas.openxmlformats.org/drawingml/2006/main" xmlns:pic="http://schemas.openxmlformats.org/drawingml/2006/picture" xmlns:a14="http://schemas.microsoft.com/office/drawing/2010/main" mc:Ignorable="w14 w15 wp14 w16se w16cid w16 w16cex w16sdtdh w16sdtfl">
   <w:body>
-    <w:p xmlns:wp14="http://schemas.microsoft.com/office/word/2010/wordml" wp14:paraId="2C078E63" wp14:textId="77777777"/>
+    <w:p xmlns:wp14="http://schemas.microsoft.com/office/word/2010/wordml" wp14:paraId="2C078E63" wp14:textId="63506434">
+      <w:r>
+        <w:rPr>
+          <w:b w:val="1"/>
+          <w:bCs w:val="1"/>
+          <w:sz w:val="32"/>
+          <w:szCs w:val="32"/>
+          <w:u w:val="single"/>
+        </w:rPr>
+        <w:t>NAME:</w:t>
+      </w:r>
+      <w:r>
+        <w:rPr>
+          <w:b w:val="0"/>
+          <w:bCs w:val="0"/>
+          <w:sz w:val="32"/>
+          <w:szCs w:val="32"/>
+          <w:u w:val="none"/>
+        </w:rPr>
+        <w:t xml:space="preserve"> LERATO </w:t>
+      </w:r>
+      <w:r>
+        <w:rPr>
+          <w:b w:val="0"/>
+          <w:bCs w:val="0"/>
+          <w:sz w:val="32"/>
+          <w:szCs w:val="32"/>
+          <w:u w:val="none"/>
+        </w:rPr>
+        <w:t>KANONO, ST</w:t>
+      </w:r>
+      <w:r>
+        <w:rPr>
+          <w:b w:val="0"/>
+          <w:bCs w:val="0"/>
+          <w:sz w:val="32"/>
+          <w:szCs w:val="32"/>
+          <w:u w:val="none"/>
+        </w:rPr>
+        <w:t>10472609</w:t>
+      </w:r>
+    </w:p>
+    <w:p>
+      <w:r>
+        <w:rPr>
+          <w:b w:val="1"/>
+          <w:bCs w:val="1"/>
+          <w:sz w:val="32"/>
+          <w:szCs w:val="32"/>
+          <w:u w:val="single"/>
+        </w:rPr>
+        <w:t>MODULE NAME AND CODE:</w:t>
+      </w:r>
+      <w:r>
+        <w:rPr>
+          <w:b w:val="0"/>
+          <w:bCs w:val="0"/>
+          <w:sz w:val="32"/>
+          <w:szCs w:val="32"/>
+          <w:u w:val="none"/>
+        </w:rPr>
+        <w:t xml:space="preserve"> PROGRAMMING 2B, PROG6212</w:t>
+      </w:r>
+    </w:p>
+    <w:p>
+      <w:r>
+        <w:rPr>
+          <w:b w:val="1"/>
+          <w:bCs w:val="1"/>
+          <w:sz w:val="32"/>
+          <w:szCs w:val="32"/>
+          <w:u w:val="single"/>
+        </w:rPr>
+        <w:t>CAMPUS:</w:t>
+      </w:r>
+      <w:r>
+        <w:rPr>
+          <w:b w:val="0"/>
+          <w:bCs w:val="0"/>
+          <w:sz w:val="32"/>
+          <w:szCs w:val="32"/>
+          <w:u w:val="none"/>
+        </w:rPr>
+        <w:t xml:space="preserve"> RCPTA</w:t>
+      </w:r>
+    </w:p>
+    <w:p>
+      <w:r>
+        <w:rPr>
+          <w:b w:val="1"/>
+          <w:bCs w:val="1"/>
+          <w:sz w:val="32"/>
+          <w:szCs w:val="32"/>
+          <w:u w:val="single"/>
+        </w:rPr>
+        <w:t>LECTURER:</w:t>
+      </w:r>
+      <w:r>
+        <w:rPr>
+          <w:b w:val="0"/>
+          <w:bCs w:val="0"/>
+          <w:sz w:val="32"/>
+          <w:szCs w:val="32"/>
+          <w:u w:val="none"/>
+        </w:rPr>
+        <w:t xml:space="preserve"> M NKOANE</w:t>
+      </w:r>
+    </w:p>
+    <w:p>
+      <w:pPr>
+        <w:rPr>
+          <w:b w:val="0"/>
+          <w:bCs w:val="0"/>
+          <w:sz w:val="32"/>
+          <w:szCs w:val="32"/>
+          <w:u w:val="none"/>
+        </w:rPr>
+      </w:pPr>
+    </w:p>
     <w:p>
       <w:r>
         <w:br w:type="page"/>
@@ -12,6 +130,546 @@
       <w:pPr>
         <w:pStyle w:val="Normal"/>
       </w:pPr>
+      <w:r>
+        <w:rPr>
+          <w:b w:val="1"/>
+          <w:bCs w:val="1"/>
+          <w:sz w:val="32"/>
+          <w:szCs w:val="32"/>
+        </w:rPr>
+        <w:t>TABLE OF CONTENT</w:t>
+      </w:r>
+    </w:p>
+    <w:sdt>
+      <w:sdtPr>
+        <w:id w:val="1690821571"/>
+        <w:docPartObj>
+          <w:docPartGallery w:val="Table of Contents"/>
+          <w:docPartUnique/>
+        </w:docPartObj>
+      </w:sdtPr>
+      <w:sdtContent>
+        <w:p>
+          <w:pPr>
+            <w:pStyle w:val="TOC1"/>
+            <w:tabs>
+              <w:tab w:val="right" w:leader="dot" w:pos="9360"/>
+            </w:tabs>
+            <w:bidi w:val="0"/>
+          </w:pPr>
+          <w:r>
+            <w:fldChar w:fldCharType="begin"/>
+          </w:r>
+          <w:r>
+            <w:instrText xml:space="preserve">TOC \o \z \u \h</w:instrText>
+          </w:r>
+          <w:r>
+            <w:fldChar w:fldCharType="separate"/>
+          </w:r>
+          <w:r>
+            <w:fldChar w:fldCharType="begin"/>
+          </w:r>
+          <w:r>
+            <w:instrText xml:space="preserve">HYPERLINK  \l  "_Toc565752716" </w:instrText>
+          </w:r>
+          <w:r>
+            <w:fldChar w:fldCharType="separate"/>
+          </w:r>
+          <w:r>
+            <w:rPr/>
+            <w:t>SECTION A</w:t>
+          </w:r>
+          <w:r>
+            <w:tab/>
+          </w:r>
+          <w:r>
+            <w:fldChar w:fldCharType="begin"/>
+          </w:r>
+          <w:r>
+            <w:instrText xml:space="preserve">PAGEREF _Toc565752716 \h</w:instrText>
+          </w:r>
+          <w:r>
+            <w:fldChar w:fldCharType="separate"/>
+          </w:r>
+          <w:r>
+            <w:rPr/>
+            <w:t>2</w:t>
+          </w:r>
+          <w:r>
+            <w:fldChar w:fldCharType="end"/>
+          </w:r>
+          <w:r>
+            <w:fldChar w:fldCharType="end"/>
+          </w:r>
+        </w:p>
+        <w:p>
+          <w:pPr>
+            <w:pStyle w:val="TOC2"/>
+            <w:tabs>
+              <w:tab w:val="right" w:leader="dot" w:pos="9360"/>
+            </w:tabs>
+            <w:bidi w:val="0"/>
+          </w:pPr>
+          <w:r>
+            <w:fldChar w:fldCharType="begin"/>
+          </w:r>
+          <w:r>
+            <w:instrText xml:space="preserve">HYPERLINK  \l  "_Toc360440974" </w:instrText>
+          </w:r>
+          <w:r>
+            <w:fldChar w:fldCharType="separate"/>
+          </w:r>
+          <w:r>
+            <w:rPr/>
+            <w:t>ERD- for the RaceDay system</w:t>
+          </w:r>
+          <w:r>
+            <w:tab/>
+          </w:r>
+          <w:r>
+            <w:fldChar w:fldCharType="begin"/>
+          </w:r>
+          <w:r>
+            <w:instrText xml:space="preserve">PAGEREF _Toc360440974 \h</w:instrText>
+          </w:r>
+          <w:r>
+            <w:fldChar w:fldCharType="separate"/>
+          </w:r>
+          <w:r>
+            <w:rPr/>
+            <w:t>3</w:t>
+          </w:r>
+          <w:r>
+            <w:fldChar w:fldCharType="end"/>
+          </w:r>
+          <w:r>
+            <w:fldChar w:fldCharType="end"/>
+          </w:r>
+        </w:p>
+        <w:p>
+          <w:pPr>
+            <w:pStyle w:val="TOC1"/>
+            <w:tabs>
+              <w:tab w:val="right" w:leader="dot" w:pos="9360"/>
+            </w:tabs>
+            <w:bidi w:val="0"/>
+          </w:pPr>
+          <w:r>
+            <w:fldChar w:fldCharType="begin"/>
+          </w:r>
+          <w:r>
+            <w:instrText xml:space="preserve">HYPERLINK  \l  "_Toc934446789" </w:instrText>
+          </w:r>
+          <w:r>
+            <w:fldChar w:fldCharType="separate"/>
+          </w:r>
+          <w:r>
+            <w:rPr/>
+            <w:t>SECTION B – API ENDPOINT PLAN</w:t>
+          </w:r>
+          <w:r>
+            <w:tab/>
+          </w:r>
+          <w:r>
+            <w:fldChar w:fldCharType="begin"/>
+          </w:r>
+          <w:r>
+            <w:instrText xml:space="preserve">PAGEREF _Toc934446789 \h</w:instrText>
+          </w:r>
+          <w:r>
+            <w:fldChar w:fldCharType="separate"/>
+          </w:r>
+          <w:r>
+            <w:rPr/>
+            <w:t>5</w:t>
+          </w:r>
+          <w:r>
+            <w:fldChar w:fldCharType="end"/>
+          </w:r>
+          <w:r>
+            <w:fldChar w:fldCharType="end"/>
+          </w:r>
+        </w:p>
+        <w:p>
+          <w:pPr>
+            <w:pStyle w:val="TOC3"/>
+            <w:tabs>
+              <w:tab w:val="right" w:leader="dot" w:pos="9360"/>
+            </w:tabs>
+            <w:bidi w:val="0"/>
+          </w:pPr>
+          <w:r>
+            <w:fldChar w:fldCharType="begin"/>
+          </w:r>
+          <w:r>
+            <w:instrText xml:space="preserve">HYPERLINK  \l  "_Toc868090059" </w:instrText>
+          </w:r>
+          <w:r>
+            <w:fldChar w:fldCharType="separate"/>
+          </w:r>
+          <w:r>
+            <w:rPr/>
+            <w:t>SYSTEM</w:t>
+          </w:r>
+          <w:r>
+            <w:tab/>
+          </w:r>
+          <w:r>
+            <w:fldChar w:fldCharType="begin"/>
+          </w:r>
+          <w:r>
+            <w:instrText xml:space="preserve">PAGEREF _Toc868090059 \h</w:instrText>
+          </w:r>
+          <w:r>
+            <w:fldChar w:fldCharType="separate"/>
+          </w:r>
+          <w:r>
+            <w:rPr/>
+            <w:t>6</w:t>
+          </w:r>
+          <w:r>
+            <w:fldChar w:fldCharType="end"/>
+          </w:r>
+          <w:r>
+            <w:fldChar w:fldCharType="end"/>
+          </w:r>
+        </w:p>
+        <w:p>
+          <w:pPr>
+            <w:pStyle w:val="TOC3"/>
+            <w:tabs>
+              <w:tab w:val="right" w:leader="dot" w:pos="9360"/>
+            </w:tabs>
+            <w:bidi w:val="0"/>
+          </w:pPr>
+          <w:r>
+            <w:fldChar w:fldCharType="begin"/>
+          </w:r>
+          <w:r>
+            <w:instrText xml:space="preserve">HYPERLINK  \l  "_Toc1907234290" </w:instrText>
+          </w:r>
+          <w:r>
+            <w:fldChar w:fldCharType="separate"/>
+          </w:r>
+          <w:r>
+            <w:rPr/>
+            <w:t>USERS</w:t>
+          </w:r>
+          <w:r>
+            <w:tab/>
+          </w:r>
+          <w:r>
+            <w:fldChar w:fldCharType="begin"/>
+          </w:r>
+          <w:r>
+            <w:instrText xml:space="preserve">PAGEREF _Toc1907234290 \h</w:instrText>
+          </w:r>
+          <w:r>
+            <w:fldChar w:fldCharType="separate"/>
+          </w:r>
+          <w:r>
+            <w:rPr/>
+            <w:t>12</w:t>
+          </w:r>
+          <w:r>
+            <w:fldChar w:fldCharType="end"/>
+          </w:r>
+          <w:r>
+            <w:fldChar w:fldCharType="end"/>
+          </w:r>
+        </w:p>
+        <w:p>
+          <w:pPr>
+            <w:pStyle w:val="TOC1"/>
+            <w:tabs>
+              <w:tab w:val="right" w:leader="dot" w:pos="9360"/>
+            </w:tabs>
+            <w:bidi w:val="0"/>
+          </w:pPr>
+          <w:r>
+            <w:fldChar w:fldCharType="begin"/>
+          </w:r>
+          <w:r>
+            <w:instrText xml:space="preserve">HYPERLINK  \l  "_Toc2019688662" </w:instrText>
+          </w:r>
+          <w:r>
+            <w:fldChar w:fldCharType="separate"/>
+          </w:r>
+          <w:r>
+            <w:rPr/>
+            <w:t>SECTION C</w:t>
+          </w:r>
+          <w:r>
+            <w:tab/>
+          </w:r>
+          <w:r>
+            <w:fldChar w:fldCharType="begin"/>
+          </w:r>
+          <w:r>
+            <w:instrText xml:space="preserve">PAGEREF _Toc2019688662 \h</w:instrText>
+          </w:r>
+          <w:r>
+            <w:fldChar w:fldCharType="separate"/>
+          </w:r>
+          <w:r>
+            <w:rPr/>
+            <w:t>21</w:t>
+          </w:r>
+          <w:r>
+            <w:fldChar w:fldCharType="end"/>
+          </w:r>
+          <w:r>
+            <w:fldChar w:fldCharType="end"/>
+          </w:r>
+        </w:p>
+        <w:p>
+          <w:pPr>
+            <w:pStyle w:val="TOC3"/>
+            <w:tabs>
+              <w:tab w:val="right" w:leader="dot" w:pos="9360"/>
+            </w:tabs>
+            <w:bidi w:val="0"/>
+          </w:pPr>
+          <w:r>
+            <w:fldChar w:fldCharType="begin"/>
+          </w:r>
+          <w:r>
+            <w:instrText xml:space="preserve">HYPERLINK  \l  "_Toc1913645374" </w:instrText>
+          </w:r>
+          <w:r>
+            <w:fldChar w:fldCharType="separate"/>
+          </w:r>
+          <w:r>
+            <w:rPr/>
+            <w:t>SQL</w:t>
+          </w:r>
+          <w:r>
+            <w:tab/>
+          </w:r>
+          <w:r>
+            <w:fldChar w:fldCharType="begin"/>
+          </w:r>
+          <w:r>
+            <w:instrText xml:space="preserve">PAGEREF _Toc1913645374 \h</w:instrText>
+          </w:r>
+          <w:r>
+            <w:fldChar w:fldCharType="separate"/>
+          </w:r>
+          <w:r>
+            <w:rPr/>
+            <w:t>22</w:t>
+          </w:r>
+          <w:r>
+            <w:fldChar w:fldCharType="end"/>
+          </w:r>
+          <w:r>
+            <w:fldChar w:fldCharType="end"/>
+          </w:r>
+        </w:p>
+        <w:p>
+          <w:pPr>
+            <w:pStyle w:val="TOC4"/>
+            <w:tabs>
+              <w:tab w:val="right" w:leader="dot" w:pos="9360"/>
+            </w:tabs>
+            <w:bidi w:val="0"/>
+          </w:pPr>
+          <w:r>
+            <w:fldChar w:fldCharType="begin"/>
+          </w:r>
+          <w:r>
+            <w:instrText xml:space="preserve">HYPERLINK  \l  "_Toc1313776281" </w:instrText>
+          </w:r>
+          <w:r>
+            <w:fldChar w:fldCharType="separate"/>
+          </w:r>
+          <w:r>
+            <w:rPr/>
+            <w:t>CREATE SECTOR:</w:t>
+          </w:r>
+          <w:r>
+            <w:tab/>
+          </w:r>
+          <w:r>
+            <w:fldChar w:fldCharType="begin"/>
+          </w:r>
+          <w:r>
+            <w:instrText xml:space="preserve">PAGEREF _Toc1313776281 \h</w:instrText>
+          </w:r>
+          <w:r>
+            <w:fldChar w:fldCharType="separate"/>
+          </w:r>
+          <w:r>
+            <w:rPr/>
+            <w:t>22</w:t>
+          </w:r>
+          <w:r>
+            <w:fldChar w:fldCharType="end"/>
+          </w:r>
+          <w:r>
+            <w:fldChar w:fldCharType="end"/>
+          </w:r>
+        </w:p>
+        <w:p>
+          <w:pPr>
+            <w:pStyle w:val="TOC4"/>
+            <w:tabs>
+              <w:tab w:val="right" w:leader="dot" w:pos="9360"/>
+            </w:tabs>
+            <w:bidi w:val="0"/>
+          </w:pPr>
+          <w:r>
+            <w:fldChar w:fldCharType="begin"/>
+          </w:r>
+          <w:r>
+            <w:instrText xml:space="preserve">HYPERLINK  \l  "_Toc944731074" </w:instrText>
+          </w:r>
+          <w:r>
+            <w:fldChar w:fldCharType="separate"/>
+          </w:r>
+          <w:r>
+            <w:rPr/>
+            <w:t>INSERT SECTOR:</w:t>
+          </w:r>
+          <w:r>
+            <w:tab/>
+          </w:r>
+          <w:r>
+            <w:fldChar w:fldCharType="begin"/>
+          </w:r>
+          <w:r>
+            <w:instrText xml:space="preserve">PAGEREF _Toc944731074 \h</w:instrText>
+          </w:r>
+          <w:r>
+            <w:fldChar w:fldCharType="separate"/>
+          </w:r>
+          <w:r>
+            <w:rPr/>
+            <w:t>26</w:t>
+          </w:r>
+          <w:r>
+            <w:fldChar w:fldCharType="end"/>
+          </w:r>
+          <w:r>
+            <w:fldChar w:fldCharType="end"/>
+          </w:r>
+        </w:p>
+        <w:p>
+          <w:pPr>
+            <w:pStyle w:val="TOC4"/>
+            <w:tabs>
+              <w:tab w:val="right" w:leader="dot" w:pos="9360"/>
+            </w:tabs>
+            <w:bidi w:val="0"/>
+          </w:pPr>
+          <w:r>
+            <w:fldChar w:fldCharType="begin"/>
+          </w:r>
+          <w:r>
+            <w:instrText xml:space="preserve">HYPERLINK  \l  "_Toc736043018" </w:instrText>
+          </w:r>
+          <w:r>
+            <w:fldChar w:fldCharType="separate"/>
+          </w:r>
+          <w:r>
+            <w:rPr/>
+            <w:t>PROOF OF THE TABLES CREATED:</w:t>
+          </w:r>
+          <w:r>
+            <w:tab/>
+          </w:r>
+          <w:r>
+            <w:fldChar w:fldCharType="begin"/>
+          </w:r>
+          <w:r>
+            <w:instrText xml:space="preserve">PAGEREF _Toc736043018 \h</w:instrText>
+          </w:r>
+          <w:r>
+            <w:fldChar w:fldCharType="separate"/>
+          </w:r>
+          <w:r>
+            <w:rPr/>
+            <w:t>29</w:t>
+          </w:r>
+          <w:r>
+            <w:fldChar w:fldCharType="end"/>
+          </w:r>
+          <w:r>
+            <w:fldChar w:fldCharType="end"/>
+          </w:r>
+        </w:p>
+        <w:p>
+          <w:pPr>
+            <w:pStyle w:val="TOC1"/>
+            <w:tabs>
+              <w:tab w:val="right" w:leader="dot" w:pos="9360"/>
+            </w:tabs>
+            <w:bidi w:val="0"/>
+          </w:pPr>
+          <w:r>
+            <w:fldChar w:fldCharType="begin"/>
+          </w:r>
+          <w:r>
+            <w:instrText xml:space="preserve">HYPERLINK  \l  "_Toc1756283798" </w:instrText>
+          </w:r>
+          <w:r>
+            <w:fldChar w:fldCharType="separate"/>
+          </w:r>
+          <w:r>
+            <w:rPr/>
+            <w:t>GITHUB LINK:</w:t>
+          </w:r>
+          <w:r>
+            <w:tab/>
+          </w:r>
+          <w:r>
+            <w:fldChar w:fldCharType="begin"/>
+          </w:r>
+          <w:r>
+            <w:instrText xml:space="preserve">PAGEREF _Toc1756283798 \h</w:instrText>
+          </w:r>
+          <w:r>
+            <w:fldChar w:fldCharType="separate"/>
+          </w:r>
+          <w:r>
+            <w:rPr/>
+            <w:t>30</w:t>
+          </w:r>
+          <w:r>
+            <w:fldChar w:fldCharType="end"/>
+          </w:r>
+          <w:r>
+            <w:fldChar w:fldCharType="end"/>
+          </w:r>
+        </w:p>
+        <w:p>
+          <w:r>
+            <w:fldChar w:fldCharType="end"/>
+          </w:r>
+        </w:p>
+      </w:sdtContent>
+    </w:sdt>
+    <w:p>
+      <w:pPr>
+        <w:pStyle w:val="Normal"/>
+        <w:rPr>
+          <w:b w:val="1"/>
+          <w:bCs w:val="1"/>
+          <w:sz w:val="32"/>
+          <w:szCs w:val="32"/>
+        </w:rPr>
+      </w:pPr>
+    </w:p>
+    <w:p>
+      <w:pPr>
+        <w:pStyle w:val="Normal"/>
+        <w:rPr>
+          <w:b w:val="1"/>
+          <w:bCs w:val="1"/>
+          <w:sz w:val="32"/>
+          <w:szCs w:val="32"/>
+        </w:rPr>
+      </w:pPr>
     </w:p>
     <w:p>
       <w:r>
@@ -21,18 +679,24 @@
     <w:p>
       <w:pPr>
         <w:pStyle w:val="Heading1"/>
-      </w:pPr>
+        <w:rPr>
+          <w:color w:val="000000" w:themeColor="text1" w:themeTint="FF" w:themeShade="FF"/>
+        </w:rPr>
+      </w:pPr>
+      <w:bookmarkStart w:name="_Toc565752716" w:id="220473909"/>
       <w:r>
         <w:rPr>
           <w:color w:val="000000" w:themeColor="text1" w:themeTint="FF" w:themeShade="FF"/>
         </w:rPr>
         <w:t>SECTION A</w:t>
       </w:r>
+      <w:bookmarkEnd w:id="220473909"/>
     </w:p>
     <w:p>
       <w:pPr>
         <w:pStyle w:val="Heading2"/>
       </w:pPr>
+      <w:bookmarkStart w:name="_Toc360440974" w:id="850772934"/>
       <w:r>
         <w:rPr>
           <w:color w:val="000000" w:themeColor="text1" w:themeTint="FF" w:themeShade="FF"/>
@@ -46,6 +710,7 @@
         </w:rPr>
         <w:t xml:space="preserve"> RaceDay system</w:t>
       </w:r>
+      <w:bookmarkEnd w:id="850772934"/>
       <w:r>
         <w:rPr>
           <w:color w:val="000000" w:themeColor="text1" w:themeTint="FF" w:themeShade="FF"/>
@@ -93,7 +758,7 @@
       </w:pPr>
       <w:r>
         <w:drawing>
-          <wp:inline wp14:editId="2288B07E" wp14:anchorId="45E97E45">
+          <wp:inline wp14:editId="69BC56E1" wp14:anchorId="45E97E45">
             <wp:extent cx="5943600" cy="3143250"/>
             <wp:effectExtent l="0" t="0" r="0" b="0"/>
             <wp:docPr id="2147339642" name="drawing"/>
@@ -754,23 +1419,36 @@
       <w:pPr>
         <w:pStyle w:val="Heading1"/>
       </w:pPr>
+      <w:bookmarkStart w:name="_Toc934446789" w:id="1913726080"/>
       <w:r>
         <w:rPr>
           <w:color w:val="000000" w:themeColor="text1" w:themeTint="FF" w:themeShade="FF"/>
         </w:rPr>
-        <w:t xml:space="preserve">SECTION B – API ENDPOINT PLAN </w:t>
+        <w:t>SECTION B – API ENDPOINT PLAN</w:t>
+      </w:r>
+      <w:bookmarkEnd w:id="1913726080"/>
+      <w:r>
+        <w:rPr>
+          <w:color w:val="000000" w:themeColor="text1" w:themeTint="FF" w:themeShade="FF"/>
+        </w:rPr>
+        <w:t xml:space="preserve"> </w:t>
       </w:r>
     </w:p>
     <w:p>
       <w:pPr>
         <w:pStyle w:val="Heading3"/>
-      </w:pPr>
+        <w:rPr>
+          <w:color w:val="000000" w:themeColor="text1" w:themeTint="FF" w:themeShade="FF"/>
+        </w:rPr>
+      </w:pPr>
+      <w:bookmarkStart w:name="_Toc868090059" w:id="37338855"/>
       <w:r>
         <w:rPr>
           <w:color w:val="000000" w:themeColor="text1" w:themeTint="FF" w:themeShade="FF"/>
         </w:rPr>
         <w:t>SYSTEM</w:t>
       </w:r>
+      <w:bookmarkEnd w:id="37338855"/>
     </w:p>
     <w:tbl>
       <w:tblPr>
@@ -3898,7 +4576,12 @@
     <w:p>
       <w:pPr>
         <w:pStyle w:val="Heading3"/>
-      </w:pPr>
+        <w:rPr>
+          <w:color w:val="000000" w:themeColor="text1" w:themeTint="FF" w:themeShade="FF"/>
+          <w:u w:val="single"/>
+        </w:rPr>
+      </w:pPr>
+      <w:bookmarkStart w:name="_Toc1907234290" w:id="1617819827"/>
       <w:r>
         <w:rPr>
           <w:color w:val="000000" w:themeColor="text1" w:themeTint="FF" w:themeShade="FF"/>
@@ -3906,6 +4589,7 @@
         </w:rPr>
         <w:t>USERS</w:t>
       </w:r>
+      <w:bookmarkEnd w:id="1617819827"/>
     </w:p>
     <w:tbl>
       <w:tblPr>
@@ -7476,23 +8160,36 @@
     <w:p>
       <w:pPr>
         <w:pStyle w:val="Heading1"/>
-      </w:pPr>
+        <w:rPr>
+          <w:color w:val="000000" w:themeColor="text1" w:themeTint="FF" w:themeShade="FF"/>
+        </w:rPr>
+      </w:pPr>
+      <w:bookmarkStart w:name="_Toc2019688662" w:id="1367953919"/>
       <w:r>
         <w:rPr>
           <w:color w:val="000000" w:themeColor="text1" w:themeTint="FF" w:themeShade="FF"/>
         </w:rPr>
         <w:t>SECTION C</w:t>
       </w:r>
+      <w:bookmarkEnd w:id="1367953919"/>
     </w:p>
     <w:p>
       <w:pPr>
         <w:pStyle w:val="Heading3"/>
       </w:pPr>
+      <w:bookmarkStart w:name="_Toc1913645374" w:id="549275500"/>
       <w:r>
         <w:rPr>
           <w:color w:val="000000" w:themeColor="text1" w:themeTint="FF" w:themeShade="FF"/>
         </w:rPr>
-        <w:t xml:space="preserve">SQL </w:t>
+        <w:t>SQL</w:t>
+      </w:r>
+      <w:bookmarkEnd w:id="549275500"/>
+      <w:r>
+        <w:rPr>
+          <w:color w:val="000000" w:themeColor="text1" w:themeTint="FF" w:themeShade="FF"/>
+        </w:rPr>
+        <w:t xml:space="preserve"> </w:t>
       </w:r>
     </w:p>
     <w:p>
@@ -7512,6 +8209,7 @@
           <w:u w:val="none"/>
         </w:rPr>
       </w:pPr>
+      <w:bookmarkStart w:name="_Toc1313776281" w:id="1399921476"/>
       <w:r>
         <w:rPr>
           <w:b w:val="1"/>
@@ -7534,6 +8232,7 @@
         </w:rPr>
         <w:t>SECTOR:</w:t>
       </w:r>
+      <w:bookmarkEnd w:id="1399921476"/>
     </w:p>
     <w:p>
       <w:pPr>
@@ -7673,7 +8372,7 @@
       </w:pPr>
       <w:r>
         <w:drawing>
-          <wp:inline wp14:editId="14DDB564" wp14:anchorId="3825CB74">
+          <wp:inline wp14:editId="4D0811F8" wp14:anchorId="3825CB74">
             <wp:extent cx="5943600" cy="3448050"/>
             <wp:effectExtent l="0" t="0" r="0" b="0"/>
             <wp:docPr id="1854436986" name="drawing"/>
@@ -7824,7 +8523,7 @@
       </w:pPr>
       <w:r>
         <w:drawing>
-          <wp:inline wp14:editId="6D1C7B37" wp14:anchorId="059F6E03">
+          <wp:inline wp14:editId="444B6DBB" wp14:anchorId="059F6E03">
             <wp:extent cx="5943600" cy="3429000"/>
             <wp:effectExtent l="0" t="0" r="0" b="0"/>
             <wp:docPr id="164742121" name="drawing"/>
@@ -7969,7 +8668,7 @@
       </w:pPr>
       <w:r>
         <w:drawing>
-          <wp:inline wp14:editId="53CC9E53" wp14:anchorId="1CAEC03C">
+          <wp:inline wp14:editId="6A41E726" wp14:anchorId="1CAEC03C">
             <wp:extent cx="5943600" cy="3476625"/>
             <wp:effectExtent l="0" t="0" r="0" b="0"/>
             <wp:docPr id="2055357138" name="drawing"/>
@@ -8089,7 +8788,7 @@
       </w:pPr>
       <w:r>
         <w:drawing>
-          <wp:inline wp14:editId="2A843F84" wp14:anchorId="24B2DF59">
+          <wp:inline wp14:editId="0FF1AFB2" wp14:anchorId="24B2DF59">
             <wp:extent cx="5943600" cy="2724150"/>
             <wp:effectExtent l="0" t="0" r="0" b="0"/>
             <wp:docPr id="394568282" name="drawing"/>
@@ -8209,7 +8908,7 @@
       </w:pPr>
       <w:r>
         <w:drawing>
-          <wp:inline wp14:editId="550B25F0" wp14:anchorId="53941A26">
+          <wp:inline wp14:editId="158AB3EE" wp14:anchorId="53941A26">
             <wp:extent cx="5943600" cy="2657475"/>
             <wp:effectExtent l="0" t="0" r="0" b="0"/>
             <wp:docPr id="973760945" name="drawing"/>
@@ -8329,7 +9028,7 @@
       </w:pPr>
       <w:r>
         <w:drawing>
-          <wp:inline wp14:editId="182FCC0B" wp14:anchorId="4F5749EE">
+          <wp:inline wp14:editId="2EDBFCD4" wp14:anchorId="4F5749EE">
             <wp:extent cx="5943600" cy="2676525"/>
             <wp:effectExtent l="0" t="0" r="0" b="0"/>
             <wp:docPr id="485496506" name="drawing"/>
@@ -8374,7 +9073,16 @@
     <w:p>
       <w:pPr>
         <w:pStyle w:val="Heading4"/>
-      </w:pPr>
+        <w:rPr>
+          <w:b w:val="1"/>
+          <w:bCs w:val="1"/>
+          <w:i w:val="0"/>
+          <w:iCs w:val="0"/>
+          <w:color w:val="000000" w:themeColor="text1" w:themeTint="FF" w:themeShade="FF"/>
+          <w:u w:val="single"/>
+        </w:rPr>
+      </w:pPr>
+      <w:bookmarkStart w:name="_Toc944731074" w:id="1128504381"/>
       <w:r>
         <w:rPr>
           <w:b w:val="1"/>
@@ -8386,6 +9094,7 @@
         </w:rPr>
         <w:t>INSERT SECTOR:</w:t>
       </w:r>
+      <w:bookmarkEnd w:id="1128504381"/>
     </w:p>
     <w:p>
       <w:pPr>
@@ -8430,7 +9139,7 @@
       </w:pPr>
       <w:r>
         <w:drawing>
-          <wp:inline wp14:editId="6F6AE63B" wp14:anchorId="289659F1">
+          <wp:inline wp14:editId="7E9AE24D" wp14:anchorId="289659F1">
             <wp:extent cx="5943600" cy="2714625"/>
             <wp:effectExtent l="0" t="0" r="0" b="0"/>
             <wp:docPr id="136065203" name="drawing"/>
@@ -8514,7 +9223,7 @@
       </w:pPr>
       <w:r>
         <w:drawing>
-          <wp:inline wp14:editId="1BB92300" wp14:anchorId="17D8B12B">
+          <wp:inline wp14:editId="7C52D7A6" wp14:anchorId="17D8B12B">
             <wp:extent cx="5943600" cy="2667000"/>
             <wp:effectExtent l="0" t="0" r="0" b="0"/>
             <wp:docPr id="607324325" name="drawing"/>
@@ -8555,6 +9264,360 @@
           </wp:inline>
         </w:drawing>
       </w:r>
+    </w:p>
+    <w:p>
+      <w:pPr>
+        <w:pStyle w:val="Normal"/>
+      </w:pPr>
+    </w:p>
+    <w:p>
+      <w:pPr>
+        <w:pStyle w:val="Normal"/>
+      </w:pPr>
+      <w:r>
+        <w:rPr/>
+        <w:t>INSERT INTO PAGE</w:t>
+      </w:r>
+    </w:p>
+    <w:p>
+      <w:pPr>
+        <w:pStyle w:val="Normal"/>
+      </w:pPr>
+      <w:r>
+        <w:rPr/>
+        <w:t>VALUES('1', 'AnNa@smith','homepage','2'),</w:t>
+      </w:r>
+    </w:p>
+    <w:p>
+      <w:pPr>
+        <w:pStyle w:val="Normal"/>
+      </w:pPr>
+      <w:r>
+        <w:rPr/>
+        <w:t xml:space="preserve">       ('5', 'sAmKeN', 'homepage','4');</w:t>
+      </w:r>
+    </w:p>
+    <w:p>
+      <w:pPr>
+        <w:pStyle w:val="Normal"/>
+      </w:pPr>
+      <w:r>
+        <w:drawing>
+          <wp:inline wp14:editId="31B12469" wp14:anchorId="645A4606">
+            <wp:extent cx="5943600" cy="3476625"/>
+            <wp:effectExtent l="0" t="0" r="0" b="0"/>
+            <wp:docPr id="758257119" name="drawing"/>
+            <wp:cNvGraphicFramePr>
+              <a:graphicFrameLocks noChangeAspect="1"/>
+            </wp:cNvGraphicFramePr>
+            <a:graphic>
+              <a:graphicData xmlns:a="http://schemas.openxmlformats.org/drawingml/2006/main" uri="http://schemas.openxmlformats.org/drawingml/2006/picture">
+                <pic:pic xmlns:pic="http://schemas.openxmlformats.org/drawingml/2006/picture">
+                  <pic:nvPicPr>
+                    <pic:cNvPr id="758257119" name="Picture 758257119"/>
+                    <pic:cNvPicPr/>
+                  </pic:nvPicPr>
+                  <pic:blipFill>
+                    <a:blip xmlns:r="http://schemas.openxmlformats.org/officeDocument/2006/relationships" r:embed="rId1084411157">
+                      <a:extLst>
+                        <a:ext uri="{28A0092B-C50C-407E-A947-70E740481C1C}">
+                          <a14:useLocalDpi xmlns:a14="http://schemas.microsoft.com/office/drawing/2010/main"/>
+                        </a:ext>
+                      </a:extLst>
+                    </a:blip>
+                    <a:stretch>
+                      <a:fillRect/>
+                    </a:stretch>
+                  </pic:blipFill>
+                  <pic:spPr>
+                    <a:xfrm>
+                      <a:off x="0" y="0"/>
+                      <a:ext cx="5943600" cy="3476625"/>
+                    </a:xfrm>
+                    <a:prstGeom prst="rect">
+                      <a:avLst/>
+                    </a:prstGeom>
+                  </pic:spPr>
+                </pic:pic>
+              </a:graphicData>
+            </a:graphic>
+          </wp:inline>
+        </w:drawing>
+      </w:r>
+    </w:p>
+    <w:p>
+      <w:pPr>
+        <w:pStyle w:val="Normal"/>
+      </w:pPr>
+      <w:r>
+        <w:rPr/>
+        <w:t>INSERT INTO PLATFORM</w:t>
+      </w:r>
+    </w:p>
+    <w:p>
+      <w:pPr>
+        <w:pStyle w:val="Normal"/>
+      </w:pPr>
+      <w:r>
+        <w:rPr/>
+        <w:t>VALUES ('7', 'BASEROLL','3','1'),</w:t>
+      </w:r>
+    </w:p>
+    <w:p>
+      <w:pPr>
+        <w:pStyle w:val="Normal"/>
+      </w:pPr>
+      <w:r>
+        <w:rPr/>
+        <w:t xml:space="preserve">       ('8', 'MASTER WALK', '6','5'),</w:t>
+      </w:r>
+    </w:p>
+    <w:p>
+      <w:pPr>
+        <w:pStyle w:val="Normal"/>
+      </w:pPr>
+      <w:r>
+        <w:rPr/>
+        <w:t xml:space="preserve">       ('10', 'PRO', '9','1');</w:t>
+      </w:r>
+    </w:p>
+    <w:p>
+      <w:pPr>
+        <w:pStyle w:val="Normal"/>
+      </w:pPr>
+      <w:r>
+        <w:drawing>
+          <wp:inline wp14:editId="0A669B75" wp14:anchorId="2178F769">
+            <wp:extent cx="5943600" cy="2667000"/>
+            <wp:effectExtent l="0" t="0" r="0" b="0"/>
+            <wp:docPr id="1995027814" name="drawing"/>
+            <wp:cNvGraphicFramePr>
+              <a:graphicFrameLocks noChangeAspect="1"/>
+            </wp:cNvGraphicFramePr>
+            <a:graphic>
+              <a:graphicData xmlns:a="http://schemas.openxmlformats.org/drawingml/2006/main" uri="http://schemas.openxmlformats.org/drawingml/2006/picture">
+                <pic:pic xmlns:pic="http://schemas.openxmlformats.org/drawingml/2006/picture">
+                  <pic:nvPicPr>
+                    <pic:cNvPr id="1995027814" name="Picture 1995027814"/>
+                    <pic:cNvPicPr/>
+                  </pic:nvPicPr>
+                  <pic:blipFill>
+                    <a:blip xmlns:r="http://schemas.openxmlformats.org/officeDocument/2006/relationships" r:embed="rId1195960824">
+                      <a:extLst>
+                        <a:ext uri="{28A0092B-C50C-407E-A947-70E740481C1C}">
+                          <a14:useLocalDpi xmlns:a14="http://schemas.microsoft.com/office/drawing/2010/main"/>
+                        </a:ext>
+                      </a:extLst>
+                    </a:blip>
+                    <a:stretch>
+                      <a:fillRect/>
+                    </a:stretch>
+                  </pic:blipFill>
+                  <pic:spPr>
+                    <a:xfrm>
+                      <a:off x="0" y="0"/>
+                      <a:ext cx="5943600" cy="2667000"/>
+                    </a:xfrm>
+                    <a:prstGeom prst="rect">
+                      <a:avLst/>
+                    </a:prstGeom>
+                  </pic:spPr>
+                </pic:pic>
+              </a:graphicData>
+            </a:graphic>
+          </wp:inline>
+        </w:drawing>
+      </w:r>
+    </w:p>
+    <w:p>
+      <w:pPr>
+        <w:pStyle w:val="Normal"/>
+      </w:pPr>
+      <w:r>
+        <w:rPr/>
+        <w:t>INSERT INTO ORGANISER</w:t>
+      </w:r>
+    </w:p>
+    <w:p>
+      <w:pPr>
+        <w:pStyle w:val="Normal"/>
+      </w:pPr>
+      <w:r>
+        <w:rPr/>
+        <w:t>VALUES ('</w:t>
+      </w:r>
+      <w:r>
+        <w:fldChar w:fldCharType="begin"/>
+      </w:r>
+      <w:r>
+        <w:instrText xml:space="preserve">HYPERLINK "mailto:11','FRNB','FRNB23@GMAIL.COM" </w:instrText>
+      </w:r>
+      <w:r>
+        <w:fldChar w:fldCharType="separate"/>
+      </w:r>
+      <w:r>
+        <w:rPr/>
+        <w:t>11','FRNB','FRNB23@GMAIL.COM</w:t>
+      </w:r>
+      <w:r>
+        <w:fldChar w:fldCharType="end"/>
+      </w:r>
+      <w:r>
+        <w:rPr/>
+        <w:t>',' BASED IN CAPE TOWN','7'),</w:t>
+      </w:r>
+    </w:p>
+    <w:p>
+      <w:pPr>
+        <w:pStyle w:val="Normal"/>
+      </w:pPr>
+      <w:r>
+        <w:rPr/>
+        <w:t xml:space="preserve">       ('12', 'MISA','MisA65@GMAIL.COM', ' BASED IN JOHANNESBURG','8');</w:t>
+      </w:r>
+    </w:p>
+    <w:p>
+      <w:pPr>
+        <w:pStyle w:val="Normal"/>
+      </w:pPr>
+      <w:r>
+        <w:drawing>
+          <wp:inline wp14:editId="69EF16BF" wp14:anchorId="6F758951">
+            <wp:extent cx="5943600" cy="2686050"/>
+            <wp:effectExtent l="0" t="0" r="0" b="0"/>
+            <wp:docPr id="1258642651" name="drawing"/>
+            <wp:cNvGraphicFramePr>
+              <a:graphicFrameLocks noChangeAspect="1"/>
+            </wp:cNvGraphicFramePr>
+            <a:graphic>
+              <a:graphicData xmlns:a="http://schemas.openxmlformats.org/drawingml/2006/main" uri="http://schemas.openxmlformats.org/drawingml/2006/picture">
+                <pic:pic xmlns:pic="http://schemas.openxmlformats.org/drawingml/2006/picture">
+                  <pic:nvPicPr>
+                    <pic:cNvPr id="1258642651" name="Picture 1258642651"/>
+                    <pic:cNvPicPr/>
+                  </pic:nvPicPr>
+                  <pic:blipFill>
+                    <a:blip xmlns:r="http://schemas.openxmlformats.org/officeDocument/2006/relationships" r:embed="rId256822585">
+                      <a:extLst>
+                        <a:ext uri="{28A0092B-C50C-407E-A947-70E740481C1C}">
+                          <a14:useLocalDpi xmlns:a14="http://schemas.microsoft.com/office/drawing/2010/main"/>
+                        </a:ext>
+                      </a:extLst>
+                    </a:blip>
+                    <a:stretch>
+                      <a:fillRect/>
+                    </a:stretch>
+                  </pic:blipFill>
+                  <pic:spPr>
+                    <a:xfrm>
+                      <a:off x="0" y="0"/>
+                      <a:ext cx="5943600" cy="2686050"/>
+                    </a:xfrm>
+                    <a:prstGeom prst="rect">
+                      <a:avLst/>
+                    </a:prstGeom>
+                  </pic:spPr>
+                </pic:pic>
+              </a:graphicData>
+            </a:graphic>
+          </wp:inline>
+        </w:drawing>
+      </w:r>
+    </w:p>
+    <w:p>
+      <w:pPr>
+        <w:pStyle w:val="Heading4"/>
+        <w:rPr>
+          <w:b w:val="1"/>
+          <w:bCs w:val="1"/>
+          <w:i w:val="0"/>
+          <w:iCs w:val="0"/>
+          <w:color w:val="000000" w:themeColor="text1" w:themeTint="FF" w:themeShade="FF"/>
+          <w:u w:val="single"/>
+        </w:rPr>
+      </w:pPr>
+      <w:bookmarkStart w:name="_Toc736043018" w:id="252959854"/>
+      <w:r>
+        <w:rPr>
+          <w:b w:val="1"/>
+          <w:bCs w:val="1"/>
+          <w:i w:val="0"/>
+          <w:iCs w:val="0"/>
+          <w:color w:val="000000" w:themeColor="text1" w:themeTint="FF" w:themeShade="FF"/>
+          <w:u w:val="single"/>
+        </w:rPr>
+        <w:t>PROOF OF THE TABLES CREATED:</w:t>
+      </w:r>
+      <w:bookmarkEnd w:id="252959854"/>
+    </w:p>
+    <w:p>
+      <w:pPr>
+        <w:pStyle w:val="Normal"/>
+      </w:pPr>
+      <w:r>
+        <w:drawing>
+          <wp:inline wp14:editId="1F28E9EF" wp14:anchorId="57527863">
+            <wp:extent cx="3334215" cy="5715797"/>
+            <wp:effectExtent l="0" t="0" r="0" b="0"/>
+            <wp:docPr id="2075491542" name="drawing"/>
+            <wp:cNvGraphicFramePr>
+              <a:graphicFrameLocks noChangeAspect="1"/>
+            </wp:cNvGraphicFramePr>
+            <a:graphic>
+              <a:graphicData xmlns:a="http://schemas.openxmlformats.org/drawingml/2006/main" uri="http://schemas.openxmlformats.org/drawingml/2006/picture">
+                <pic:pic xmlns:pic="http://schemas.openxmlformats.org/drawingml/2006/picture">
+                  <pic:nvPicPr>
+                    <pic:cNvPr id="2075491542" name="Picture 2075491542"/>
+                    <pic:cNvPicPr/>
+                  </pic:nvPicPr>
+                  <pic:blipFill>
+                    <a:blip xmlns:r="http://schemas.openxmlformats.org/officeDocument/2006/relationships" r:embed="rId1071684035">
+                      <a:extLst>
+                        <a:ext uri="{28A0092B-C50C-407E-A947-70E740481C1C}">
+                          <a14:useLocalDpi xmlns:a14="http://schemas.microsoft.com/office/drawing/2010/main"/>
+                        </a:ext>
+                      </a:extLst>
+                    </a:blip>
+                    <a:stretch>
+                      <a:fillRect/>
+                    </a:stretch>
+                  </pic:blipFill>
+                  <pic:spPr>
+                    <a:xfrm>
+                      <a:off x="0" y="0"/>
+                      <a:ext cx="3334215" cy="5715797"/>
+                    </a:xfrm>
+                    <a:prstGeom prst="rect">
+                      <a:avLst/>
+                    </a:prstGeom>
+                  </pic:spPr>
+                </pic:pic>
+              </a:graphicData>
+            </a:graphic>
+          </wp:inline>
+        </w:drawing>
+      </w:r>
+    </w:p>
+    <w:p>
+      <w:pPr>
+        <w:pStyle w:val="Normal"/>
+      </w:pPr>
+    </w:p>
+    <w:p>
+      <w:pPr>
+        <w:pStyle w:val="Heading1"/>
+        <w:rPr>
+          <w:color w:val="000000" w:themeColor="text1" w:themeTint="FF" w:themeShade="FF"/>
+        </w:rPr>
+      </w:pPr>
+      <w:bookmarkStart w:name="_Toc1756283798" w:id="1948129225"/>
+      <w:r>
+        <w:rPr>
+          <w:color w:val="000000" w:themeColor="text1" w:themeTint="FF" w:themeShade="FF"/>
+        </w:rPr>
+        <w:t>GITHUB LINK:</w:t>
+      </w:r>
+      <w:bookmarkEnd w:id="1948129225"/>
     </w:p>
     <w:p>
       <w:pPr>
@@ -9060,7 +10123,7 @@
     <w:next w:val="Normal"/>
     <w:unhideWhenUsed/>
     <w:qFormat/>
-    <w:rsid w:val="7C383741"/>
+    <w:rsid w:val="3E2C336A"/>
     <w:rPr>
       <w:rFonts w:eastAsia="" w:cs="" w:eastAsiaTheme="majorEastAsia" w:cstheme="majorBidi"/>
       <w:color w:val="0F4761" w:themeColor="accent1" w:themeTint="FF" w:themeShade="BF"/>
@@ -9081,7 +10144,7 @@
     <w:next w:val="Normal"/>
     <w:unhideWhenUsed/>
     <w:qFormat/>
-    <w:rsid w:val="7C383741"/>
+    <w:rsid w:val="3E2C336A"/>
     <w:rPr>
       <w:rFonts w:eastAsia="" w:cs="" w:eastAsiaTheme="majorEastAsia" w:cstheme="majorBidi"/>
       <w:i w:val="1"/>
@@ -9093,6 +10156,64 @@
       <w:keepLines w:val="1"/>
       <w:spacing w:before="80" w:after="40"/>
       <w:outlineLvl w:val="3"/>
+    </w:pPr>
+  </w:style>
+  <w:style w:type="character" w:styleId="Hyperlink">
+    <w:uiPriority w:val="99"/>
+    <w:name w:val="Hyperlink"/>
+    <w:basedOn w:val="DefaultParagraphFont"/>
+    <w:unhideWhenUsed/>
+    <w:rsid w:val="3E2C336A"/>
+    <w:rPr>
+      <w:color w:val="467886"/>
+      <w:u w:val="single"/>
+    </w:rPr>
+  </w:style>
+  <w:style w:type="paragraph" w:styleId="TOC1">
+    <w:uiPriority w:val="39"/>
+    <w:name w:val="toc 1"/>
+    <w:basedOn w:val="Normal"/>
+    <w:next w:val="Normal"/>
+    <w:unhideWhenUsed/>
+    <w:rsid w:val="3E2C336A"/>
+    <w:pPr>
+      <w:spacing w:after="100"/>
+    </w:pPr>
+  </w:style>
+  <w:style w:type="paragraph" w:styleId="TOC2">
+    <w:uiPriority w:val="39"/>
+    <w:name w:val="toc 2"/>
+    <w:basedOn w:val="Normal"/>
+    <w:next w:val="Normal"/>
+    <w:unhideWhenUsed/>
+    <w:rsid w:val="3E2C336A"/>
+    <w:pPr>
+      <w:spacing w:after="100"/>
+      <w:ind w:left="220"/>
+    </w:pPr>
+  </w:style>
+  <w:style w:type="paragraph" w:styleId="TOC3">
+    <w:uiPriority w:val="39"/>
+    <w:name w:val="toc 3"/>
+    <w:basedOn w:val="Normal"/>
+    <w:next w:val="Normal"/>
+    <w:unhideWhenUsed/>
+    <w:rsid w:val="3E2C336A"/>
+    <w:pPr>
+      <w:spacing w:after="100"/>
+      <w:ind w:left="440"/>
+    </w:pPr>
+  </w:style>
+  <w:style w:type="paragraph" w:styleId="TOC4">
+    <w:uiPriority w:val="39"/>
+    <w:name w:val="toc 4"/>
+    <w:basedOn w:val="Normal"/>
+    <w:next w:val="Normal"/>
+    <w:unhideWhenUsed/>
+    <w:rsid w:val="3E2C336A"/>
+    <w:pPr>
+      <w:spacing w:after="100"/>
+      <w:ind w:left="660"/>
     </w:pPr>
   </w:style>
   <w:style xmlns:w="http://schemas.openxmlformats.org/wordprocessingml/2006/main" w:type="table" w:styleId="TableGrid">
